--- a/文本测改进方法.docx
+++ b/文本测改进方法.docx
@@ -3,6 +3,11 @@
 <w:document xmlns:wpc="http://schemas.microsoft.com/office/word/2010/wordprocessingCanvas" xmlns:cx="http://schemas.microsoft.com/office/drawing/2014/chartex" xmlns:cx1="http://schemas.microsoft.com/office/drawing/2015/9/8/chartex" xmlns:cx2="http://schemas.microsoft.com/office/drawing/2015/10/21/chartex" xmlns:cx3="http://schemas.microsoft.com/office/drawing/2016/5/9/chartex" xmlns:cx4="http://schemas.microsoft.com/office/drawing/2016/5/10/chartex" xmlns:cx5="http://schemas.microsoft.com/office/drawing/2016/5/11/chartex" xmlns:cx6="http://schemas.microsoft.com/office/drawing/2016/5/12/chartex" xmlns:cx7="http://schemas.microsoft.com/office/drawing/2016/5/13/chartex" xmlns:cx8="http://schemas.microsoft.com/office/drawing/2016/5/14/chartex" xmlns:mc="http://schemas.openxmlformats.org/markup-compatibility/2006" xmlns:aink="http://schemas.microsoft.com/office/drawing/2016/ink" xmlns:am3d="http://schemas.microsoft.com/office/drawing/2017/model3d" xmlns:o="urn:schemas-microsoft-com:office:office" xmlns:oel="http://schemas.microsoft.com/office/2019/extlst" xmlns:r="http://schemas.openxmlformats.org/officeDocument/2006/relationships" xmlns:m="http://schemas.openxmlformats.org/officeDocument/2006/math" xmlns:v="urn:schemas-microsoft-com:vml" xmlns:wp14="http://schemas.microsoft.com/office/word/2010/wordprocessingDrawing" xmlns:wp="http://schemas.openxmlformats.org/drawingml/2006/wordprocessingDrawing" xmlns:w10="urn:schemas-microsoft-com:office:word" xmlns:w="http://schemas.openxmlformats.org/wordprocessingml/2006/main" xmlns:w14="http://schemas.microsoft.com/office/word/2010/wordml" xmlns:w15="http://schemas.microsoft.com/office/word/2012/wordml" xmlns:w16cex="http://schemas.microsoft.com/office/word/2018/wordml/cex" xmlns:w16cid="http://schemas.microsoft.com/office/word/2016/wordml/cid" xmlns:w16="http://schemas.microsoft.com/office/word/2018/wordml" xmlns:w16du="http://schemas.microsoft.com/office/word/2023/wordml/word16du" xmlns:w16sdtdh="http://schemas.microsoft.com/office/word/2020/wordml/sdtdatahash" xmlns:w16sdtfl="http://schemas.microsoft.com/office/word/2024/wordml/sdtformatlock" xmlns:w16se="http://schemas.microsoft.com/office/word/2015/wordml/symex" xmlns:wpg="http://schemas.microsoft.com/office/word/2010/wordprocessingGroup" xmlns:wpi="http://schemas.microsoft.com/office/word/2010/wordprocessingInk" xmlns:wne="http://schemas.microsoft.com/office/word/2006/wordml" xmlns:wps="http://schemas.microsoft.com/office/word/2010/wordprocessingShape" mc:Ignorable="w14 w15 w16se w16cid w16 w16cex w16sdtdh w16sdtfl w16du wp14">
   <w:body>
     <w:p>
+      <w:pPr>
+        <w:rPr>
+          <w:rFonts w:hint="eastAsia"/>
+        </w:rPr>
+      </w:pPr>
       <w:r>
         <w:rPr>
           <w:noProof/>
@@ -44,7 +49,73 @@
         </w:drawing>
       </w:r>
     </w:p>
-    <w:p/>
+    <w:p>
+      <w:pPr>
+        <w:rPr>
+          <w:rFonts w:hint="eastAsia"/>
+        </w:rPr>
+      </w:pPr>
+    </w:p>
+    <w:p>
+      <w:pPr>
+        <w:rPr>
+          <w:rFonts w:hint="eastAsia"/>
+        </w:rPr>
+      </w:pPr>
+      <w:r>
+        <w:rPr>
+          <w:noProof/>
+        </w:rPr>
+        <w:drawing>
+          <wp:inline distT="0" distB="0" distL="0" distR="0" wp14:anchorId="02B668E7" wp14:editId="7E5983E8">
+            <wp:extent cx="5274310" cy="1206500"/>
+            <wp:effectExtent l="0" t="0" r="2540" b="0"/>
+            <wp:docPr id="775036027" name="图片 1"/>
+            <wp:cNvGraphicFramePr>
+              <a:graphicFrameLocks xmlns:a="http://schemas.openxmlformats.org/drawingml/2006/main" noChangeAspect="1"/>
+            </wp:cNvGraphicFramePr>
+            <a:graphic xmlns:a="http://schemas.openxmlformats.org/drawingml/2006/main">
+              <a:graphicData uri="http://schemas.openxmlformats.org/drawingml/2006/picture">
+                <pic:pic xmlns:pic="http://schemas.openxmlformats.org/drawingml/2006/picture">
+                  <pic:nvPicPr>
+                    <pic:cNvPr id="0" name="Picture 1"/>
+                    <pic:cNvPicPr>
+                      <a:picLocks noChangeAspect="1" noChangeArrowheads="1"/>
+                    </pic:cNvPicPr>
+                  </pic:nvPicPr>
+                  <pic:blipFill>
+                    <a:blip r:embed="rId6">
+                      <a:extLst>
+                        <a:ext uri="{28A0092B-C50C-407E-A947-70E740481C1C}">
+                          <a14:useLocalDpi xmlns:a14="http://schemas.microsoft.com/office/drawing/2010/main" val="0"/>
+                        </a:ext>
+                      </a:extLst>
+                    </a:blip>
+                    <a:srcRect/>
+                    <a:stretch>
+                      <a:fillRect/>
+                    </a:stretch>
+                  </pic:blipFill>
+                  <pic:spPr bwMode="auto">
+                    <a:xfrm>
+                      <a:off x="0" y="0"/>
+                      <a:ext cx="5274310" cy="1206500"/>
+                    </a:xfrm>
+                    <a:prstGeom prst="rect">
+                      <a:avLst/>
+                    </a:prstGeom>
+                    <a:noFill/>
+                    <a:ln>
+                      <a:noFill/>
+                    </a:ln>
+                  </pic:spPr>
+                </pic:pic>
+              </a:graphicData>
+            </a:graphic>
+          </wp:inline>
+        </w:drawing>
+      </w:r>
+    </w:p>
     <w:p>
       <w:pPr>
         <w:pStyle w:val="a9"/>
@@ -53,6 +124,7 @@
           <w:numId w:val="1"/>
         </w:numPr>
         <w:rPr>
+          <w:rFonts w:hint="eastAsia"/>
           <w:b/>
           <w:bCs/>
         </w:rPr>
@@ -63,26 +135,15 @@
           <w:b/>
           <w:bCs/>
         </w:rPr>
-        <w:t>将</w:t>
-      </w:r>
-      <w:r>
-        <w:rPr>
-          <w:rFonts w:hint="eastAsia"/>
-          <w:b/>
-          <w:bCs/>
-        </w:rPr>
-        <w:t>一对 normal/abnormal 提示扩展为</w:t>
-      </w:r>
-      <w:r>
-        <w:rPr>
-          <w:rFonts w:hint="eastAsia"/>
-          <w:b/>
-          <w:bCs/>
-        </w:rPr>
-        <w:t>三层或者多层提示词，形成多属性文本锚点。</w:t>
-      </w:r>
-    </w:p>
-    <w:p>
+        <w:t>将一对 normal/abnormal 提示扩展为三层或者多层提示词，形成多属性文本锚点。</w:t>
+      </w:r>
+    </w:p>
+    <w:p>
+      <w:pPr>
+        <w:rPr>
+          <w:rFonts w:hint="eastAsia"/>
+        </w:rPr>
+      </w:pPr>
       <w:r>
         <w:rPr>
           <w:rFonts w:hint="eastAsia"/>
@@ -104,6 +165,11 @@
       </w:r>
     </w:p>
     <w:p>
+      <w:pPr>
+        <w:rPr>
+          <w:rFonts w:hint="eastAsia"/>
+        </w:rPr>
+      </w:pPr>
       <w:r>
         <w:rPr>
           <w:rFonts w:hint="eastAsia"/>
@@ -111,8 +177,19 @@
         <w:t>an abnormal brain MRI</w:t>
       </w:r>
     </w:p>
-    <w:p/>
-    <w:p>
+    <w:p>
+      <w:pPr>
+        <w:rPr>
+          <w:rFonts w:hint="eastAsia"/>
+        </w:rPr>
+      </w:pPr>
+    </w:p>
+    <w:p>
+      <w:pPr>
+        <w:rPr>
+          <w:rFonts w:hint="eastAsia"/>
+        </w:rPr>
+      </w:pPr>
       <w:r>
         <w:rPr>
           <w:rFonts w:hint="eastAsia"/>
@@ -121,7 +198,15 @@
       </w:r>
     </w:p>
     <w:p>
-      <w:r>
+      <w:pPr>
+        <w:rPr>
+          <w:rFonts w:hint="eastAsia"/>
+        </w:rPr>
+      </w:pPr>
+      <w:r>
+        <w:rPr>
+          <w:noProof/>
+        </w:rPr>
         <w:drawing>
           <wp:inline distT="0" distB="0" distL="0" distR="0" wp14:anchorId="677A5D08" wp14:editId="5D0164F3">
             <wp:extent cx="5274310" cy="1593850"/>
@@ -138,7 +223,7 @@
                     <pic:cNvPicPr/>
                   </pic:nvPicPr>
                   <pic:blipFill>
-                    <a:blip r:embed="rId6"/>
+                    <a:blip r:embed="rId7"/>
                     <a:stretch>
                       <a:fillRect/>
                     </a:stretch>
@@ -160,6 +245,11 @@
       </w:r>
     </w:p>
     <w:p>
+      <w:pPr>
+        <w:rPr>
+          <w:rFonts w:hint="eastAsia"/>
+        </w:rPr>
+      </w:pPr>
       <w:r>
         <w:rPr>
           <w:rFonts w:hint="eastAsia"/>
@@ -181,6 +271,7 @@
           <w:numId w:val="1"/>
         </w:numPr>
         <w:rPr>
+          <w:rFonts w:hint="eastAsia"/>
           <w:b/>
           <w:bCs/>
         </w:rPr>
@@ -190,45 +281,26 @@
           <w:b/>
           <w:bCs/>
         </w:rPr>
-        <w:t xml:space="preserve">在 </w:t>
-      </w:r>
-      <w:proofErr w:type="spellStart"/>
-      <w:r>
-        <w:rPr>
-          <w:b/>
-          <w:bCs/>
-        </w:rPr>
-        <w:t>BiomedCLIP</w:t>
-      </w:r>
-      <w:proofErr w:type="spellEnd"/>
-      <w:r>
-        <w:rPr>
-          <w:b/>
-          <w:bCs/>
-        </w:rPr>
-        <w:t xml:space="preserve"> 文本编码器上加入残差 Adapter</w:t>
-      </w:r>
-    </w:p>
-    <w:p>
+        <w:t>在 BiomedCLIP 文本编码器上加入残差 Adapter</w:t>
+      </w:r>
+    </w:p>
+    <w:p>
+      <w:pPr>
+        <w:rPr>
+          <w:rFonts w:hint="eastAsia"/>
+        </w:rPr>
+      </w:pPr>
       <w:r>
         <w:rPr>
           <w:rFonts w:hint="eastAsia"/>
         </w:rPr>
         <w:t>因为</w:t>
       </w:r>
-      <w:proofErr w:type="spellStart"/>
-      <w:r>
-        <w:rPr>
-          <w:rFonts w:hint="eastAsia"/>
-        </w:rPr>
-        <w:t>BiomedCLIP</w:t>
-      </w:r>
-      <w:proofErr w:type="spellEnd"/>
-      <w:r>
-        <w:rPr>
-          <w:rFonts w:hint="eastAsia"/>
-        </w:rPr>
-        <w:t xml:space="preserve"> 的文本编码器是冻结的，它输出的文本嵌入无法精准区分</w:t>
+      <w:r>
+        <w:rPr>
+          <w:rFonts w:hint="eastAsia"/>
+        </w:rPr>
+        <w:t>BiomedCLIP 的文本编码器是冻结的，它输出的文本嵌入无法精准区分</w:t>
       </w:r>
       <w:r>
         <w:rPr>
@@ -262,6 +334,11 @@
       </w:r>
     </w:p>
     <w:p>
+      <w:pPr>
+        <w:rPr>
+          <w:rFonts w:hint="eastAsia"/>
+        </w:rPr>
+      </w:pPr>
       <w:r>
         <w:rPr>
           <w:rFonts w:hint="eastAsia"/>
@@ -276,7 +353,15 @@
       </w:r>
     </w:p>
     <w:p>
-      <w:r>
+      <w:pPr>
+        <w:rPr>
+          <w:rFonts w:hint="eastAsia"/>
+        </w:rPr>
+      </w:pPr>
+      <w:r>
+        <w:rPr>
+          <w:noProof/>
+        </w:rPr>
         <w:drawing>
           <wp:inline distT="0" distB="0" distL="0" distR="0" wp14:anchorId="76A71AFA" wp14:editId="03C2E940">
             <wp:extent cx="3591426" cy="485843"/>
@@ -293,7 +378,7 @@
                     <pic:cNvPicPr/>
                   </pic:nvPicPr>
                   <pic:blipFill>
-                    <a:blip r:embed="rId7"/>
+                    <a:blip r:embed="rId8"/>
                     <a:stretch>
                       <a:fillRect/>
                     </a:stretch>
@@ -315,34 +400,17 @@
       </w:r>
     </w:p>
     <w:p>
-      <w:r>
-        <w:rPr>
-          <w:rFonts w:hint="eastAsia"/>
-        </w:rPr>
-        <w:t xml:space="preserve">只训练 </w:t>
-      </w:r>
-      <w:proofErr w:type="spellStart"/>
-      <w:r>
-        <w:rPr>
-          <w:rFonts w:hint="eastAsia"/>
-        </w:rPr>
-        <w:t>W_down</w:t>
-      </w:r>
-      <w:proofErr w:type="spellEnd"/>
-      <w:r>
-        <w:rPr>
-          <w:rFonts w:hint="eastAsia"/>
-        </w:rPr>
-        <w:t>、</w:t>
-      </w:r>
-      <w:proofErr w:type="spellStart"/>
-      <w:r>
-        <w:rPr>
-          <w:rFonts w:hint="eastAsia"/>
-        </w:rPr>
-        <w:t>W_up</w:t>
-      </w:r>
-      <w:proofErr w:type="spellEnd"/>
+      <w:pPr>
+        <w:rPr>
+          <w:rFonts w:hint="eastAsia"/>
+        </w:rPr>
+      </w:pPr>
+      <w:r>
+        <w:rPr>
+          <w:rFonts w:hint="eastAsia"/>
+        </w:rPr>
+        <w:t>只训练 W_down、W_up</w:t>
+      </w:r>
       <w:r>
         <w:rPr>
           <w:rFonts w:hint="eastAsia"/>
@@ -396,7 +464,13 @@
       </w:r>
     </w:p>
     <w:p>
-      <w:r>
+      <w:pPr>
+        <w:rPr>
+          <w:rFonts w:hint="eastAsia"/>
+        </w:rPr>
+      </w:pPr>
+      <w:r>
+        <w:lastRenderedPageBreak/>
         <w:t>bottleneck 维度可以从 64、128、256 做消融</w:t>
       </w:r>
       <w:r>
@@ -414,6 +488,7 @@
           <w:numId w:val="1"/>
         </w:numPr>
         <w:rPr>
+          <w:rFonts w:hint="eastAsia"/>
           <w:b/>
           <w:bCs/>
         </w:rPr>
@@ -434,7 +509,15 @@
       </w:r>
     </w:p>
     <w:p>
-      <w:r>
+      <w:pPr>
+        <w:rPr>
+          <w:rFonts w:hint="eastAsia"/>
+        </w:rPr>
+      </w:pPr>
+      <w:r>
+        <w:rPr>
+          <w:noProof/>
+        </w:rPr>
         <w:drawing>
           <wp:inline distT="0" distB="0" distL="0" distR="0" wp14:anchorId="302EE2BE" wp14:editId="447B6AE4">
             <wp:extent cx="5274310" cy="860425"/>
@@ -451,7 +534,7 @@
                     <pic:cNvPicPr/>
                   </pic:nvPicPr>
                   <pic:blipFill>
-                    <a:blip r:embed="rId8"/>
+                    <a:blip r:embed="rId9"/>
                     <a:stretch>
                       <a:fillRect/>
                     </a:stretch>
@@ -473,8 +556,15 @@
       </w:r>
     </w:p>
     <w:p>
-      <w:r>
-        <w:lastRenderedPageBreak/>
+      <w:pPr>
+        <w:rPr>
+          <w:rFonts w:hint="eastAsia"/>
+        </w:rPr>
+      </w:pPr>
+      <w:r>
+        <w:rPr>
+          <w:noProof/>
+        </w:rPr>
         <w:drawing>
           <wp:inline distT="0" distB="0" distL="0" distR="0" wp14:anchorId="73044133" wp14:editId="45FC8095">
             <wp:extent cx="5274310" cy="930910"/>
@@ -491,7 +581,7 @@
                     <pic:cNvPicPr/>
                   </pic:nvPicPr>
                   <pic:blipFill>
-                    <a:blip r:embed="rId9"/>
+                    <a:blip r:embed="rId10"/>
                     <a:stretch>
                       <a:fillRect/>
                     </a:stretch>
@@ -513,20 +603,17 @@
       </w:r>
     </w:p>
     <w:p>
-      <w:r>
-        <w:rPr>
-          <w:rFonts w:hint="eastAsia"/>
-        </w:rPr>
-        <w:t>病灶内 patch 与异常</w:t>
-      </w:r>
-      <w:proofErr w:type="gramStart"/>
-      <w:r>
-        <w:rPr>
-          <w:rFonts w:hint="eastAsia"/>
-        </w:rPr>
-        <w:t>文本锚点对齐</w:t>
-      </w:r>
-      <w:proofErr w:type="gramEnd"/>
+      <w:pPr>
+        <w:rPr>
+          <w:rFonts w:hint="eastAsia"/>
+        </w:rPr>
+      </w:pPr>
+      <w:r>
+        <w:rPr>
+          <w:rFonts w:hint="eastAsia"/>
+        </w:rPr>
+        <w:t>病灶内 patch 与异常文本锚点对齐</w:t>
+      </w:r>
       <w:r>
         <w:rPr>
           <w:rFonts w:hint="eastAsia"/>
@@ -537,37 +624,16 @@
         <w:rPr>
           <w:rFonts w:hint="eastAsia"/>
         </w:rPr>
-        <w:t>病灶外 patch 与正常</w:t>
-      </w:r>
-      <w:proofErr w:type="gramStart"/>
-      <w:r>
-        <w:rPr>
-          <w:rFonts w:hint="eastAsia"/>
-        </w:rPr>
-        <w:t>文本锚点对齐</w:t>
-      </w:r>
-      <w:proofErr w:type="gramEnd"/>
+        <w:t>病灶外 patch 与正常文本锚点对齐</w:t>
+      </w:r>
       <w:r>
         <w:rPr>
           <w:rFonts w:hint="eastAsia"/>
         </w:rPr>
         <w:t>，</w:t>
       </w:r>
-      <w:proofErr w:type="gramStart"/>
-      <w:r>
-        <w:t>整张图</w:t>
-      </w:r>
-      <w:proofErr w:type="gramEnd"/>
-      <w:r>
-        <w:t>的 CLS 特征仍负责</w:t>
-      </w:r>
-      <w:proofErr w:type="gramStart"/>
-      <w:r>
-        <w:t>图像级</w:t>
-      </w:r>
-      <w:proofErr w:type="gramEnd"/>
-      <w:r>
-        <w:t>异常判断</w:t>
+      <w:r>
+        <w:t>整张图的 CLS 特征仍负责图像级异常判断</w:t>
       </w:r>
       <w:r>
         <w:rPr>
@@ -584,6 +650,7 @@
           <w:numId w:val="1"/>
         </w:numPr>
         <w:rPr>
+          <w:rFonts w:hint="eastAsia"/>
           <w:b/>
           <w:bCs/>
         </w:rPr>
@@ -598,7 +665,15 @@
       </w:r>
     </w:p>
     <w:p>
-      <w:r>
+      <w:pPr>
+        <w:rPr>
+          <w:rFonts w:hint="eastAsia"/>
+        </w:rPr>
+      </w:pPr>
+      <w:r>
+        <w:rPr>
+          <w:noProof/>
+        </w:rPr>
         <w:drawing>
           <wp:inline distT="0" distB="0" distL="0" distR="0" wp14:anchorId="3CC6865E" wp14:editId="271D9FB6">
             <wp:extent cx="4963218" cy="428685"/>
@@ -615,7 +690,7 @@
                     <pic:cNvPicPr/>
                   </pic:nvPicPr>
                   <pic:blipFill>
-                    <a:blip r:embed="rId10"/>
+                    <a:blip r:embed="rId11"/>
                     <a:stretch>
                       <a:fillRect/>
                     </a:stretch>
@@ -637,7 +712,15 @@
       </w:r>
     </w:p>
     <w:p>
-      <w:r>
+      <w:pPr>
+        <w:rPr>
+          <w:rFonts w:hint="eastAsia"/>
+        </w:rPr>
+      </w:pPr>
+      <w:r>
+        <w:rPr>
+          <w:noProof/>
+        </w:rPr>
         <w:drawing>
           <wp:inline distT="0" distB="0" distL="0" distR="0" wp14:anchorId="5BFB81FF" wp14:editId="5AB6E874">
             <wp:extent cx="3096057" cy="447737"/>
@@ -654,7 +737,7 @@
                     <pic:cNvPicPr/>
                   </pic:nvPicPr>
                   <pic:blipFill>
-                    <a:blip r:embed="rId11"/>
+                    <a:blip r:embed="rId12"/>
                     <a:stretch>
                       <a:fillRect/>
                     </a:stretch>
@@ -676,6 +759,11 @@
       </w:r>
     </w:p>
     <w:p>
+      <w:pPr>
+        <w:rPr>
+          <w:rFonts w:hint="eastAsia"/>
+        </w:rPr>
+      </w:pPr>
       <w:r>
         <w:rPr>
           <w:rFonts w:hint="eastAsia"/>
@@ -690,7 +778,15 @@
       </w:r>
     </w:p>
     <w:p>
-      <w:r>
+      <w:pPr>
+        <w:rPr>
+          <w:rFonts w:hint="eastAsia"/>
+        </w:rPr>
+      </w:pPr>
+      <w:r>
+        <w:rPr>
+          <w:noProof/>
+        </w:rPr>
         <w:drawing>
           <wp:inline distT="0" distB="0" distL="0" distR="0" wp14:anchorId="37FD3CC1" wp14:editId="09108F69">
             <wp:extent cx="2457793" cy="571580"/>
@@ -707,7 +803,7 @@
                     <pic:cNvPicPr/>
                   </pic:nvPicPr>
                   <pic:blipFill>
-                    <a:blip r:embed="rId12"/>
+                    <a:blip r:embed="rId13"/>
                     <a:stretch>
                       <a:fillRect/>
                     </a:stretch>
@@ -729,7 +825,15 @@
       </w:r>
     </w:p>
     <w:p>
-      <w:r>
+      <w:pPr>
+        <w:rPr>
+          <w:rFonts w:hint="eastAsia"/>
+        </w:rPr>
+      </w:pPr>
+      <w:r>
+        <w:rPr>
+          <w:noProof/>
+        </w:rPr>
         <w:drawing>
           <wp:inline distT="0" distB="0" distL="0" distR="0" wp14:anchorId="209AABCD" wp14:editId="68BDA266">
             <wp:extent cx="4191585" cy="819264"/>
@@ -746,7 +850,7 @@
                     <pic:cNvPicPr/>
                   </pic:nvPicPr>
                   <pic:blipFill>
-                    <a:blip r:embed="rId13"/>
+                    <a:blip r:embed="rId14"/>
                     <a:stretch>
                       <a:fillRect/>
                     </a:stretch>
@@ -783,6 +887,7 @@
     <w:p>
       <w:pPr>
         <w:rPr>
+          <w:rFonts w:hint="eastAsia"/>
           <w:b/>
           <w:bCs/>
         </w:rPr>
@@ -793,36 +898,53 @@
           <w:b/>
           <w:bCs/>
         </w:rPr>
-        <w:t xml:space="preserve">6、改动存档</w:t>
-      </w:r>
-    </w:p>
-    <w:p>
-      <w:pPr/>
-    </w:p>
-    <w:p>
-      <w:pPr/>
-      <w:r>
-        <w:rPr>
-          <w:rFonts w:hint="eastAsia"/>
-        </w:rPr>
-        <w:t xml:space="preserve">本节如实记录：文档原始方案（brain MRI）之外实际发生的全部改动，以及一次完整的 bug 排查记录。</w:t>
-      </w:r>
-    </w:p>
-    <w:p>
-      <w:pPr/>
-      <w:r>
-        <w:rPr>
-          <w:rFonts w:hint="eastAsia"/>
-        </w:rPr>
-        <w:t xml:space="preserve">记录原则——四条思路核心（三层提示词、文本残差 Adapter、全局+局部对齐、文本侧 margin 损失）原样未动，改动一律落在外围。</w:t>
-      </w:r>
-    </w:p>
-    <w:p>
-      <w:pPr/>
-    </w:p>
-    <w:p>
-      <w:pPr>
-        <w:rPr>
+        <w:t>6、改动存档</w:t>
+      </w:r>
+    </w:p>
+    <w:p>
+      <w:pPr>
+        <w:rPr>
+          <w:rFonts w:hint="eastAsia"/>
+        </w:rPr>
+      </w:pPr>
+    </w:p>
+    <w:p>
+      <w:pPr>
+        <w:rPr>
+          <w:rFonts w:hint="eastAsia"/>
+        </w:rPr>
+      </w:pPr>
+      <w:r>
+        <w:rPr>
+          <w:rFonts w:hint="eastAsia"/>
+        </w:rPr>
+        <w:t>本节如实记录：文档原始方案（brain MRI）之外实际发生的全部改动，以及一次完整的 bug 排查记录。</w:t>
+      </w:r>
+    </w:p>
+    <w:p>
+      <w:pPr>
+        <w:rPr>
+          <w:rFonts w:hint="eastAsia"/>
+        </w:rPr>
+      </w:pPr>
+      <w:r>
+        <w:rPr>
+          <w:rFonts w:hint="eastAsia"/>
+        </w:rPr>
+        <w:t>记录原则——四条思路核心（三层提示词、文本残差 Adapter、全局+局部对齐、文本侧 margin 损失）原样未动，改动一律落在外围。</w:t>
+      </w:r>
+    </w:p>
+    <w:p>
+      <w:pPr>
+        <w:rPr>
+          <w:rFonts w:hint="eastAsia"/>
+        </w:rPr>
+      </w:pPr>
+    </w:p>
+    <w:p>
+      <w:pPr>
+        <w:rPr>
+          <w:rFonts w:hint="eastAsia"/>
           <w:b/>
           <w:bCs/>
         </w:rPr>
@@ -833,147 +955,225 @@
           <w:b/>
           <w:bCs/>
         </w:rPr>
-        <w:t xml:space="preserve">改动 1：数据域迁移，brain MRI → 胸腺瘤 CT（2026-09-22）</w:t>
-      </w:r>
-    </w:p>
-    <w:p>
-      <w:pPr/>
-    </w:p>
-    <w:p>
-      <w:pPr/>
-      <w:r>
-        <w:rPr>
-          <w:rFonts w:hint="eastAsia"/>
-        </w:rPr>
-        <w:t xml:space="preserve">文档默认数据域是 brain MRI（BraTS / IXI，需申请凭证）。实际推进时换成手头已有的胸腺瘤 CT（自带 ROI mask）。</w:t>
-      </w:r>
-    </w:p>
-    <w:p>
-      <w:pPr/>
-    </w:p>
-    <w:p>
-      <w:pPr/>
-      <w:r>
-        <w:rPr>
-          <w:rFonts w:hint="eastAsia"/>
-        </w:rPr>
-        <w:t xml:space="preserve">【改的】</w:t>
-      </w:r>
-    </w:p>
-    <w:p>
-      <w:pPr/>
-      <w:r>
-        <w:rPr>
-          <w:rFonts w:hint="eastAsia"/>
-        </w:rPr>
-        <w:t xml:space="preserve">1. 数据域 —— 文档默认 brain MRI（BraTS/IXI，需凭证），换成手头的胸腺瘤 CT（有 ROI mask）。</w:t>
-      </w:r>
-    </w:p>
-    <w:p>
-      <w:pPr/>
-      <w:r>
-        <w:rPr>
-          <w:rFonts w:hint="eastAsia"/>
-        </w:rPr>
-        <w:t xml:space="preserve">2. prompt 文本 —— 三级 prompt 的内容从 a normal brain MRI 换成 a normal chest CT / an anterior mediastinal mass 等；三级机制不变。</w:t>
-      </w:r>
-    </w:p>
-    <w:p>
-      <w:pPr/>
-      <w:r>
-        <w:rPr>
-          <w:rFonts w:hint="eastAsia"/>
-        </w:rPr>
-        <w:t xml:space="preserve">3. 损失配置 —— 胸腺瘤 233 例全是有肿瘤、无正常对照，全局二分类训练不了，所以临时 w_global = 0，只训局部对齐 + 文本分离。这是数据的客观限制，不是改思路。</w:t>
-      </w:r>
-    </w:p>
-    <w:p>
-      <w:pPr/>
-    </w:p>
-    <w:p>
-      <w:pPr/>
-      <w:r>
-        <w:rPr>
-          <w:rFonts w:hint="eastAsia"/>
-        </w:rPr>
-        <w:t xml:space="preserve">【新增的】</w:t>
-      </w:r>
-    </w:p>
-    <w:p>
-      <w:pPr/>
-      <w:r>
-        <w:rPr>
-          <w:rFonts w:hint="eastAsia"/>
-        </w:rPr>
-        <w:t xml:space="preserve">4. text_side_anomaly/thymoma_dataset.py —— ROI 数据加载（纵隔窗归一化 + 分块 max 下采样保小肿瘤）。</w:t>
-      </w:r>
-    </w:p>
-    <w:p>
-      <w:pPr/>
-      <w:r>
-        <w:rPr>
-          <w:rFonts w:hint="eastAsia"/>
-        </w:rPr>
-        <w:t xml:space="preserve">5. prepare_thymoma_slices.py、thymoma_local.py、analyze_thymoma.py —— 预处理 / 训练评估 / 定位精度分析。</w:t>
-      </w:r>
-    </w:p>
-    <w:p>
-      <w:pPr/>
-    </w:p>
-    <w:p>
-      <w:pPr/>
-      <w:r>
-        <w:rPr>
-          <w:rFonts w:hint="eastAsia"/>
-        </w:rPr>
-        <w:t xml:space="preserve">【修的 bug（之前那版）】</w:t>
-      </w:r>
-    </w:p>
-    <w:p>
-      <w:pPr/>
-      <w:r>
-        <w:rPr>
-          <w:rFonts w:hint="eastAsia"/>
-        </w:rPr>
-        <w:t xml:space="preserve">6. generate_heatmaps.py —— 出图逐图 min-max 归一化 → 改固定尺度 + score 门控。</w:t>
-      </w:r>
-    </w:p>
-    <w:p>
-      <w:pPr/>
-    </w:p>
-    <w:p>
-      <w:pPr/>
-      <w:r>
-        <w:rPr>
-          <w:rFonts w:hint="eastAsia"/>
-        </w:rPr>
-        <w:t xml:space="preserve">一句话：文档的四条思路（三层提示、文本 Adapter、全局+局部对齐、margin 损失）原样落地了，</w:t>
-      </w:r>
-    </w:p>
-    <w:p>
-      <w:pPr/>
-      <w:r>
-        <w:rPr>
-          <w:rFonts w:hint="eastAsia"/>
-        </w:rPr>
-        <w:t xml:space="preserve">改的只是「数据换成胸腺瘤 CT + 临时关掉全局损失 + 补数据加载脚本」。</w:t>
-      </w:r>
-    </w:p>
-    <w:p>
-      <w:pPr/>
-      <w:r>
-        <w:rPr>
-          <w:rFonts w:hint="eastAsia"/>
-        </w:rPr>
-        <w:t xml:space="preserve">等拿到 brain MRI（或肺炎 mask），把数据和 prompt 换回去、w_global 恢复 1.0，就是文档的完整版。</w:t>
-      </w:r>
-    </w:p>
-    <w:p>
-      <w:pPr/>
-    </w:p>
-    <w:p>
-      <w:pPr>
-        <w:rPr>
+        <w:t>改动 1：数据域迁移，brain MRI → 胸腺瘤 CT（2026-09-22）</w:t>
+      </w:r>
+    </w:p>
+    <w:p>
+      <w:pPr>
+        <w:rPr>
+          <w:rFonts w:hint="eastAsia"/>
+        </w:rPr>
+      </w:pPr>
+    </w:p>
+    <w:p>
+      <w:pPr>
+        <w:rPr>
+          <w:rFonts w:hint="eastAsia"/>
+        </w:rPr>
+      </w:pPr>
+      <w:r>
+        <w:rPr>
+          <w:rFonts w:hint="eastAsia"/>
+        </w:rPr>
+        <w:t>文档默认数据域是 brain MRI（BraTS / IXI，需申请凭证）。实际推进时换成手头已有的胸腺瘤 CT（自带 ROI mask）。</w:t>
+      </w:r>
+    </w:p>
+    <w:p>
+      <w:pPr>
+        <w:rPr>
+          <w:rFonts w:hint="eastAsia"/>
+        </w:rPr>
+      </w:pPr>
+    </w:p>
+    <w:p>
+      <w:pPr>
+        <w:rPr>
+          <w:rFonts w:hint="eastAsia"/>
+        </w:rPr>
+      </w:pPr>
+      <w:r>
+        <w:rPr>
+          <w:rFonts w:hint="eastAsia"/>
+        </w:rPr>
+        <w:t>【改的】</w:t>
+      </w:r>
+    </w:p>
+    <w:p>
+      <w:pPr>
+        <w:rPr>
+          <w:rFonts w:hint="eastAsia"/>
+        </w:rPr>
+      </w:pPr>
+      <w:r>
+        <w:rPr>
+          <w:rFonts w:hint="eastAsia"/>
+        </w:rPr>
+        <w:lastRenderedPageBreak/>
+        <w:t>1. 数据域 —— 文档默认 brain MRI（BraTS/IXI，需凭证），换成手头的胸腺瘤 CT（有 ROI mask）。</w:t>
+      </w:r>
+    </w:p>
+    <w:p>
+      <w:pPr>
+        <w:rPr>
+          <w:rFonts w:hint="eastAsia"/>
+        </w:rPr>
+      </w:pPr>
+      <w:r>
+        <w:rPr>
+          <w:rFonts w:hint="eastAsia"/>
+        </w:rPr>
+        <w:t>2. prompt 文本 —— 三级 prompt 的内容从 a normal brain MRI 换成 a normal chest CT / an anterior mediastinal mass 等；三级机制不变。</w:t>
+      </w:r>
+    </w:p>
+    <w:p>
+      <w:pPr>
+        <w:rPr>
+          <w:rFonts w:hint="eastAsia"/>
+        </w:rPr>
+      </w:pPr>
+      <w:r>
+        <w:rPr>
+          <w:rFonts w:hint="eastAsia"/>
+        </w:rPr>
+        <w:t>3. 损失配置 —— 胸腺瘤 233 例全是有肿瘤、无正常对照，全局二分类训练不了，所以临时 w_global = 0，只训局部对齐 + 文本分离。这是数据的客观限制，不是改思路。</w:t>
+      </w:r>
+    </w:p>
+    <w:p>
+      <w:pPr>
+        <w:rPr>
+          <w:rFonts w:hint="eastAsia"/>
+        </w:rPr>
+      </w:pPr>
+    </w:p>
+    <w:p>
+      <w:pPr>
+        <w:rPr>
+          <w:rFonts w:hint="eastAsia"/>
+        </w:rPr>
+      </w:pPr>
+      <w:r>
+        <w:rPr>
+          <w:rFonts w:hint="eastAsia"/>
+        </w:rPr>
+        <w:t>【新增的】</w:t>
+      </w:r>
+    </w:p>
+    <w:p>
+      <w:pPr>
+        <w:rPr>
+          <w:rFonts w:hint="eastAsia"/>
+        </w:rPr>
+      </w:pPr>
+      <w:r>
+        <w:rPr>
+          <w:rFonts w:hint="eastAsia"/>
+        </w:rPr>
+        <w:t>4. text_side_anomaly/thymoma_dataset.py —— ROI 数据加载（纵隔窗归一化 + 分块 max 下采样保小肿瘤）。</w:t>
+      </w:r>
+    </w:p>
+    <w:p>
+      <w:pPr>
+        <w:rPr>
+          <w:rFonts w:hint="eastAsia"/>
+        </w:rPr>
+      </w:pPr>
+      <w:r>
+        <w:rPr>
+          <w:rFonts w:hint="eastAsia"/>
+        </w:rPr>
+        <w:t>5. prepare_thymoma_slices.py、thymoma_local.py、analyze_thymoma.py —— 预处理 / 训练评估 / 定位精度分析。</w:t>
+      </w:r>
+    </w:p>
+    <w:p>
+      <w:pPr>
+        <w:rPr>
+          <w:rFonts w:hint="eastAsia"/>
+        </w:rPr>
+      </w:pPr>
+    </w:p>
+    <w:p>
+      <w:pPr>
+        <w:rPr>
+          <w:rFonts w:hint="eastAsia"/>
+        </w:rPr>
+      </w:pPr>
+      <w:r>
+        <w:rPr>
+          <w:rFonts w:hint="eastAsia"/>
+        </w:rPr>
+        <w:t>【修的 bug（之前那版）】</w:t>
+      </w:r>
+    </w:p>
+    <w:p>
+      <w:pPr>
+        <w:rPr>
+          <w:rFonts w:hint="eastAsia"/>
+        </w:rPr>
+      </w:pPr>
+      <w:r>
+        <w:rPr>
+          <w:rFonts w:hint="eastAsia"/>
+        </w:rPr>
+        <w:t>6. generate_heatmaps.py —— 出图逐图 min-max 归一化 → 改固定尺度 + score 门控。</w:t>
+      </w:r>
+    </w:p>
+    <w:p>
+      <w:pPr>
+        <w:rPr>
+          <w:rFonts w:hint="eastAsia"/>
+        </w:rPr>
+      </w:pPr>
+    </w:p>
+    <w:p>
+      <w:pPr>
+        <w:rPr>
+          <w:rFonts w:hint="eastAsia"/>
+        </w:rPr>
+      </w:pPr>
+      <w:r>
+        <w:rPr>
+          <w:rFonts w:hint="eastAsia"/>
+        </w:rPr>
+        <w:t>一句话：文档的四条思路（三层提示、文本 Adapter、全局+局部对齐、margin 损失）原样落地了，</w:t>
+      </w:r>
+    </w:p>
+    <w:p>
+      <w:pPr>
+        <w:rPr>
+          <w:rFonts w:hint="eastAsia"/>
+        </w:rPr>
+      </w:pPr>
+      <w:r>
+        <w:rPr>
+          <w:rFonts w:hint="eastAsia"/>
+        </w:rPr>
+        <w:t>改的只是「数据换成胸腺瘤 CT + 临时关掉全局损失 + 补数据加载脚本」。</w:t>
+      </w:r>
+    </w:p>
+    <w:p>
+      <w:pPr>
+        <w:rPr>
+          <w:rFonts w:hint="eastAsia"/>
+        </w:rPr>
+      </w:pPr>
+      <w:r>
+        <w:rPr>
+          <w:rFonts w:hint="eastAsia"/>
+        </w:rPr>
+        <w:t>等拿到 brain MRI（或肺炎 mask），把数据和 prompt 换回去、w_global 恢复 1.0，就是文档的完整版。</w:t>
+      </w:r>
+    </w:p>
+    <w:p>
+      <w:pPr>
+        <w:rPr>
+          <w:rFonts w:hint="eastAsia"/>
+        </w:rPr>
+      </w:pPr>
+    </w:p>
+    <w:p>
+      <w:pPr>
+        <w:rPr>
+          <w:rFonts w:hint="eastAsia"/>
           <w:b/>
           <w:bCs/>
         </w:rPr>
@@ -984,48 +1184,73 @@
           <w:b/>
           <w:bCs/>
         </w:rPr>
-        <w:t xml:space="preserve">改动 2：脑 MRI 热力图效果差的根因排查（2026-09-22 夜）</w:t>
-      </w:r>
-    </w:p>
-    <w:p>
-      <w:pPr/>
-    </w:p>
-    <w:p>
-      <w:pPr/>
-      <w:r>
-        <w:rPr>
-          <w:rFonts w:hint="eastAsia"/>
-        </w:rPr>
-        <w:t xml:space="preserve">起点：在 BraTS2021 脑 MRI 上出的异常热力图整片发灰，几乎没有定位信息。</w:t>
-      </w:r>
-    </w:p>
-    <w:p>
-      <w:pPr/>
-    </w:p>
-    <w:p>
-      <w:pPr/>
-      <w:r>
-        <w:rPr>
-          <w:rFonts w:hint="eastAsia"/>
-        </w:rPr>
-        <w:t xml:space="preserve">结论先行：找到 1 个真 bug，但它不是热力图发灰的原因。主因是「异常锚点在 BiomedCLIP 特征空间里系统性失配」</w:t>
-      </w:r>
-    </w:p>
-    <w:p>
-      <w:pPr/>
-      <w:r>
-        <w:rPr>
-          <w:rFonts w:hint="eastAsia"/>
-        </w:rPr>
-        <w:t xml:space="preserve">+「14×14 patch 粒度太粗」。另外要区分两件事——显示层面的发灰，和定位精度差，是不同问题。</w:t>
-      </w:r>
-    </w:p>
-    <w:p>
-      <w:pPr/>
-    </w:p>
-    <w:p>
-      <w:pPr>
-        <w:rPr>
+        <w:t>改动 2：脑 MRI 热力图效果差的根因排查（2026-09-22 夜）</w:t>
+      </w:r>
+    </w:p>
+    <w:p>
+      <w:pPr>
+        <w:rPr>
+          <w:rFonts w:hint="eastAsia"/>
+        </w:rPr>
+      </w:pPr>
+    </w:p>
+    <w:p>
+      <w:pPr>
+        <w:rPr>
+          <w:rFonts w:hint="eastAsia"/>
+        </w:rPr>
+      </w:pPr>
+      <w:r>
+        <w:rPr>
+          <w:rFonts w:hint="eastAsia"/>
+        </w:rPr>
+        <w:t>起点：在 BraTS2021 脑 MRI 上出的异常热力图整片发灰，几乎没有定位信息。</w:t>
+      </w:r>
+    </w:p>
+    <w:p>
+      <w:pPr>
+        <w:rPr>
+          <w:rFonts w:hint="eastAsia"/>
+        </w:rPr>
+      </w:pPr>
+    </w:p>
+    <w:p>
+      <w:pPr>
+        <w:rPr>
+          <w:rFonts w:hint="eastAsia"/>
+        </w:rPr>
+      </w:pPr>
+      <w:r>
+        <w:rPr>
+          <w:rFonts w:hint="eastAsia"/>
+        </w:rPr>
+        <w:t>结论先行：找到 1 个真 bug，但它不是热力图发灰的原因。主因是「异常锚点在 BiomedCLIP 特征空间里系统性失配」</w:t>
+      </w:r>
+    </w:p>
+    <w:p>
+      <w:pPr>
+        <w:rPr>
+          <w:rFonts w:hint="eastAsia"/>
+        </w:rPr>
+      </w:pPr>
+      <w:r>
+        <w:rPr>
+          <w:rFonts w:hint="eastAsia"/>
+        </w:rPr>
+        <w:t>+「14×14 patch 粒度太粗」。另外要区分两件事——显示层面的发灰，和定位精度差，是不同问题。</w:t>
+      </w:r>
+    </w:p>
+    <w:p>
+      <w:pPr>
+        <w:rPr>
+          <w:rFonts w:hint="eastAsia"/>
+        </w:rPr>
+      </w:pPr>
+    </w:p>
+    <w:p>
+      <w:pPr>
+        <w:rPr>
+          <w:rFonts w:hint="eastAsia"/>
           <w:b/>
           <w:bCs/>
         </w:rPr>
@@ -1036,97 +1261,118 @@
           <w:b/>
           <w:bCs/>
         </w:rPr>
-        <w:t xml:space="preserve">（1）真 bug：文本锚点坍缩</w:t>
-      </w:r>
-    </w:p>
-    <w:p>
-      <w:pPr/>
-    </w:p>
-    <w:p>
-      <w:pPr/>
-      <w:r>
-        <w:rPr>
-          <w:rFonts w:hint="eastAsia"/>
-        </w:rPr>
-        <w:t xml:space="preserve">losses.py:33 的文本分离损失是单边 hinge：</w:t>
-      </w:r>
-    </w:p>
-    <w:p>
-      <w:pPr>
-        <w:rPr>
-          <w:rFonts w:hint="eastAsia"/>
-        </w:rPr>
-      </w:pPr>
-      <w:r>
-        <w:rPr>
-          <w:rFonts w:hint="eastAsia"/>
-        </w:rPr>
-        <w:t xml:space="preserve">L_text = Σ_l  relu( cos(t_a^l, t_n^l) − m )      # 只罚「太像」，不罚「太不像」</w:t>
-      </w:r>
-    </w:p>
-    <w:p>
-      <w:pPr/>
-      <w:r>
-        <w:rPr>
-          <w:rFonts w:hint="eastAsia"/>
-        </w:rPr>
-        <w:t xml:space="preserve">没有下界，所以优化器会一路把 cos 压到 −1。实测：</w:t>
-      </w:r>
-    </w:p>
-    <w:p>
-      <w:pPr>
-        <w:rPr>
-          <w:rFonts w:hint="eastAsia"/>
-        </w:rPr>
-      </w:pPr>
-      <w:r>
-        <w:rPr>
-          <w:rFonts w:hint="eastAsia"/>
-        </w:rPr>
-        <w:t xml:space="preserve">训练前  cos(t_n, t_a) = [+0.880, +0.746, +0.915]</w:t>
-      </w:r>
-    </w:p>
-    <w:p>
-      <w:pPr>
-        <w:rPr>
-          <w:rFonts w:hint="eastAsia"/>
-        </w:rPr>
-      </w:pPr>
-      <w:r>
-        <w:rPr>
-          <w:rFonts w:hint="eastAsia"/>
-        </w:rPr>
-        <w:t xml:space="preserve">训练后  cos(t_n, t_a) = [−0.991, −0.991, −0.991]     ← 对跖点，且三层塌成同一个值</w:t>
-      </w:r>
-    </w:p>
-    <w:p>
-      <w:pPr>
-        <w:rPr>
-          <w:rFonts w:hint="eastAsia"/>
-        </w:rPr>
-      </w:pPr>
-      <w:r>
-        <w:rPr>
-          <w:rFonts w:hint="eastAsia"/>
-        </w:rPr>
-        <w:t xml:space="preserve">corr(amap, pn) = −0.9996                              ← 异常锚点不携带独立信息</w:t>
-      </w:r>
-    </w:p>
-    <w:p>
-      <w:pPr/>
-      <w:r>
-        <w:rPr>
-          <w:rFonts w:hint="eastAsia"/>
-        </w:rPr>
-        <w:t xml:space="preserve">三层提示词本意是多属性互补，结果退化成同一个方向，「三层多属性」设计形同虚设。这是货真价实的缺陷。</w:t>
-      </w:r>
-    </w:p>
-    <w:p>
-      <w:pPr/>
-    </w:p>
-    <w:p>
-      <w:pPr>
-        <w:rPr>
+        <w:t>（1）真 bug：文本锚点坍缩</w:t>
+      </w:r>
+    </w:p>
+    <w:p>
+      <w:pPr>
+        <w:rPr>
+          <w:rFonts w:hint="eastAsia"/>
+        </w:rPr>
+      </w:pPr>
+    </w:p>
+    <w:p>
+      <w:pPr>
+        <w:rPr>
+          <w:rFonts w:hint="eastAsia"/>
+        </w:rPr>
+      </w:pPr>
+      <w:r>
+        <w:rPr>
+          <w:rFonts w:hint="eastAsia"/>
+        </w:rPr>
+        <w:t>losses.py:33 的文本分离损失是单边 hinge：</w:t>
+      </w:r>
+    </w:p>
+    <w:p>
+      <w:pPr>
+        <w:rPr>
+          <w:rFonts w:hint="eastAsia"/>
+        </w:rPr>
+      </w:pPr>
+      <w:r>
+        <w:rPr>
+          <w:rFonts w:hint="eastAsia"/>
+        </w:rPr>
+        <w:t>L_text = Σ_l  relu( cos(t_a^l, t_n^l) − m )      # 只罚「太像」，不罚「太不像」</w:t>
+      </w:r>
+    </w:p>
+    <w:p>
+      <w:pPr>
+        <w:rPr>
+          <w:rFonts w:hint="eastAsia"/>
+        </w:rPr>
+      </w:pPr>
+      <w:r>
+        <w:rPr>
+          <w:rFonts w:hint="eastAsia"/>
+        </w:rPr>
+        <w:t>没有下界，所以优化器会一路把 cos 压到 −1。实测：</w:t>
+      </w:r>
+    </w:p>
+    <w:p>
+      <w:pPr>
+        <w:rPr>
+          <w:rFonts w:hint="eastAsia"/>
+        </w:rPr>
+      </w:pPr>
+      <w:r>
+        <w:rPr>
+          <w:rFonts w:hint="eastAsia"/>
+        </w:rPr>
+        <w:t>训练前  cos(t_n, t_a) = [+0.880, +0.746, +0.915]</w:t>
+      </w:r>
+    </w:p>
+    <w:p>
+      <w:pPr>
+        <w:rPr>
+          <w:rFonts w:hint="eastAsia"/>
+        </w:rPr>
+      </w:pPr>
+      <w:r>
+        <w:rPr>
+          <w:rFonts w:hint="eastAsia"/>
+        </w:rPr>
+        <w:t>训练后  cos(t_n, t_a) = [−0.991, −0.991, −0.991]     ← 对跖点，且三层塌成同一个值</w:t>
+      </w:r>
+    </w:p>
+    <w:p>
+      <w:pPr>
+        <w:rPr>
+          <w:rFonts w:hint="eastAsia"/>
+        </w:rPr>
+      </w:pPr>
+      <w:r>
+        <w:rPr>
+          <w:rFonts w:hint="eastAsia"/>
+        </w:rPr>
+        <w:t>corr(amap, pn) = −0.9996                              ← 异常锚点不携带独立信息</w:t>
+      </w:r>
+    </w:p>
+    <w:p>
+      <w:pPr>
+        <w:rPr>
+          <w:rFonts w:hint="eastAsia"/>
+        </w:rPr>
+      </w:pPr>
+      <w:r>
+        <w:rPr>
+          <w:rFonts w:hint="eastAsia"/>
+        </w:rPr>
+        <w:t>三层提示词本意是多属性互补，结果退化成同一个方向，「三层多属性」设计形同虚设。这是货真价实的缺陷。</w:t>
+      </w:r>
+    </w:p>
+    <w:p>
+      <w:pPr>
+        <w:rPr>
+          <w:rFonts w:hint="eastAsia"/>
+        </w:rPr>
+      </w:pPr>
+    </w:p>
+    <w:p>
+      <w:pPr>
+        <w:rPr>
+          <w:rFonts w:hint="eastAsia"/>
           <w:b/>
           <w:bCs/>
         </w:rPr>
@@ -1137,62 +1383,80 @@
           <w:b/>
           <w:bCs/>
         </w:rPr>
-        <w:t xml:space="preserve">（2）但修完指标没变好——对照实验否掉了这条因果链</w:t>
-      </w:r>
-    </w:p>
-    <w:p>
-      <w:pPr/>
-    </w:p>
-    <w:p>
-      <w:pPr/>
-      <w:r>
-        <w:rPr>
-          <w:rFonts w:hint="eastAsia"/>
-        </w:rPr>
-        <w:t xml:space="preserve">只把该损失改成有界区间 relu(cos − 0.3) + relu(−0.1 − cos)，其余一行不动，重训 20 epoch：</w:t>
-      </w:r>
-    </w:p>
-    <w:p>
-      <w:pPr>
-        <w:rPr>
-          <w:rFonts w:hint="eastAsia"/>
-        </w:rPr>
-      </w:pPr>
-      <w:r>
-        <w:rPr>
-          <w:rFonts w:hint="eastAsia"/>
-        </w:rPr>
-        <w:t xml:space="preserve">原版（坍缩）：Dice 0.5535   pixelAUROC 0.9401   amap 均值 −0.3990</w:t>
-      </w:r>
-    </w:p>
-    <w:p>
-      <w:pPr>
-        <w:rPr>
-          <w:rFonts w:hint="eastAsia"/>
-        </w:rPr>
-      </w:pPr>
-      <w:r>
-        <w:rPr>
-          <w:rFonts w:hint="eastAsia"/>
-        </w:rPr>
-        <w:t xml:space="preserve">有界版      ：Dice 0.4816   pixelAUROC 0.9288   amap 均值 −0.3209</w:t>
-      </w:r>
-    </w:p>
-    <w:p>
-      <w:pPr/>
-      <w:r>
-        <w:rPr>
-          <w:rFonts w:hint="eastAsia"/>
-        </w:rPr>
-        <w:t xml:space="preserve">指标略降，负偏移只小了 20%，热力图肉眼无差别。所以「锚点坍缩导致热力图发灰」不成立——实验直接推翻了它。</w:t>
-      </w:r>
-    </w:p>
-    <w:p>
-      <w:pPr/>
-    </w:p>
-    <w:p>
-      <w:pPr>
-        <w:rPr>
+        <w:t>（2）但修完指标没变好——对照实验否掉了这条因果链</w:t>
+      </w:r>
+    </w:p>
+    <w:p>
+      <w:pPr>
+        <w:rPr>
+          <w:rFonts w:hint="eastAsia"/>
+        </w:rPr>
+      </w:pPr>
+    </w:p>
+    <w:p>
+      <w:pPr>
+        <w:rPr>
+          <w:rFonts w:hint="eastAsia"/>
+        </w:rPr>
+      </w:pPr>
+      <w:r>
+        <w:rPr>
+          <w:rFonts w:hint="eastAsia"/>
+        </w:rPr>
+        <w:lastRenderedPageBreak/>
+        <w:t>只把该损失改成有界区间 relu(cos − 0.3) + relu(−0.1 − cos)，其余一行不动，重训 20 epoch：</w:t>
+      </w:r>
+    </w:p>
+    <w:p>
+      <w:pPr>
+        <w:rPr>
+          <w:rFonts w:hint="eastAsia"/>
+        </w:rPr>
+      </w:pPr>
+      <w:r>
+        <w:rPr>
+          <w:rFonts w:hint="eastAsia"/>
+        </w:rPr>
+        <w:t>原版（坍缩）：Dice 0.5535   pixelAUROC 0.9401   amap 均值 −0.3990</w:t>
+      </w:r>
+    </w:p>
+    <w:p>
+      <w:pPr>
+        <w:rPr>
+          <w:rFonts w:hint="eastAsia"/>
+        </w:rPr>
+      </w:pPr>
+      <w:r>
+        <w:rPr>
+          <w:rFonts w:hint="eastAsia"/>
+        </w:rPr>
+        <w:t>有界版      ：Dice 0.4816   pixelAUROC 0.9288   amap 均值 −0.3209</w:t>
+      </w:r>
+    </w:p>
+    <w:p>
+      <w:pPr>
+        <w:rPr>
+          <w:rFonts w:hint="eastAsia"/>
+        </w:rPr>
+      </w:pPr>
+      <w:r>
+        <w:rPr>
+          <w:rFonts w:hint="eastAsia"/>
+        </w:rPr>
+        <w:t>指标略降，负偏移只小了 20%，热力图肉眼无差别。所以「锚点坍缩导致热力图发灰」不成立——实验直接推翻了它。</w:t>
+      </w:r>
+    </w:p>
+    <w:p>
+      <w:pPr>
+        <w:rPr>
+          <w:rFonts w:hint="eastAsia"/>
+        </w:rPr>
+      </w:pPr>
+    </w:p>
+    <w:p>
+      <w:pPr>
+        <w:rPr>
+          <w:rFonts w:hint="eastAsia"/>
           <w:b/>
           <w:bCs/>
         </w:rPr>
@@ -1203,67 +1467,92 @@
           <w:b/>
           <w:bCs/>
         </w:rPr>
-        <w:t xml:space="preserve">（3）真正的主因：异常锚点系统性失配</w:t>
-      </w:r>
-    </w:p>
-    <w:p>
-      <w:pPr/>
-    </w:p>
-    <w:p>
-      <w:pPr/>
-      <w:r>
-        <w:rPr>
-          <w:rFonts w:hint="eastAsia"/>
-        </w:rPr>
-        <w:t xml:space="preserve">pa − pn 在几乎所有 patch 上都是负的，连病灶内也是：</w:t>
-      </w:r>
-    </w:p>
-    <w:p>
-      <w:pPr>
-        <w:rPr>
-          <w:rFonts w:hint="eastAsia"/>
-        </w:rPr>
-      </w:pPr>
-      <w:r>
-        <w:rPr>
-          <w:rFonts w:hint="eastAsia"/>
-        </w:rPr>
-        <w:t xml:space="preserve">病灶内 −0.0533    病灶外 −0.4101    整体均值 −0.3990</w:t>
-      </w:r>
-    </w:p>
-    <w:p>
-      <w:pPr/>
-      <w:r>
-        <w:rPr>
-          <w:rFonts w:hint="eastAsia"/>
-        </w:rPr>
-        <w:t xml:space="preserve">含义：在 BiomedCLIP 的特征空间里，异常锚点离所有脑组织 patch 都比离正常锚点更远——包括真病灶。</w:t>
-      </w:r>
-    </w:p>
-    <w:p>
-      <w:pPr/>
-      <w:r>
-        <w:rPr>
-          <w:rFonts w:hint="eastAsia"/>
-        </w:rPr>
-        <w:t xml:space="preserve">即 “a brain MRI with a focal lesion” 这句话描述的东西，和模型实际学到的病灶 patch 特征对不上。</w:t>
-      </w:r>
-    </w:p>
-    <w:p>
-      <w:pPr/>
-      <w:r>
-        <w:rPr>
-          <w:rFonts w:hint="eastAsia"/>
-        </w:rPr>
-        <w:t xml:space="preserve">于是 clip(amap / 0.3) 把整片区域压成 0，只有零星几个 patch 冒出颜色——这就是肉眼看到的「发灰」。</w:t>
-      </w:r>
-    </w:p>
-    <w:p>
-      <w:pPr/>
-    </w:p>
-    <w:p>
-      <w:pPr>
-        <w:rPr>
+        <w:t>（3）真正的主因：异常锚点系统性失配</w:t>
+      </w:r>
+    </w:p>
+    <w:p>
+      <w:pPr>
+        <w:rPr>
+          <w:rFonts w:hint="eastAsia"/>
+        </w:rPr>
+      </w:pPr>
+    </w:p>
+    <w:p>
+      <w:pPr>
+        <w:rPr>
+          <w:rFonts w:hint="eastAsia"/>
+        </w:rPr>
+      </w:pPr>
+      <w:r>
+        <w:rPr>
+          <w:rFonts w:hint="eastAsia"/>
+        </w:rPr>
+        <w:t>pa − pn 在几乎所有 patch 上都是负的，连病灶内也是：</w:t>
+      </w:r>
+    </w:p>
+    <w:p>
+      <w:pPr>
+        <w:rPr>
+          <w:rFonts w:hint="eastAsia"/>
+        </w:rPr>
+      </w:pPr>
+      <w:r>
+        <w:rPr>
+          <w:rFonts w:hint="eastAsia"/>
+        </w:rPr>
+        <w:t>病灶内 −0.0533    病灶外 −0.4101    整体均值 −0.3990</w:t>
+      </w:r>
+    </w:p>
+    <w:p>
+      <w:pPr>
+        <w:rPr>
+          <w:rFonts w:hint="eastAsia"/>
+        </w:rPr>
+      </w:pPr>
+      <w:r>
+        <w:rPr>
+          <w:rFonts w:hint="eastAsia"/>
+        </w:rPr>
+        <w:t>含义：在 BiomedCLIP 的特征空间里，异常锚点离所有脑组织 patch 都比离正常锚点更远——包括真病灶。</w:t>
+      </w:r>
+    </w:p>
+    <w:p>
+      <w:pPr>
+        <w:rPr>
+          <w:rFonts w:hint="eastAsia"/>
+        </w:rPr>
+      </w:pPr>
+      <w:r>
+        <w:rPr>
+          <w:rFonts w:hint="eastAsia"/>
+        </w:rPr>
+        <w:t>即 “a brain MRI with a focal lesion” 这句话描述的东西，和模型实际学到的病灶 patch 特征对不上。</w:t>
+      </w:r>
+    </w:p>
+    <w:p>
+      <w:pPr>
+        <w:rPr>
+          <w:rFonts w:hint="eastAsia"/>
+        </w:rPr>
+      </w:pPr>
+      <w:r>
+        <w:rPr>
+          <w:rFonts w:hint="eastAsia"/>
+        </w:rPr>
+        <w:t>于是 clip(amap / 0.3) 把整片区域压成 0，只有零星几个 patch 冒出颜色——这就是肉眼看到的「发灰」。</w:t>
+      </w:r>
+    </w:p>
+    <w:p>
+      <w:pPr>
+        <w:rPr>
+          <w:rFonts w:hint="eastAsia"/>
+        </w:rPr>
+      </w:pPr>
+    </w:p>
+    <w:p>
+      <w:pPr>
+        <w:rPr>
+          <w:rFonts w:hint="eastAsia"/>
           <w:b/>
           <w:bCs/>
         </w:rPr>
@@ -1274,75 +1563,92 @@
           <w:b/>
           <w:bCs/>
         </w:rPr>
-        <w:t xml:space="preserve">（4）再往下：这条路线在该数据上的上限</w:t>
-      </w:r>
-    </w:p>
-    <w:p>
-      <w:pPr/>
-    </w:p>
-    <w:p>
-      <w:pPr>
-        <w:rPr>
-          <w:rFonts w:hint="eastAsia"/>
-        </w:rPr>
-      </w:pPr>
-      <w:r>
-        <w:rPr>
-          <w:rFonts w:hint="eastAsia"/>
-        </w:rPr>
-        <w:t xml:space="preserve">病灶中位格数 = 8 / 196      （7.7% 的切片在 14×14 上 0 格，L_local 无正监督）</w:t>
-      </w:r>
-    </w:p>
-    <w:p>
-      <w:pPr>
-        <w:rPr>
-          <w:rFonts w:hint="eastAsia"/>
-        </w:rPr>
-      </w:pPr>
-      <w:r>
-        <w:rPr>
-          <w:rFonts w:hint="eastAsia"/>
-        </w:rPr>
-        <w:t xml:space="preserve">patch 间余弦 = 0.64         （跨 patch 标准差只有 0.025）</w:t>
-      </w:r>
-    </w:p>
-    <w:p>
-      <w:pPr>
-        <w:rPr>
-          <w:rFonts w:hint="eastAsia"/>
-        </w:rPr>
-      </w:pPr>
-      <w:r>
-        <w:rPr>
-          <w:rFonts w:hint="eastAsia"/>
-        </w:rPr>
-        <w:t xml:space="preserve">病灶内/外特征余弦 = 0.84    （patch 层面本来就分不太开）</w:t>
-      </w:r>
-    </w:p>
-    <w:p>
-      <w:pPr/>
-      <w:r>
-        <w:rPr>
-          <w:rFonts w:hint="eastAsia"/>
-        </w:rPr>
-        <w:t xml:space="preserve">14×14 网格 + 单层 BiomedCLIP patch 特征 + 文本锚点，定位精度上限就卡在这。</w:t>
-      </w:r>
-    </w:p>
-    <w:p>
-      <w:pPr/>
-      <w:r>
-        <w:rPr>
-          <w:rFonts w:hint="eastAsia"/>
-        </w:rPr>
-        <w:t xml:space="preserve">paclip 的四层融合、原型、memory bank、上采样到 512、引导滤波，补的正是这几条。</w:t>
-      </w:r>
-    </w:p>
-    <w:p>
-      <w:pPr/>
-    </w:p>
-    <w:p>
-      <w:pPr>
-        <w:rPr>
+        <w:t>（4）再往下：这条路线在该数据上的上限</w:t>
+      </w:r>
+    </w:p>
+    <w:p>
+      <w:pPr>
+        <w:rPr>
+          <w:rFonts w:hint="eastAsia"/>
+        </w:rPr>
+      </w:pPr>
+    </w:p>
+    <w:p>
+      <w:pPr>
+        <w:rPr>
+          <w:rFonts w:hint="eastAsia"/>
+        </w:rPr>
+      </w:pPr>
+      <w:r>
+        <w:rPr>
+          <w:rFonts w:hint="eastAsia"/>
+        </w:rPr>
+        <w:t>病灶中位格数 = 8 / 196      （7.7% 的切片在 14×14 上 0 格，L_local 无正监督）</w:t>
+      </w:r>
+    </w:p>
+    <w:p>
+      <w:pPr>
+        <w:rPr>
+          <w:rFonts w:hint="eastAsia"/>
+        </w:rPr>
+      </w:pPr>
+      <w:r>
+        <w:rPr>
+          <w:rFonts w:hint="eastAsia"/>
+        </w:rPr>
+        <w:t>patch 间余弦 = 0.64         （跨 patch 标准差只有 0.025）</w:t>
+      </w:r>
+    </w:p>
+    <w:p>
+      <w:pPr>
+        <w:rPr>
+          <w:rFonts w:hint="eastAsia"/>
+        </w:rPr>
+      </w:pPr>
+      <w:r>
+        <w:rPr>
+          <w:rFonts w:hint="eastAsia"/>
+        </w:rPr>
+        <w:t>病灶内/外特征余弦 = 0.84    （patch 层面本来就分不太开）</w:t>
+      </w:r>
+    </w:p>
+    <w:p>
+      <w:pPr>
+        <w:rPr>
+          <w:rFonts w:hint="eastAsia"/>
+        </w:rPr>
+      </w:pPr>
+      <w:r>
+        <w:rPr>
+          <w:rFonts w:hint="eastAsia"/>
+        </w:rPr>
+        <w:t>14×14 网格 + 单层 BiomedCLIP patch 特征 + 文本锚点，定位精度上限就卡在这。</w:t>
+      </w:r>
+    </w:p>
+    <w:p>
+      <w:pPr>
+        <w:rPr>
+          <w:rFonts w:hint="eastAsia"/>
+        </w:rPr>
+      </w:pPr>
+      <w:r>
+        <w:rPr>
+          <w:rFonts w:hint="eastAsia"/>
+        </w:rPr>
+        <w:t>paclip 的四层融合、原型、memory bank、上采样到 512、引导滤波，补的正是这几条。</w:t>
+      </w:r>
+    </w:p>
+    <w:p>
+      <w:pPr>
+        <w:rPr>
+          <w:rFonts w:hint="eastAsia"/>
+        </w:rPr>
+      </w:pPr>
+    </w:p>
+    <w:p>
+      <w:pPr>
+        <w:rPr>
+          <w:rFonts w:hint="eastAsia"/>
           <w:b/>
           <w:bCs/>
         </w:rPr>
@@ -1353,27 +1659,40 @@
           <w:b/>
           <w:bCs/>
         </w:rPr>
-        <w:t xml:space="preserve">（5）显示层面的「发灰」另算</w:t>
-      </w:r>
-    </w:p>
-    <w:p>
-      <w:pPr/>
-    </w:p>
-    <w:p>
-      <w:pPr/>
-      <w:r>
-        <w:rPr>
-          <w:rFonts w:hint="eastAsia"/>
-        </w:rPr>
-        <w:t xml:space="preserve">AMAP_SCALE = 0.3 的固定绝对尺度把上述负偏移放大了。减基线能救显示，但救不了定位精度——这两个问题要分开看。</w:t>
-      </w:r>
-    </w:p>
-    <w:p>
-      <w:pPr/>
-    </w:p>
-    <w:p>
-      <w:pPr>
-        <w:rPr>
+        <w:t>（5）显示层面的「发灰」另算</w:t>
+      </w:r>
+    </w:p>
+    <w:p>
+      <w:pPr>
+        <w:rPr>
+          <w:rFonts w:hint="eastAsia"/>
+        </w:rPr>
+      </w:pPr>
+    </w:p>
+    <w:p>
+      <w:pPr>
+        <w:rPr>
+          <w:rFonts w:hint="eastAsia"/>
+        </w:rPr>
+      </w:pPr>
+      <w:r>
+        <w:rPr>
+          <w:rFonts w:hint="eastAsia"/>
+        </w:rPr>
+        <w:t>AMAP_SCALE = 0.3 的固定绝对尺度把上述负偏移放大了。减基线能救显示，但救不了定位精度——这两个问题要分开看。</w:t>
+      </w:r>
+    </w:p>
+    <w:p>
+      <w:pPr>
+        <w:rPr>
+          <w:rFonts w:hint="eastAsia"/>
+        </w:rPr>
+      </w:pPr>
+    </w:p>
+    <w:p>
+      <w:pPr>
+        <w:rPr>
+          <w:rFonts w:hint="eastAsia"/>
           <w:b/>
           <w:bCs/>
         </w:rPr>
@@ -1384,36 +1703,53 @@
           <w:b/>
           <w:bCs/>
         </w:rPr>
-        <w:t xml:space="preserve">下一步（预期结果：脑的热力图效果也好，不改整体框架）</w:t>
-      </w:r>
-    </w:p>
-    <w:p>
-      <w:pPr/>
-    </w:p>
-    <w:p>
-      <w:pPr/>
-      <w:r>
-        <w:rPr>
-          <w:rFonts w:hint="eastAsia"/>
-        </w:rPr>
-        <w:t xml:space="preserve">性价比最高的方向是「多尺度 patch 特征」——接 ViT 中间层，不再只用最后一层。</w:t>
-      </w:r>
-    </w:p>
-    <w:p>
-      <w:pPr/>
-      <w:r>
-        <w:rPr>
-          <w:rFonts w:hint="eastAsia"/>
-        </w:rPr>
-        <w:t xml:space="preserve">它同时缓解（3）的锚点失配和（4）的粒度不足；四条思路原样保留，只扩图像侧的特征来源。</w:t>
-      </w:r>
-    </w:p>
-    <w:p>
-      <w:pPr/>
-    </w:p>
-    <w:p>
-      <w:pPr>
-        <w:rPr>
+        <w:t>下一步（预期结果：脑的热力图效果也好，不改整体框架）</w:t>
+      </w:r>
+    </w:p>
+    <w:p>
+      <w:pPr>
+        <w:rPr>
+          <w:rFonts w:hint="eastAsia"/>
+        </w:rPr>
+      </w:pPr>
+    </w:p>
+    <w:p>
+      <w:pPr>
+        <w:rPr>
+          <w:rFonts w:hint="eastAsia"/>
+        </w:rPr>
+      </w:pPr>
+      <w:r>
+        <w:rPr>
+          <w:rFonts w:hint="eastAsia"/>
+        </w:rPr>
+        <w:t>性价比最高的方向是「多尺度 patch 特征」——接 ViT 中间层，不再只用最后一层。</w:t>
+      </w:r>
+    </w:p>
+    <w:p>
+      <w:pPr>
+        <w:rPr>
+          <w:rFonts w:hint="eastAsia"/>
+        </w:rPr>
+      </w:pPr>
+      <w:r>
+        <w:rPr>
+          <w:rFonts w:hint="eastAsia"/>
+        </w:rPr>
+        <w:t>它同时缓解（3）的锚点失配和（4）的粒度不足；四条思路原样保留，只扩图像侧的特征来源。</w:t>
+      </w:r>
+    </w:p>
+    <w:p>
+      <w:pPr>
+        <w:rPr>
+          <w:rFonts w:hint="eastAsia"/>
+        </w:rPr>
+      </w:pPr>
+    </w:p>
+    <w:p>
+      <w:pPr>
+        <w:rPr>
+          <w:rFonts w:hint="eastAsia"/>
           <w:b/>
           <w:bCs/>
         </w:rPr>
@@ -1424,39 +1760,40 @@
           <w:b/>
           <w:bCs/>
         </w:rPr>
-        <w:t xml:space="preserve">改动 3：多尺度 patch 特征（2026-09-23）</w:t>
-      </w:r>
-    </w:p>
-    <w:p>
-      <w:pPr>
-        <w:rPr>
-          <w:rFonts w:hint="eastAsia"/>
-        </w:rPr>
-      </w:pPr>
-    </w:p>
-    <w:p>
-      <w:pPr>
-        <w:rPr>
-          <w:rFonts w:hint="eastAsia"/>
-        </w:rPr>
-      </w:pPr>
-      <w:r>
-        <w:rPr>
-          <w:rFonts w:hint="eastAsia"/>
-        </w:rPr>
-        <w:t xml:space="preserve">起因：改动 2 的结论指向「patch 特征本身是天花板」，而不是标定。先补一个标定探针排除掉后者的嫌疑。</w:t>
-      </w:r>
-    </w:p>
-    <w:p>
-      <w:pPr>
-        <w:rPr>
-          <w:rFonts w:hint="eastAsia"/>
-        </w:rPr>
-      </w:pPr>
-    </w:p>
-    <w:p>
-      <w:pPr>
-        <w:rPr>
+        <w:t>改动 3：多尺度 patch 特征（2026-09-23）</w:t>
+      </w:r>
+    </w:p>
+    <w:p>
+      <w:pPr>
+        <w:rPr>
+          <w:rFonts w:hint="eastAsia"/>
+        </w:rPr>
+      </w:pPr>
+    </w:p>
+    <w:p>
+      <w:pPr>
+        <w:rPr>
+          <w:rFonts w:hint="eastAsia"/>
+        </w:rPr>
+      </w:pPr>
+      <w:r>
+        <w:rPr>
+          <w:rFonts w:hint="eastAsia"/>
+        </w:rPr>
+        <w:t>起因：改动 2 的结论指向「patch 特征本身是天花板」，而不是标定。先补一个标定探针排除掉后者的嫌疑。</w:t>
+      </w:r>
+    </w:p>
+    <w:p>
+      <w:pPr>
+        <w:rPr>
+          <w:rFonts w:hint="eastAsia"/>
+        </w:rPr>
+      </w:pPr>
+    </w:p>
+    <w:p>
+      <w:pPr>
+        <w:rPr>
+          <w:rFonts w:hint="eastAsia"/>
           <w:b/>
           <w:bCs/>
         </w:rPr>
@@ -1467,117 +1804,119 @@
           <w:b/>
           <w:bCs/>
         </w:rPr>
-        <w:t xml:space="preserve">（1）先排除标定：逐图标定反而更差</w:t>
-      </w:r>
-    </w:p>
-    <w:p>
-      <w:pPr>
-        <w:rPr>
-          <w:rFonts w:hint="eastAsia"/>
-        </w:rPr>
-      </w:pPr>
-    </w:p>
-    <w:p>
-      <w:pPr>
-        <w:rPr>
-          <w:rFonts w:hint="eastAsia"/>
-        </w:rPr>
-      </w:pPr>
-      <w:r>
-        <w:rPr>
-          <w:rFonts w:hint="eastAsia"/>
-        </w:rPr>
-        <w:t xml:space="preserve">① 原版（全局最优阈值）    Dice 0.5535   pixelAUROC 0.9401</w:t>
-      </w:r>
-    </w:p>
-    <w:p>
-      <w:pPr>
-        <w:rPr>
-          <w:rFonts w:hint="eastAsia"/>
-        </w:rPr>
-      </w:pPr>
-      <w:r>
-        <w:rPr>
-          <w:rFonts w:hint="eastAsia"/>
-        </w:rPr>
-        <w:t xml:space="preserve">② 逐图 z-score           Dice 0.4012   pixelAUROC 0.9225    ← 更差</w:t>
-      </w:r>
-    </w:p>
-    <w:p>
-      <w:pPr>
-        <w:rPr>
-          <w:rFonts w:hint="eastAsia"/>
-        </w:rPr>
-      </w:pPr>
-      <w:r>
-        <w:rPr>
-          <w:rFonts w:hint="eastAsia"/>
-        </w:rPr>
-        <w:t xml:space="preserve">③ 逐图 min-max           Dice 0.3730   pixelAUROC 0.9168    ← 更差</w:t>
-      </w:r>
-    </w:p>
-    <w:p>
-      <w:pPr>
-        <w:rPr>
-          <w:rFonts w:hint="eastAsia"/>
-        </w:rPr>
-      </w:pPr>
-      <w:r>
-        <w:rPr>
-          <w:rFonts w:hint="eastAsia"/>
-        </w:rPr>
-        <w:t xml:space="preserve">④ 逐图减 P25 基线         Dice 0.5296   pixelAUROC 0.9361    ← 略差</w:t>
-      </w:r>
-    </w:p>
-    <w:p>
-      <w:pPr>
-        <w:rPr>
-          <w:rFonts w:hint="eastAsia"/>
-        </w:rPr>
-      </w:pPr>
-      <w:r>
-        <w:rPr>
-          <w:rFonts w:hint="eastAsia"/>
-        </w:rPr>
-        <w:t xml:space="preserve">⑤ 逐图各自最优阈值（上界） Dice 0.6410</w:t>
-      </w:r>
-    </w:p>
-    <w:p>
-      <w:pPr>
-        <w:rPr>
-          <w:rFonts w:hint="eastAsia"/>
-        </w:rPr>
-      </w:pPr>
-      <w:r>
-        <w:rPr>
-          <w:rFonts w:hint="eastAsia"/>
-        </w:rPr>
-        <w:t xml:space="preserve">逐图标定更差，是因为那个负偏移是跨图系统性的、本身带信息（正常切片整体更负），逐图归一化把它抹掉了。</w:t>
-      </w:r>
-    </w:p>
-    <w:p>
-      <w:pPr>
-        <w:rPr>
-          <w:rFonts w:hint="eastAsia"/>
-        </w:rPr>
-      </w:pPr>
-      <w:r>
-        <w:rPr>
-          <w:rFonts w:hint="eastAsia"/>
-        </w:rPr>
-        <w:t xml:space="preserve">而上界只有 0.641，比现状高 0.09 —— 标定不是主因，特征才是。</w:t>
-      </w:r>
-    </w:p>
-    <w:p>
-      <w:pPr>
-        <w:rPr>
-          <w:rFonts w:hint="eastAsia"/>
-        </w:rPr>
-      </w:pPr>
-    </w:p>
-    <w:p>
-      <w:pPr>
-        <w:rPr>
+        <w:t>（1）先排除标定：逐图标定反而更差</w:t>
+      </w:r>
+    </w:p>
+    <w:p>
+      <w:pPr>
+        <w:rPr>
+          <w:rFonts w:hint="eastAsia"/>
+        </w:rPr>
+      </w:pPr>
+    </w:p>
+    <w:p>
+      <w:pPr>
+        <w:rPr>
+          <w:rFonts w:hint="eastAsia"/>
+        </w:rPr>
+      </w:pPr>
+      <w:r>
+        <w:rPr>
+          <w:rFonts w:hint="eastAsia"/>
+        </w:rPr>
+        <w:lastRenderedPageBreak/>
+        <w:t>① 原版（全局最优阈值）    Dice 0.5535   pixelAUROC 0.9401</w:t>
+      </w:r>
+    </w:p>
+    <w:p>
+      <w:pPr>
+        <w:rPr>
+          <w:rFonts w:hint="eastAsia"/>
+        </w:rPr>
+      </w:pPr>
+      <w:r>
+        <w:rPr>
+          <w:rFonts w:hint="eastAsia"/>
+        </w:rPr>
+        <w:t>② 逐图 z-score           Dice 0.4012   pixelAUROC 0.9225    ← 更差</w:t>
+      </w:r>
+    </w:p>
+    <w:p>
+      <w:pPr>
+        <w:rPr>
+          <w:rFonts w:hint="eastAsia"/>
+        </w:rPr>
+      </w:pPr>
+      <w:r>
+        <w:rPr>
+          <w:rFonts w:hint="eastAsia"/>
+        </w:rPr>
+        <w:t>③ 逐图 min-max           Dice 0.3730   pixelAUROC 0.9168    ← 更差</w:t>
+      </w:r>
+    </w:p>
+    <w:p>
+      <w:pPr>
+        <w:rPr>
+          <w:rFonts w:hint="eastAsia"/>
+        </w:rPr>
+      </w:pPr>
+      <w:r>
+        <w:rPr>
+          <w:rFonts w:hint="eastAsia"/>
+        </w:rPr>
+        <w:t>④ 逐图减 P25 基线         Dice 0.5296   pixelAUROC 0.9361    ← 略差</w:t>
+      </w:r>
+    </w:p>
+    <w:p>
+      <w:pPr>
+        <w:rPr>
+          <w:rFonts w:hint="eastAsia"/>
+        </w:rPr>
+      </w:pPr>
+      <w:r>
+        <w:rPr>
+          <w:rFonts w:hint="eastAsia"/>
+        </w:rPr>
+        <w:t>⑤ 逐图各自最优阈值（上界） Dice 0.6410</w:t>
+      </w:r>
+    </w:p>
+    <w:p>
+      <w:pPr>
+        <w:rPr>
+          <w:rFonts w:hint="eastAsia"/>
+        </w:rPr>
+      </w:pPr>
+      <w:r>
+        <w:rPr>
+          <w:rFonts w:hint="eastAsia"/>
+        </w:rPr>
+        <w:t>逐图标定更差，是因为那个负偏移是跨图系统性的、本身带信息（正常切片整体更负），逐图归一化把它抹掉了。</w:t>
+      </w:r>
+    </w:p>
+    <w:p>
+      <w:pPr>
+        <w:rPr>
+          <w:rFonts w:hint="eastAsia"/>
+        </w:rPr>
+      </w:pPr>
+      <w:r>
+        <w:rPr>
+          <w:rFonts w:hint="eastAsia"/>
+        </w:rPr>
+        <w:t>而上界只有 0.641，比现状高 0.09 —— 标定不是主因，特征才是。</w:t>
+      </w:r>
+    </w:p>
+    <w:p>
+      <w:pPr>
+        <w:rPr>
+          <w:rFonts w:hint="eastAsia"/>
+        </w:rPr>
+      </w:pPr>
+    </w:p>
+    <w:p>
+      <w:pPr>
+        <w:rPr>
+          <w:rFonts w:hint="eastAsia"/>
           <w:b/>
           <w:bCs/>
         </w:rPr>
@@ -1588,40 +1927,40 @@
           <w:b/>
           <w:bCs/>
         </w:rPr>
-        <w:t xml:space="preserve">（2）改动内容（四条思路原样保留）</w:t>
-      </w:r>
-    </w:p>
-    <w:p>
-      <w:pPr>
-        <w:rPr>
-          <w:rFonts w:hint="eastAsia"/>
-        </w:rPr>
-      </w:pPr>
-    </w:p>
-    <w:p>
-      <w:pPr>
-        <w:rPr>
-          <w:rFonts w:hint="eastAsia"/>
-        </w:rPr>
-      </w:pPr>
-      <w:r>
-        <w:rPr>
-          <w:rFonts w:hint="eastAsia"/>
-        </w:rPr>
-        <w:t xml:space="preserve">1. config.py —— 新增 ms_layers（ViT block 索引，0 起，默认 [5, 8, 11]）。空列表 = 退回单层原版行为。</w:t>
-      </w:r>
-    </w:p>
-    <w:p>
-      <w:pPr>
-        <w:rPr>
-          <w:rFonts w:hint="eastAsia"/>
-        </w:rPr>
-      </w:pPr>
-      <w:r>
-        <w:rPr>
-          <w:rFonts w:hint="eastAsia"/>
-        </w:rPr>
-        <w:t xml:space="preserve">2. model.py —— encode_image 改用 trunk.forward_intermediates(...) 取多个 block 的 patch 特征，</w:t>
+        <w:t>（2）改动内容（四条思路原样保留）</w:t>
+      </w:r>
+    </w:p>
+    <w:p>
+      <w:pPr>
+        <w:rPr>
+          <w:rFonts w:hint="eastAsia"/>
+        </w:rPr>
+      </w:pPr>
+    </w:p>
+    <w:p>
+      <w:pPr>
+        <w:rPr>
+          <w:rFonts w:hint="eastAsia"/>
+        </w:rPr>
+      </w:pPr>
+      <w:r>
+        <w:rPr>
+          <w:rFonts w:hint="eastAsia"/>
+        </w:rPr>
+        <w:t>1. config.py —— 新增 ms_layers（ViT block 索引，0 起，默认 [5, 8, 11]）。空列表 = 退回单层原版行为。</w:t>
+      </w:r>
+    </w:p>
+    <w:p>
+      <w:pPr>
+        <w:rPr>
+          <w:rFonts w:hint="eastAsia"/>
+        </w:rPr>
+      </w:pPr>
+      <w:r>
+        <w:rPr>
+          <w:rFonts w:hint="eastAsia"/>
+        </w:rPr>
+        <w:t>2. model.py —— encode_image 改用 trunk.forward_intermediates(...) 取多个 block 的 patch 特征，</w:t>
       </w:r>
     </w:p>
     <w:p>
@@ -1667,19 +2006,20 @@
         <w:rPr>
           <w:rFonts w:hint="eastAsia"/>
         </w:rPr>
-        <w:t xml:space="preserve">注意：本次改动不新增任何可训练参数，「只训练 W_down、W_up」的约束未破。</w:t>
-      </w:r>
-    </w:p>
-    <w:p>
-      <w:pPr>
-        <w:rPr>
-          <w:rFonts w:hint="eastAsia"/>
-        </w:rPr>
-      </w:pPr>
-    </w:p>
-    <w:p>
-      <w:pPr>
-        <w:rPr>
+        <w:t>注意：本次改动不新增任何可训练参数，「只训练 W_down、W_up」的约束未破。</w:t>
+      </w:r>
+    </w:p>
+    <w:p>
+      <w:pPr>
+        <w:rPr>
+          <w:rFonts w:hint="eastAsia"/>
+        </w:rPr>
+      </w:pPr>
+    </w:p>
+    <w:p>
+      <w:pPr>
+        <w:rPr>
+          <w:rFonts w:hint="eastAsia"/>
           <w:b/>
           <w:bCs/>
         </w:rPr>
@@ -1690,52 +2030,53 @@
           <w:b/>
           <w:bCs/>
         </w:rPr>
-        <w:t xml:space="preserve">（3）等价性校验</w:t>
-      </w:r>
-    </w:p>
-    <w:p>
-      <w:pPr>
-        <w:rPr>
-          <w:rFonts w:hint="eastAsia"/>
-        </w:rPr>
-      </w:pPr>
-    </w:p>
-    <w:p>
-      <w:pPr>
-        <w:rPr>
-          <w:rFonts w:hint="eastAsia"/>
-        </w:rPr>
-      </w:pPr>
-      <w:r>
-        <w:rPr>
-          <w:rFonts w:hint="eastAsia"/>
-        </w:rPr>
-        <w:t xml:space="preserve">ms_layers=[11]（只取末层）应与单层原版逐位一致。实测 imgAUROC / Dice / IoU / pixelAUROC 全部相同，</w:t>
-      </w:r>
-    </w:p>
-    <w:p>
-      <w:pPr>
-        <w:rPr>
-          <w:rFonts w:hint="eastAsia"/>
-        </w:rPr>
-      </w:pPr>
-      <w:r>
-        <w:rPr>
-          <w:rFonts w:hint="eastAsia"/>
-        </w:rPr>
-        <w:t xml:space="preserve">实现正确。</w:t>
-      </w:r>
-    </w:p>
-    <w:p>
-      <w:pPr>
-        <w:rPr>
-          <w:rFonts w:hint="eastAsia"/>
-        </w:rPr>
-      </w:pPr>
-    </w:p>
-    <w:p>
-      <w:pPr>
-        <w:rPr>
+        <w:t>（3）等价性校验</w:t>
+      </w:r>
+    </w:p>
+    <w:p>
+      <w:pPr>
+        <w:rPr>
+          <w:rFonts w:hint="eastAsia"/>
+        </w:rPr>
+      </w:pPr>
+    </w:p>
+    <w:p>
+      <w:pPr>
+        <w:rPr>
+          <w:rFonts w:hint="eastAsia"/>
+        </w:rPr>
+      </w:pPr>
+      <w:r>
+        <w:rPr>
+          <w:rFonts w:hint="eastAsia"/>
+        </w:rPr>
+        <w:t>ms_layers=[11]（只取末层）应与单层原版逐位一致。实测 imgAUROC / Dice / IoU / pixelAUROC 全部相同，</w:t>
+      </w:r>
+    </w:p>
+    <w:p>
+      <w:pPr>
+        <w:rPr>
+          <w:rFonts w:hint="eastAsia"/>
+        </w:rPr>
+      </w:pPr>
+      <w:r>
+        <w:rPr>
+          <w:rFonts w:hint="eastAsia"/>
+        </w:rPr>
+        <w:t>实现正确。</w:t>
+      </w:r>
+    </w:p>
+    <w:p>
+      <w:pPr>
+        <w:rPr>
+          <w:rFonts w:hint="eastAsia"/>
+        </w:rPr>
+      </w:pPr>
+    </w:p>
+    <w:p>
+      <w:pPr>
+        <w:rPr>
+          <w:rFonts w:hint="eastAsia"/>
           <w:b/>
           <w:bCs/>
         </w:rPr>
@@ -1746,7 +2087,7 @@
           <w:b/>
           <w:bCs/>
         </w:rPr>
-        <w:t xml:space="preserve">（4）结果（BraTS2021 留出 test，820 张：异常 573 / 正常 247）</w:t>
+        <w:t>（4）结果（BraTS2021 留出 test，820 张：异常 573 / 正常 247）</w:t>
       </w:r>
     </w:p>
     <w:p>
@@ -1805,32 +2146,33 @@
         <w:rPr>
           <w:rFonts w:hint="eastAsia"/>
         </w:rPr>
-        <w:t xml:space="preserve">Dice +9.1%，IoU +13.0%，pixelAUROC +1.7pt；图像级基本不动（符合预期，CLS 路径未改）。</w:t>
-      </w:r>
-    </w:p>
-    <w:p>
-      <w:pPr>
-        <w:rPr>
-          <w:rFonts w:hint="eastAsia"/>
-        </w:rPr>
-      </w:pPr>
-      <w:r>
-        <w:rPr>
-          <w:rFonts w:hint="eastAsia"/>
-        </w:rPr>
-        <w:t xml:space="preserve">跨 patch 区分度按预期提升 +39%。</w:t>
-      </w:r>
-    </w:p>
-    <w:p>
-      <w:pPr>
-        <w:rPr>
-          <w:rFonts w:hint="eastAsia"/>
-        </w:rPr>
-      </w:pPr>
-    </w:p>
-    <w:p>
-      <w:pPr>
-        <w:rPr>
+        <w:t>Dice +9.1%，IoU +13.0%，pixelAUROC +1.7pt；图像级基本不动（符合预期，CLS 路径未改）。</w:t>
+      </w:r>
+    </w:p>
+    <w:p>
+      <w:pPr>
+        <w:rPr>
+          <w:rFonts w:hint="eastAsia"/>
+        </w:rPr>
+      </w:pPr>
+      <w:r>
+        <w:rPr>
+          <w:rFonts w:hint="eastAsia"/>
+        </w:rPr>
+        <w:t>跨 patch 区分度按预期提升 +39%。</w:t>
+      </w:r>
+    </w:p>
+    <w:p>
+      <w:pPr>
+        <w:rPr>
+          <w:rFonts w:hint="eastAsia"/>
+        </w:rPr>
+      </w:pPr>
+    </w:p>
+    <w:p>
+      <w:pPr>
+        <w:rPr>
+          <w:rFonts w:hint="eastAsia"/>
           <w:b/>
           <w:bCs/>
         </w:rPr>
@@ -1841,27 +2183,27 @@
           <w:b/>
           <w:bCs/>
         </w:rPr>
-        <w:t xml:space="preserve">（5）需要如实记录的保留意见</w:t>
-      </w:r>
-    </w:p>
-    <w:p>
-      <w:pPr>
-        <w:rPr>
-          <w:rFonts w:hint="eastAsia"/>
-        </w:rPr>
-      </w:pPr>
-    </w:p>
-    <w:p>
-      <w:pPr>
-        <w:rPr>
-          <w:rFonts w:hint="eastAsia"/>
-        </w:rPr>
-      </w:pPr>
-      <w:r>
-        <w:rPr>
-          <w:rFonts w:hint="eastAsia"/>
-        </w:rPr>
-        <w:t xml:space="preserve">（a）「病灶内均值 − 病灶外均值」这个粗口径反而收窄了（基线 0.1795 → 多尺度 0.1131）。</w:t>
+        <w:t>（5）需要如实记录的保留意见</w:t>
+      </w:r>
+    </w:p>
+    <w:p>
+      <w:pPr>
+        <w:rPr>
+          <w:rFonts w:hint="eastAsia"/>
+        </w:rPr>
+      </w:pPr>
+    </w:p>
+    <w:p>
+      <w:pPr>
+        <w:rPr>
+          <w:rFonts w:hint="eastAsia"/>
+        </w:rPr>
+      </w:pPr>
+      <w:r>
+        <w:rPr>
+          <w:rFonts w:hint="eastAsia"/>
+        </w:rPr>
+        <w:t>（a）「病灶内均值 − 病灶外均值」这个粗口径反而收窄了（基线 0.1795 → 多尺度 0.1131）。</w:t>
       </w:r>
     </w:p>
     <w:p>
@@ -1900,7 +2242,7 @@
         <w:rPr>
           <w:rFonts w:hint="eastAsia"/>
         </w:rPr>
-        <w:t xml:space="preserve">（b）热力图肉眼对比是 mixed：部分切片比基线更聚焦于病灶，部分反而更弥散。</w:t>
+        <w:t>（b）热力图肉眼对比是 mixed：部分切片比基线更聚焦于病灶，部分反而更弥散。</w:t>
       </w:r>
     </w:p>
     <w:p>
@@ -1939,19 +2281,21 @@
         <w:rPr>
           <w:rFonts w:hint="eastAsia"/>
         </w:rPr>
-        <w:t xml:space="preserve">（c）单次训练、单一种子，尚未做多种子复现。</w:t>
-      </w:r>
-    </w:p>
-    <w:p>
-      <w:pPr>
-        <w:rPr>
-          <w:rFonts w:hint="eastAsia"/>
-        </w:rPr>
-      </w:pPr>
-    </w:p>
-    <w:p>
-      <w:pPr>
-        <w:rPr>
+        <w:lastRenderedPageBreak/>
+        <w:t>（c）单次训练、单一种子，尚未做多种子复现。</w:t>
+      </w:r>
+    </w:p>
+    <w:p>
+      <w:pPr>
+        <w:rPr>
+          <w:rFonts w:hint="eastAsia"/>
+        </w:rPr>
+      </w:pPr>
+    </w:p>
+    <w:p>
+      <w:pPr>
+        <w:rPr>
+          <w:rFonts w:hint="eastAsia"/>
           <w:b/>
           <w:bCs/>
         </w:rPr>
@@ -1962,52 +2306,53 @@
           <w:b/>
           <w:bCs/>
         </w:rPr>
-        <w:t xml:space="preserve">改动 4：显示管线修复（2026-09-23）</w:t>
-      </w:r>
-    </w:p>
-    <w:p>
-      <w:pPr>
-        <w:rPr>
-          <w:rFonts w:hint="eastAsia"/>
-        </w:rPr>
-      </w:pPr>
-    </w:p>
-    <w:p>
-      <w:pPr>
-        <w:rPr>
-          <w:rFonts w:hint="eastAsia"/>
-        </w:rPr>
-      </w:pPr>
-      <w:r>
-        <w:rPr>
-          <w:rFonts w:hint="eastAsia"/>
-        </w:rPr>
-        <w:t xml:space="preserve">背景：改动 3 把定位能力提上去了（Dice +9.1%），但热力图肉眼只是 mixed。原因是显示管线仍在拖后腿。</w:t>
-      </w:r>
-    </w:p>
-    <w:p>
-      <w:pPr>
-        <w:rPr>
-          <w:rFonts w:hint="eastAsia"/>
-        </w:rPr>
-      </w:pPr>
-      <w:r>
-        <w:rPr>
-          <w:rFonts w:hint="eastAsia"/>
-        </w:rPr>
-        <w:t xml:space="preserve">显示问题与定位精度问题一直是两回事，见改动 2 第 5 条。</w:t>
-      </w:r>
-    </w:p>
-    <w:p>
-      <w:pPr>
-        <w:rPr>
-          <w:rFonts w:hint="eastAsia"/>
-        </w:rPr>
-      </w:pPr>
-    </w:p>
-    <w:p>
-      <w:pPr>
-        <w:rPr>
+        <w:t>改动 4：显示管线修复（2026-09-23）</w:t>
+      </w:r>
+    </w:p>
+    <w:p>
+      <w:pPr>
+        <w:rPr>
+          <w:rFonts w:hint="eastAsia"/>
+        </w:rPr>
+      </w:pPr>
+    </w:p>
+    <w:p>
+      <w:pPr>
+        <w:rPr>
+          <w:rFonts w:hint="eastAsia"/>
+        </w:rPr>
+      </w:pPr>
+      <w:r>
+        <w:rPr>
+          <w:rFonts w:hint="eastAsia"/>
+        </w:rPr>
+        <w:t>背景：改动 3 把定位能力提上去了（Dice +9.1%），但热力图肉眼只是 mixed。原因是显示管线仍在拖后腿。</w:t>
+      </w:r>
+    </w:p>
+    <w:p>
+      <w:pPr>
+        <w:rPr>
+          <w:rFonts w:hint="eastAsia"/>
+        </w:rPr>
+      </w:pPr>
+      <w:r>
+        <w:rPr>
+          <w:rFonts w:hint="eastAsia"/>
+        </w:rPr>
+        <w:t>显示问题与定位精度问题一直是两回事，见改动 2 第 5 条。</w:t>
+      </w:r>
+    </w:p>
+    <w:p>
+      <w:pPr>
+        <w:rPr>
+          <w:rFonts w:hint="eastAsia"/>
+        </w:rPr>
+      </w:pPr>
+    </w:p>
+    <w:p>
+      <w:pPr>
+        <w:rPr>
+          <w:rFonts w:hint="eastAsia"/>
           <w:b/>
           <w:bCs/>
         </w:rPr>
@@ -2018,65 +2363,66 @@
           <w:b/>
           <w:bCs/>
         </w:rPr>
-        <w:t xml:space="preserve">（1）前提约束：显示层不得回灌到评估口径</w:t>
-      </w:r>
-    </w:p>
-    <w:p>
-      <w:pPr>
-        <w:rPr>
-          <w:rFonts w:hint="eastAsia"/>
-        </w:rPr>
-      </w:pPr>
-    </w:p>
-    <w:p>
-      <w:pPr>
-        <w:rPr>
-          <w:rFonts w:hint="eastAsia"/>
-        </w:rPr>
-      </w:pPr>
-      <w:r>
-        <w:rPr>
-          <w:rFonts w:hint="eastAsia"/>
-        </w:rPr>
-        <w:t xml:space="preserve">改动 2 的标定探针已实测：逐图 z-score / min-max 会把 Dice 从 0.5535 打到 0.4012 / 0.3730，</w:t>
-      </w:r>
-    </w:p>
-    <w:p>
-      <w:pPr>
-        <w:rPr>
-          <w:rFonts w:hint="eastAsia"/>
-        </w:rPr>
-      </w:pPr>
-      <w:r>
-        <w:rPr>
-          <w:rFonts w:hint="eastAsia"/>
-        </w:rPr>
-        <w:t xml:space="preserve">因为那个负偏移是跨图系统性的、本身带信息，逐图归一化把它抹掉了。</w:t>
-      </w:r>
-    </w:p>
-    <w:p>
-      <w:pPr>
-        <w:rPr>
-          <w:rFonts w:hint="eastAsia"/>
-        </w:rPr>
-      </w:pPr>
-      <w:r>
-        <w:rPr>
-          <w:rFonts w:hint="eastAsia"/>
-        </w:rPr>
-        <w:t xml:space="preserve">所以本改动**只作用于出图**，绝不进入指标计算。</w:t>
-      </w:r>
-    </w:p>
-    <w:p>
-      <w:pPr>
-        <w:rPr>
-          <w:rFonts w:hint="eastAsia"/>
-        </w:rPr>
-      </w:pPr>
-    </w:p>
-    <w:p>
-      <w:pPr>
-        <w:rPr>
+        <w:t>（1）前提约束：显示层不得回灌到评估口径</w:t>
+      </w:r>
+    </w:p>
+    <w:p>
+      <w:pPr>
+        <w:rPr>
+          <w:rFonts w:hint="eastAsia"/>
+        </w:rPr>
+      </w:pPr>
+    </w:p>
+    <w:p>
+      <w:pPr>
+        <w:rPr>
+          <w:rFonts w:hint="eastAsia"/>
+        </w:rPr>
+      </w:pPr>
+      <w:r>
+        <w:rPr>
+          <w:rFonts w:hint="eastAsia"/>
+        </w:rPr>
+        <w:t>改动 2 的标定探针已实测：逐图 z-score / min-max 会把 Dice 从 0.5535 打到 0.4012 / 0.3730，</w:t>
+      </w:r>
+    </w:p>
+    <w:p>
+      <w:pPr>
+        <w:rPr>
+          <w:rFonts w:hint="eastAsia"/>
+        </w:rPr>
+      </w:pPr>
+      <w:r>
+        <w:rPr>
+          <w:rFonts w:hint="eastAsia"/>
+        </w:rPr>
+        <w:t>因为那个负偏移是跨图系统性的、本身带信息，逐图归一化把它抹掉了。</w:t>
+      </w:r>
+    </w:p>
+    <w:p>
+      <w:pPr>
+        <w:rPr>
+          <w:rFonts w:hint="eastAsia"/>
+        </w:rPr>
+      </w:pPr>
+      <w:r>
+        <w:rPr>
+          <w:rFonts w:hint="eastAsia"/>
+        </w:rPr>
+        <w:t>所以本改动**只作用于出图**，绝不进入指标计算。</w:t>
+      </w:r>
+    </w:p>
+    <w:p>
+      <w:pPr>
+        <w:rPr>
+          <w:rFonts w:hint="eastAsia"/>
+        </w:rPr>
+      </w:pPr>
+    </w:p>
+    <w:p>
+      <w:pPr>
+        <w:rPr>
+          <w:rFonts w:hint="eastAsia"/>
           <w:b/>
           <w:bCs/>
         </w:rPr>
@@ -2087,27 +2433,27 @@
           <w:b/>
           <w:bCs/>
         </w:rPr>
-        <w:t xml:space="preserve">（2）改动内容（新增 text_side_anomaly/visualize.py，训练侧与四条思路一律未动）</w:t>
-      </w:r>
-    </w:p>
-    <w:p>
-      <w:pPr>
-        <w:rPr>
-          <w:rFonts w:hint="eastAsia"/>
-        </w:rPr>
-      </w:pPr>
-    </w:p>
-    <w:p>
-      <w:pPr>
-        <w:rPr>
-          <w:rFonts w:hint="eastAsia"/>
-        </w:rPr>
-      </w:pPr>
-      <w:r>
-        <w:rPr>
-          <w:rFonts w:hint="eastAsia"/>
-        </w:rPr>
-        <w:t xml:space="preserve">1. 标定 —— 由「逐图 P25 基线 + 固定绝对尺度 0.3」改为「全局分位数标定」</w:t>
+        <w:t>（2）改动内容（新增 text_side_anomaly/visualize.py，训练侧与四条思路一律未动）</w:t>
+      </w:r>
+    </w:p>
+    <w:p>
+      <w:pPr>
+        <w:rPr>
+          <w:rFonts w:hint="eastAsia"/>
+        </w:rPr>
+      </w:pPr>
+    </w:p>
+    <w:p>
+      <w:pPr>
+        <w:rPr>
+          <w:rFonts w:hint="eastAsia"/>
+        </w:rPr>
+      </w:pPr>
+      <w:r>
+        <w:rPr>
+          <w:rFonts w:hint="eastAsia"/>
+        </w:rPr>
+        <w:t>1. 标定 —— 由「逐图 P25 基线 + 固定绝对尺度 0.3」改为「全局分位数标定」</w:t>
       </w:r>
     </w:p>
     <w:p>
@@ -2146,7 +2492,7 @@
         <w:rPr>
           <w:rFonts w:hint="eastAsia"/>
         </w:rPr>
-        <w:t xml:space="preserve">2. 上采样 —— 由「14×14 双线性直接拉到 224」改为「引导滤波保边上采样」</w:t>
+        <w:t>2. 上采样 —— 由「14×14 双线性直接拉到 224」改为「引导滤波保边上采样」</w:t>
       </w:r>
     </w:p>
     <w:p>
@@ -2192,32 +2538,33 @@
         <w:rPr>
           <w:rFonts w:hint="eastAsia"/>
         </w:rPr>
-        <w:t xml:space="preserve">注意顺序：必须**先在 14×14 原生分辨率上标定、再上采样**。反过来的话，引导滤波会改变</w:t>
-      </w:r>
-    </w:p>
-    <w:p>
-      <w:pPr>
-        <w:rPr>
-          <w:rFonts w:hint="eastAsia"/>
-        </w:rPr>
-      </w:pPr>
-      <w:r>
-        <w:rPr>
-          <w:rFonts w:hint="eastAsia"/>
-        </w:rPr>
-        <w:t xml:space="preserve">数值范围，标定就失准了。</w:t>
-      </w:r>
-    </w:p>
-    <w:p>
-      <w:pPr>
-        <w:rPr>
-          <w:rFonts w:hint="eastAsia"/>
-        </w:rPr>
-      </w:pPr>
-    </w:p>
-    <w:p>
-      <w:pPr>
-        <w:rPr>
+        <w:t>注意顺序：必须**先在 14×14 原生分辨率上标定、再上采样**。反过来的话，引导滤波会改变</w:t>
+      </w:r>
+    </w:p>
+    <w:p>
+      <w:pPr>
+        <w:rPr>
+          <w:rFonts w:hint="eastAsia"/>
+        </w:rPr>
+      </w:pPr>
+      <w:r>
+        <w:rPr>
+          <w:rFonts w:hint="eastAsia"/>
+        </w:rPr>
+        <w:t>数值范围，标定就失准了。</w:t>
+      </w:r>
+    </w:p>
+    <w:p>
+      <w:pPr>
+        <w:rPr>
+          <w:rFonts w:hint="eastAsia"/>
+        </w:rPr>
+      </w:pPr>
+    </w:p>
+    <w:p>
+      <w:pPr>
+        <w:rPr>
+          <w:rFonts w:hint="eastAsia"/>
           <w:b/>
           <w:bCs/>
         </w:rPr>
@@ -2228,7 +2575,7 @@
           <w:b/>
           <w:bCs/>
         </w:rPr>
-        <w:t xml:space="preserve">（3）量化结果（多尺度模型，test 820 张；过饱和定义为像素值 ≥ 0.8）</w:t>
+        <w:t>（3）量化结果（多尺度模型，test 820 张；过饱和定义为像素值 ≥ 0.8）</w:t>
       </w:r>
     </w:p>
     <w:p>
@@ -2287,58 +2634,59 @@
         <w:rPr>
           <w:rFonts w:hint="eastAsia"/>
         </w:rPr>
-        <w:t xml:space="preserve">新标定下，正常切片的 P99.5 恰好映射到色阶上界 1.000。</w:t>
-      </w:r>
-    </w:p>
-    <w:p>
-      <w:pPr>
-        <w:rPr>
-          <w:rFonts w:hint="eastAsia"/>
-        </w:rPr>
-      </w:pPr>
-      <w:r>
-        <w:rPr>
-          <w:rFonts w:hint="eastAsia"/>
-        </w:rPr>
-        <w:t xml:space="preserve">肉眼：14×14 块状感消失、边界贴合解剖结构；正常切片的大面积红色假阳性显著收敛。</w:t>
-      </w:r>
-    </w:p>
-    <w:p>
-      <w:pPr>
-        <w:rPr>
-          <w:rFonts w:hint="eastAsia"/>
-        </w:rPr>
-      </w:pPr>
-      <w:r>
-        <w:rPr>
-          <w:rFonts w:hint="eastAsia"/>
-        </w:rPr>
-        <w:t xml:space="preserve">对比图见 D:/brain_dl/heatmaps_display/，四个面板依次为</w:t>
-      </w:r>
-    </w:p>
-    <w:p>
-      <w:pPr>
-        <w:rPr>
-          <w:rFonts w:hint="eastAsia"/>
-        </w:rPr>
-      </w:pPr>
-      <w:r>
-        <w:rPr>
-          <w:rFonts w:hint="eastAsia"/>
-        </w:rPr>
-        <w:t xml:space="preserve">「基线 旧显示 | 多尺度 旧显示 | 多尺度 新显示 | 原图+GT」。</w:t>
-      </w:r>
-    </w:p>
-    <w:p>
-      <w:pPr>
-        <w:rPr>
-          <w:rFonts w:hint="eastAsia"/>
-        </w:rPr>
-      </w:pPr>
-    </w:p>
-    <w:p>
-      <w:pPr>
-        <w:rPr>
+        <w:t>新标定下，正常切片的 P99.5 恰好映射到色阶上界 1.000。</w:t>
+      </w:r>
+    </w:p>
+    <w:p>
+      <w:pPr>
+        <w:rPr>
+          <w:rFonts w:hint="eastAsia"/>
+        </w:rPr>
+      </w:pPr>
+      <w:r>
+        <w:rPr>
+          <w:rFonts w:hint="eastAsia"/>
+        </w:rPr>
+        <w:t>肉眼：14×14 块状感消失、边界贴合解剖结构；正常切片的大面积红色假阳性显著收敛。</w:t>
+      </w:r>
+    </w:p>
+    <w:p>
+      <w:pPr>
+        <w:rPr>
+          <w:rFonts w:hint="eastAsia"/>
+        </w:rPr>
+      </w:pPr>
+      <w:r>
+        <w:rPr>
+          <w:rFonts w:hint="eastAsia"/>
+        </w:rPr>
+        <w:t>对比图见 D:/brain_dl/heatmaps_display/，四个面板依次为</w:t>
+      </w:r>
+    </w:p>
+    <w:p>
+      <w:pPr>
+        <w:rPr>
+          <w:rFonts w:hint="eastAsia"/>
+        </w:rPr>
+      </w:pPr>
+      <w:r>
+        <w:rPr>
+          <w:rFonts w:hint="eastAsia"/>
+        </w:rPr>
+        <w:t>「基线 旧显示 | 多尺度 旧显示 | 多尺度 新显示 | 原图+GT」。</w:t>
+      </w:r>
+    </w:p>
+    <w:p>
+      <w:pPr>
+        <w:rPr>
+          <w:rFonts w:hint="eastAsia"/>
+        </w:rPr>
+      </w:pPr>
+    </w:p>
+    <w:p>
+      <w:pPr>
+        <w:rPr>
+          <w:rFonts w:hint="eastAsia"/>
           <w:b/>
           <w:bCs/>
         </w:rPr>
@@ -2349,65 +2697,66 @@
           <w:b/>
           <w:bCs/>
         </w:rPr>
-        <w:t xml:space="preserve">（4）仍然存在的（属模型问题，非显示问题）</w:t>
-      </w:r>
-    </w:p>
-    <w:p>
-      <w:pPr>
-        <w:rPr>
-          <w:rFonts w:hint="eastAsia"/>
-        </w:rPr>
-      </w:pPr>
-    </w:p>
-    <w:p>
-      <w:pPr>
-        <w:rPr>
-          <w:rFonts w:hint="eastAsia"/>
-        </w:rPr>
-      </w:pPr>
-      <w:r>
-        <w:rPr>
-          <w:rFonts w:hint="eastAsia"/>
-        </w:rPr>
-        <w:t xml:space="preserve">部分正常切片在脑顶部仍有成片热区，即改动 2 提到的头皮/颅骨假阳性。</w:t>
-      </w:r>
-    </w:p>
-    <w:p>
-      <w:pPr>
-        <w:rPr>
-          <w:rFonts w:hint="eastAsia"/>
-        </w:rPr>
-      </w:pPr>
-      <w:r>
-        <w:rPr>
-          <w:rFonts w:hint="eastAsia"/>
-        </w:rPr>
-        <w:t xml:space="preserve">显示层无法消除它，只能做到不再放大它。若要治，得回到图像侧（用图像亮度阈值把头皮环</w:t>
-      </w:r>
-    </w:p>
-    <w:p>
-      <w:pPr>
-        <w:rPr>
-          <w:rFonts w:hint="eastAsia"/>
-        </w:rPr>
-      </w:pPr>
-      <w:r>
-        <w:rPr>
-          <w:rFonts w:hint="eastAsia"/>
-        </w:rPr>
-        <w:t xml:space="preserve">排除出统计，即 paclip 的 tissue_mask_from_image 思路）。</w:t>
-      </w:r>
-    </w:p>
-    <w:p>
-      <w:pPr>
-        <w:rPr>
-          <w:rFonts w:hint="eastAsia"/>
-        </w:rPr>
-      </w:pPr>
-    </w:p>
-    <w:p>
-      <w:pPr>
-        <w:rPr>
+        <w:t>（4）仍然存在的（属模型问题，非显示问题）</w:t>
+      </w:r>
+    </w:p>
+    <w:p>
+      <w:pPr>
+        <w:rPr>
+          <w:rFonts w:hint="eastAsia"/>
+        </w:rPr>
+      </w:pPr>
+    </w:p>
+    <w:p>
+      <w:pPr>
+        <w:rPr>
+          <w:rFonts w:hint="eastAsia"/>
+        </w:rPr>
+      </w:pPr>
+      <w:r>
+        <w:rPr>
+          <w:rFonts w:hint="eastAsia"/>
+        </w:rPr>
+        <w:t>部分正常切片在脑顶部仍有成片热区，即改动 2 提到的头皮/颅骨假阳性。</w:t>
+      </w:r>
+    </w:p>
+    <w:p>
+      <w:pPr>
+        <w:rPr>
+          <w:rFonts w:hint="eastAsia"/>
+        </w:rPr>
+      </w:pPr>
+      <w:r>
+        <w:rPr>
+          <w:rFonts w:hint="eastAsia"/>
+        </w:rPr>
+        <w:t>显示层无法消除它，只能做到不再放大它。若要治，得回到图像侧（用图像亮度阈值把头皮环</w:t>
+      </w:r>
+    </w:p>
+    <w:p>
+      <w:pPr>
+        <w:rPr>
+          <w:rFonts w:hint="eastAsia"/>
+        </w:rPr>
+      </w:pPr>
+      <w:r>
+        <w:rPr>
+          <w:rFonts w:hint="eastAsia"/>
+        </w:rPr>
+        <w:t>排除出统计，即 paclip 的 tissue_mask_from_image 思路）。</w:t>
+      </w:r>
+    </w:p>
+    <w:p>
+      <w:pPr>
+        <w:rPr>
+          <w:rFonts w:hint="eastAsia"/>
+        </w:rPr>
+      </w:pPr>
+    </w:p>
+    <w:p>
+      <w:pPr>
+        <w:rPr>
+          <w:rFonts w:hint="eastAsia"/>
           <w:b/>
           <w:bCs/>
         </w:rPr>
@@ -2418,39 +2767,40 @@
           <w:b/>
           <w:bCs/>
         </w:rPr>
-        <w:t xml:space="preserve">（5）指标影响</w:t>
-      </w:r>
-    </w:p>
-    <w:p>
-      <w:pPr>
-        <w:rPr>
-          <w:rFonts w:hint="eastAsia"/>
-        </w:rPr>
-      </w:pPr>
-    </w:p>
-    <w:p>
-      <w:pPr>
-        <w:rPr>
-          <w:rFonts w:hint="eastAsia"/>
-        </w:rPr>
-      </w:pPr>
-      <w:r>
-        <w:rPr>
-          <w:rFonts w:hint="eastAsia"/>
-        </w:rPr>
-        <w:t xml:space="preserve">本改动**不改变任何指标**——Dice / IoU / pixelAUROC 与改动 3 完全一致。这是设计约束，不是遗漏。</w:t>
-      </w:r>
-    </w:p>
-    <w:p>
-      <w:pPr>
-        <w:rPr>
-          <w:rFonts w:hint="eastAsia"/>
-        </w:rPr>
-      </w:pPr>
-    </w:p>
-    <w:p>
-      <w:pPr>
-        <w:rPr>
+        <w:t>（5）指标影响</w:t>
+      </w:r>
+    </w:p>
+    <w:p>
+      <w:pPr>
+        <w:rPr>
+          <w:rFonts w:hint="eastAsia"/>
+        </w:rPr>
+      </w:pPr>
+    </w:p>
+    <w:p>
+      <w:pPr>
+        <w:rPr>
+          <w:rFonts w:hint="eastAsia"/>
+        </w:rPr>
+      </w:pPr>
+      <w:r>
+        <w:rPr>
+          <w:rFonts w:hint="eastAsia"/>
+        </w:rPr>
+        <w:t>本改动**不改变任何指标**——Dice / IoU / pixelAUROC 与改动 3 完全一致。这是设计约束，不是遗漏。</w:t>
+      </w:r>
+    </w:p>
+    <w:p>
+      <w:pPr>
+        <w:rPr>
+          <w:rFonts w:hint="eastAsia"/>
+        </w:rPr>
+      </w:pPr>
+    </w:p>
+    <w:p>
+      <w:pPr>
+        <w:rPr>
+          <w:rFonts w:hint="eastAsia"/>
           <w:b/>
           <w:bCs/>
         </w:rPr>
@@ -2461,39 +2811,40 @@
           <w:b/>
           <w:bCs/>
         </w:rPr>
-        <w:t xml:space="preserve">改动 5：解剖 ROI 门控 + ROI 感知训练（2026-09-23）</w:t>
-      </w:r>
-    </w:p>
-    <w:p>
-      <w:pPr>
-        <w:rPr>
-          <w:rFonts w:hint="eastAsia"/>
-        </w:rPr>
-      </w:pPr>
-    </w:p>
-    <w:p>
-      <w:pPr>
-        <w:rPr>
-          <w:rFonts w:hint="eastAsia"/>
-        </w:rPr>
-      </w:pPr>
-      <w:r>
-        <w:rPr>
-          <w:rFonts w:hint="eastAsia"/>
-        </w:rPr>
-        <w:t xml:space="preserve">起因：反馈「热力图还是有点乱指，红色有很大的一片区域，与实际情况不符」。先量化确认再动手。</w:t>
-      </w:r>
-    </w:p>
-    <w:p>
-      <w:pPr>
-        <w:rPr>
-          <w:rFonts w:hint="eastAsia"/>
-        </w:rPr>
-      </w:pPr>
-    </w:p>
-    <w:p>
-      <w:pPr>
-        <w:rPr>
+        <w:t>改动 5：解剖 ROI 门控 + ROI 感知训练（2026-09-23）</w:t>
+      </w:r>
+    </w:p>
+    <w:p>
+      <w:pPr>
+        <w:rPr>
+          <w:rFonts w:hint="eastAsia"/>
+        </w:rPr>
+      </w:pPr>
+    </w:p>
+    <w:p>
+      <w:pPr>
+        <w:rPr>
+          <w:rFonts w:hint="eastAsia"/>
+        </w:rPr>
+      </w:pPr>
+      <w:r>
+        <w:rPr>
+          <w:rFonts w:hint="eastAsia"/>
+        </w:rPr>
+        <w:t>起因：反馈「热力图还是有点乱指，红色有很大的一片区域，与实际情况不符」。先量化确认再动手。</w:t>
+      </w:r>
+    </w:p>
+    <w:p>
+      <w:pPr>
+        <w:rPr>
+          <w:rFonts w:hint="eastAsia"/>
+        </w:rPr>
+      </w:pPr>
+    </w:p>
+    <w:p>
+      <w:pPr>
+        <w:rPr>
+          <w:rFonts w:hint="eastAsia"/>
           <w:b/>
           <w:bCs/>
         </w:rPr>
@@ -2504,78 +2855,79 @@
           <w:b/>
           <w:bCs/>
         </w:rPr>
-        <w:t xml:space="preserve">（1）诊断：红色到底落在哪</w:t>
-      </w:r>
-    </w:p>
-    <w:p>
-      <w:pPr>
-        <w:rPr>
-          <w:rFonts w:hint="eastAsia"/>
-        </w:rPr>
-      </w:pPr>
-    </w:p>
-    <w:p>
-      <w:pPr>
-        <w:rPr>
-          <w:rFonts w:hint="eastAsia"/>
-        </w:rPr>
-      </w:pPr>
-      <w:r>
-        <w:rPr>
-          <w:rFonts w:hint="eastAsia"/>
-        </w:rPr>
-        <w:t xml:space="preserve">正常切片的高分区中 53.5% 落在脑 ROI 之外（异常切片 15.9%）</w:t>
-      </w:r>
-    </w:p>
-    <w:p>
-      <w:pPr>
-        <w:rPr>
-          <w:rFonts w:hint="eastAsia"/>
-        </w:rPr>
-      </w:pPr>
-      <w:r>
-        <w:rPr>
-          <w:rFonts w:hint="eastAsia"/>
-        </w:rPr>
-        <w:t xml:space="preserve">异常切片 ROI 内被判红的像素里，真病灶只占 54.7%</w:t>
-      </w:r>
-    </w:p>
-    <w:p>
-      <w:pPr>
-        <w:rPr>
-          <w:rFonts w:hint="eastAsia"/>
-        </w:rPr>
-      </w:pPr>
-      <w:r>
-        <w:rPr>
-          <w:rFonts w:hint="eastAsia"/>
-        </w:rPr>
-        <w:t xml:space="preserve">→ 「乱指」的主因是异常图对「哪里是脑组织」一无所知：头皮、颅骨、背景全被判成异常。</w:t>
-      </w:r>
-    </w:p>
-    <w:p>
-      <w:pPr>
-        <w:rPr>
-          <w:rFonts w:hint="eastAsia"/>
-        </w:rPr>
-      </w:pPr>
-      <w:r>
-        <w:rPr>
-          <w:rFonts w:hint="eastAsia"/>
-        </w:rPr>
-        <w:t xml:space="preserve">（paclip 的 tissue_mask_from_image 正是冲这个来的。）</w:t>
-      </w:r>
-    </w:p>
-    <w:p>
-      <w:pPr>
-        <w:rPr>
-          <w:rFonts w:hint="eastAsia"/>
-        </w:rPr>
-      </w:pPr>
-    </w:p>
-    <w:p>
-      <w:pPr>
-        <w:rPr>
+        <w:t>（1）诊断：红色到底落在哪</w:t>
+      </w:r>
+    </w:p>
+    <w:p>
+      <w:pPr>
+        <w:rPr>
+          <w:rFonts w:hint="eastAsia"/>
+        </w:rPr>
+      </w:pPr>
+    </w:p>
+    <w:p>
+      <w:pPr>
+        <w:rPr>
+          <w:rFonts w:hint="eastAsia"/>
+        </w:rPr>
+      </w:pPr>
+      <w:r>
+        <w:rPr>
+          <w:rFonts w:hint="eastAsia"/>
+        </w:rPr>
+        <w:t>正常切片的高分区中 53.5% 落在脑 ROI 之外（异常切片 15.9%）</w:t>
+      </w:r>
+    </w:p>
+    <w:p>
+      <w:pPr>
+        <w:rPr>
+          <w:rFonts w:hint="eastAsia"/>
+        </w:rPr>
+      </w:pPr>
+      <w:r>
+        <w:rPr>
+          <w:rFonts w:hint="eastAsia"/>
+        </w:rPr>
+        <w:t>异常切片 ROI 内被判红的像素里，真病灶只占 54.7%</w:t>
+      </w:r>
+    </w:p>
+    <w:p>
+      <w:pPr>
+        <w:rPr>
+          <w:rFonts w:hint="eastAsia"/>
+        </w:rPr>
+      </w:pPr>
+      <w:r>
+        <w:rPr>
+          <w:rFonts w:hint="eastAsia"/>
+        </w:rPr>
+        <w:t>→ 「乱指」的主因是异常图对「哪里是脑组织」一无所知：头皮、颅骨、背景全被判成异常。</w:t>
+      </w:r>
+    </w:p>
+    <w:p>
+      <w:pPr>
+        <w:rPr>
+          <w:rFonts w:hint="eastAsia"/>
+        </w:rPr>
+      </w:pPr>
+      <w:r>
+        <w:rPr>
+          <w:rFonts w:hint="eastAsia"/>
+        </w:rPr>
+        <w:t>（paclip 的 tissue_mask_from_image 正是冲这个来的。）</w:t>
+      </w:r>
+    </w:p>
+    <w:p>
+      <w:pPr>
+        <w:rPr>
+          <w:rFonts w:hint="eastAsia"/>
+        </w:rPr>
+      </w:pPr>
+    </w:p>
+    <w:p>
+      <w:pPr>
+        <w:rPr>
+          <w:rFonts w:hint="eastAsia"/>
           <w:b/>
           <w:bCs/>
         </w:rPr>
@@ -2586,27 +2938,27 @@
           <w:b/>
           <w:bCs/>
         </w:rPr>
-        <w:t xml:space="preserve">（2）门控的陷阱</w:t>
-      </w:r>
-    </w:p>
-    <w:p>
-      <w:pPr>
-        <w:rPr>
-          <w:rFonts w:hint="eastAsia"/>
-        </w:rPr>
-      </w:pPr>
-    </w:p>
-    <w:p>
-      <w:pPr>
-        <w:rPr>
-          <w:rFonts w:hint="eastAsia"/>
-        </w:rPr>
-      </w:pPr>
-      <w:r>
-        <w:rPr>
-          <w:rFonts w:hint="eastAsia"/>
-        </w:rPr>
-        <w:t xml:space="preserve">amap 整体为负（均值约 −0.4），把 ROI 外**置 0 反而高于病灶**，排序会彻底崩溃：</w:t>
+        <w:t>（2）门控的陷阱</w:t>
+      </w:r>
+    </w:p>
+    <w:p>
+      <w:pPr>
+        <w:rPr>
+          <w:rFonts w:hint="eastAsia"/>
+        </w:rPr>
+      </w:pPr>
+    </w:p>
+    <w:p>
+      <w:pPr>
+        <w:rPr>
+          <w:rFonts w:hint="eastAsia"/>
+        </w:rPr>
+      </w:pPr>
+      <w:r>
+        <w:rPr>
+          <w:rFonts w:hint="eastAsia"/>
+        </w:rPr>
+        <w:t>amap 整体为负（均值约 −0.4），把 ROI 外**置 0 反而高于病灶**，排序会彻底崩溃：</w:t>
       </w:r>
     </w:p>
     <w:p>
@@ -2645,19 +2997,20 @@
         <w:rPr>
           <w:rFonts w:hint="eastAsia"/>
         </w:rPr>
-        <w:t xml:space="preserve">必须压到全局最小值**以下**，而不是 0。</w:t>
-      </w:r>
-    </w:p>
-    <w:p>
-      <w:pPr>
-        <w:rPr>
-          <w:rFonts w:hint="eastAsia"/>
-        </w:rPr>
-      </w:pPr>
-    </w:p>
-    <w:p>
-      <w:pPr>
-        <w:rPr>
+        <w:t>必须压到全局最小值**以下**，而不是 0。</w:t>
+      </w:r>
+    </w:p>
+    <w:p>
+      <w:pPr>
+        <w:rPr>
+          <w:rFonts w:hint="eastAsia"/>
+        </w:rPr>
+      </w:pPr>
+    </w:p>
+    <w:p>
+      <w:pPr>
+        <w:rPr>
+          <w:rFonts w:hint="eastAsia"/>
           <w:b/>
           <w:bCs/>
         </w:rPr>
@@ -2668,27 +3021,27 @@
           <w:b/>
           <w:bCs/>
         </w:rPr>
-        <w:t xml:space="preserve">（3）改动内容</w:t>
-      </w:r>
-    </w:p>
-    <w:p>
-      <w:pPr>
-        <w:rPr>
-          <w:rFonts w:hint="eastAsia"/>
-        </w:rPr>
-      </w:pPr>
-    </w:p>
-    <w:p>
-      <w:pPr>
-        <w:rPr>
-          <w:rFonts w:hint="eastAsia"/>
-        </w:rPr>
-      </w:pPr>
-      <w:r>
-        <w:rPr>
-          <w:rFonts w:hint="eastAsia"/>
-        </w:rPr>
-        <w:t xml:space="preserve">1. 新增 text_side_anomaly/roi.py —— 由图像强度阈值给出解剖 ROI（thr = 20/255，paclip 同款），</w:t>
+        <w:t>（3）改动内容</w:t>
+      </w:r>
+    </w:p>
+    <w:p>
+      <w:pPr>
+        <w:rPr>
+          <w:rFonts w:hint="eastAsia"/>
+        </w:rPr>
+      </w:pPr>
+    </w:p>
+    <w:p>
+      <w:pPr>
+        <w:rPr>
+          <w:rFonts w:hint="eastAsia"/>
+        </w:rPr>
+      </w:pPr>
+      <w:r>
+        <w:rPr>
+          <w:rFonts w:hint="eastAsia"/>
+        </w:rPr>
+        <w:t>1. 新增 text_side_anomaly/roi.py —— 由图像强度阈值给出解剖 ROI（thr = 20/255，paclip 同款），</w:t>
       </w:r>
     </w:p>
     <w:p>
@@ -2714,33 +3067,33 @@
         <w:rPr>
           <w:rFonts w:hint="eastAsia"/>
         </w:rPr>
-        <w:t xml:space="preserve">2. 新增 gate_by_roi() —— ROI 外压到 floor，ROI 内的相对排序完全不变。</w:t>
-      </w:r>
-    </w:p>
-    <w:p>
-      <w:pPr>
-        <w:rPr>
-          <w:rFonts w:hint="eastAsia"/>
-        </w:rPr>
-      </w:pPr>
-      <w:r>
-        <w:rPr>
-          <w:rFonts w:hint="eastAsia"/>
-        </w:rPr>
-        <w:t xml:space="preserve">3. dataset.py —— batch 增加 roi 字段（2D 与 3D 两条路径都加）。</w:t>
-      </w:r>
-    </w:p>
-    <w:p>
-      <w:pPr>
-        <w:rPr>
-          <w:rFonts w:hint="eastAsia"/>
-        </w:rPr>
-      </w:pPr>
-      <w:r>
-        <w:rPr>
-          <w:rFonts w:hint="eastAsia"/>
-        </w:rPr>
-        <w:t xml:space="preserve">4. losses.py —— local_alignment_loss / TotalLoss 接受 roi；给了就只在 ROI 内计算 L_local。</w:t>
+        <w:t>2. 新增 gate_by_roi() —— ROI 外压到 floor，ROI 内的相对排序完全不变。</w:t>
+      </w:r>
+    </w:p>
+    <w:p>
+      <w:pPr>
+        <w:rPr>
+          <w:rFonts w:hint="eastAsia"/>
+        </w:rPr>
+      </w:pPr>
+      <w:r>
+        <w:rPr>
+          <w:rFonts w:hint="eastAsia"/>
+        </w:rPr>
+        <w:t>3. dataset.py —— batch 增加 roi 字段（2D 与 3D 两条路径都加）。</w:t>
+      </w:r>
+    </w:p>
+    <w:p>
+      <w:pPr>
+        <w:rPr>
+          <w:rFonts w:hint="eastAsia"/>
+        </w:rPr>
+      </w:pPr>
+      <w:r>
+        <w:rPr>
+          <w:rFonts w:hint="eastAsia"/>
+        </w:rPr>
+        <w:t>4. losses.py —— local_alignment_loss / TotalLoss 接受 roi；给了就只在 ROI 内计算 L_local。</w:t>
       </w:r>
     </w:p>
     <w:p>
@@ -2779,7 +3132,7 @@
         <w:rPr>
           <w:rFonts w:hint="eastAsia"/>
         </w:rPr>
-        <w:t xml:space="preserve">5. visualize.py 的出图标定改为**只用 ROI 内像素拟合**（原因见第 5 条 b）。</w:t>
+        <w:t>5. visualize.py 的出图标定改为**只用 ROI 内像素拟合**（原因见第 5 条 b）。</w:t>
       </w:r>
     </w:p>
     <w:p>
@@ -2805,6 +3158,7 @@
     <w:p>
       <w:pPr>
         <w:rPr>
+          <w:rFonts w:hint="eastAsia"/>
           <w:b/>
           <w:bCs/>
         </w:rPr>
@@ -2815,27 +3169,34 @@
           <w:b/>
           <w:bCs/>
         </w:rPr>
-        <w:t xml:space="preserve">（4）结果（BraTS2021 留出 test，820 张）</w:t>
-      </w:r>
-    </w:p>
-    <w:p>
-      <w:pPr>
-        <w:rPr>
-          <w:rFonts w:hint="eastAsia"/>
-        </w:rPr>
-      </w:pPr>
-    </w:p>
-    <w:p>
-      <w:pPr>
-        <w:rPr>
-          <w:rFonts w:hint="eastAsia"/>
-        </w:rPr>
-      </w:pPr>
-      <w:r>
-        <w:rPr>
-          <w:rFonts w:hint="eastAsia"/>
-        </w:rPr>
-        <w:t xml:space="preserve">                  imgAUROC   Dice     IoU    pxAUROC | 脑外红斑(异常/正常) | 红灯真病灶率</w:t>
+        <w:t>（4）结果（BraTS2021 留出 test，820 张）</w:t>
+      </w:r>
+    </w:p>
+    <w:p>
+      <w:pPr>
+        <w:rPr>
+          <w:rFonts w:hint="eastAsia"/>
+        </w:rPr>
+      </w:pPr>
+    </w:p>
+    <w:p>
+      <w:pPr>
+        <w:rPr>
+          <w:rFonts w:hint="eastAsia"/>
+        </w:rPr>
+      </w:pPr>
+      <w:r>
+        <w:rPr>
+          <w:rFonts w:hint="eastAsia"/>
+        </w:rPr>
+        <w:t xml:space="preserve">                  imgAUROC   Dice     IoU    pxAUROC | 脑外红斑(异常/正常) | 红</w:t>
+      </w:r>
+      <w:r>
+        <w:rPr>
+          <w:rFonts w:hint="eastAsia"/>
+        </w:rPr>
+        <w:lastRenderedPageBreak/>
+        <w:t>灯真病灶率</w:t>
       </w:r>
     </w:p>
     <w:p>
@@ -2913,45 +3274,46 @@
         <w:rPr>
           <w:rFonts w:hint="eastAsia"/>
         </w:rPr>
-        <w:t xml:space="preserve">相对基线：Dice +27.9%，pixelAUROC +4.2pt，脑外红斑归零，红灯真病灶率 57.4% → 67.5%。</w:t>
-      </w:r>
-    </w:p>
-    <w:p>
-      <w:pPr>
-        <w:rPr>
-          <w:rFonts w:hint="eastAsia"/>
-        </w:rPr>
-      </w:pPr>
-      <w:r>
-        <w:rPr>
-          <w:rFonts w:hint="eastAsia"/>
-        </w:rPr>
-        <w:t xml:space="preserve">「红灯真病灶率」= ROI 内被判红的像素中真病灶的占比（固定操作点 ROI 内 P90，不用 oracle 阈值），</w:t>
-      </w:r>
-    </w:p>
-    <w:p>
-      <w:pPr>
-        <w:rPr>
-          <w:rFonts w:hint="eastAsia"/>
-        </w:rPr>
-      </w:pPr>
-      <w:r>
-        <w:rPr>
-          <w:rFonts w:hint="eastAsia"/>
-        </w:rPr>
-        <w:t xml:space="preserve">它直接刻画「红色区域是否与病灶吻合」这件事。</w:t>
-      </w:r>
-    </w:p>
-    <w:p>
-      <w:pPr>
-        <w:rPr>
-          <w:rFonts w:hint="eastAsia"/>
-        </w:rPr>
-      </w:pPr>
-    </w:p>
-    <w:p>
-      <w:pPr>
-        <w:rPr>
+        <w:t>相对基线：Dice +27.9%，pixelAUROC +4.2pt，脑外红斑归零，红灯真病灶率 57.4% → 67.5%。</w:t>
+      </w:r>
+    </w:p>
+    <w:p>
+      <w:pPr>
+        <w:rPr>
+          <w:rFonts w:hint="eastAsia"/>
+        </w:rPr>
+      </w:pPr>
+      <w:r>
+        <w:rPr>
+          <w:rFonts w:hint="eastAsia"/>
+        </w:rPr>
+        <w:t>「红灯真病灶率」= ROI 内被判红的像素中真病灶的占比（固定操作点 ROI 内 P90，不用 oracle 阈值），</w:t>
+      </w:r>
+    </w:p>
+    <w:p>
+      <w:pPr>
+        <w:rPr>
+          <w:rFonts w:hint="eastAsia"/>
+        </w:rPr>
+      </w:pPr>
+      <w:r>
+        <w:rPr>
+          <w:rFonts w:hint="eastAsia"/>
+        </w:rPr>
+        <w:t>它直接刻画「红色区域是否与病灶吻合」这件事。</w:t>
+      </w:r>
+    </w:p>
+    <w:p>
+      <w:pPr>
+        <w:rPr>
+          <w:rFonts w:hint="eastAsia"/>
+        </w:rPr>
+      </w:pPr>
+    </w:p>
+    <w:p>
+      <w:pPr>
+        <w:rPr>
+          <w:rFonts w:hint="eastAsia"/>
           <w:b/>
           <w:bCs/>
         </w:rPr>
@@ -2962,27 +3324,27 @@
           <w:b/>
           <w:bCs/>
         </w:rPr>
-        <w:t xml:space="preserve">（5）必须记录的坑与风险</w:t>
-      </w:r>
-    </w:p>
-    <w:p>
-      <w:pPr>
-        <w:rPr>
-          <w:rFonts w:hint="eastAsia"/>
-        </w:rPr>
-      </w:pPr>
-    </w:p>
-    <w:p>
-      <w:pPr>
-        <w:rPr>
-          <w:rFonts w:hint="eastAsia"/>
-        </w:rPr>
-      </w:pPr>
-      <w:r>
-        <w:rPr>
-          <w:rFonts w:hint="eastAsia"/>
-        </w:rPr>
-        <w:t xml:space="preserve">（a）**ROI 训练与门控是捆绑的，不是可选项**。ROI 训练不用门控时 Dice 只有 0.2350（比基线还差），</w:t>
+        <w:t>（5）必须记录的坑与风险</w:t>
+      </w:r>
+    </w:p>
+    <w:p>
+      <w:pPr>
+        <w:rPr>
+          <w:rFonts w:hint="eastAsia"/>
+        </w:rPr>
+      </w:pPr>
+    </w:p>
+    <w:p>
+      <w:pPr>
+        <w:rPr>
+          <w:rFonts w:hint="eastAsia"/>
+        </w:rPr>
+      </w:pPr>
+      <w:r>
+        <w:rPr>
+          <w:rFonts w:hint="eastAsia"/>
+        </w:rPr>
+        <w:t>（a）**ROI 训练与门控是捆绑的，不是可选项**。ROI 训练不用门控时 Dice 只有 0.2350（比基线还差），</w:t>
       </w:r>
     </w:p>
     <w:p>
@@ -3047,7 +3409,7 @@
         <w:rPr>
           <w:rFonts w:hint="eastAsia"/>
         </w:rPr>
-        <w:t xml:space="preserve">（b）出图标定的坑：门控把 ROI 外压到 floor，若直接对整张门控图取分位数，P50 会落在 floor 上，</w:t>
+        <w:t>（b）出图标定的坑：门控把 ROI 外压到 floor，若直接对整张门控图取分位数，P50 会落在 floor 上，</w:t>
       </w:r>
     </w:p>
     <w:p>
@@ -3073,7 +3435,7 @@
         <w:rPr>
           <w:rFonts w:hint="eastAsia"/>
         </w:rPr>
-        <w:t xml:space="preserve">（c）红灯真病灶率 67.5% 意味着 ROI 内仍有约 1/3 的红是假阳性。这是模型本身的局限</w:t>
+        <w:t>（c）红灯真病灶率 67.5% 意味着 ROI 内仍有约 1/3 的红是假阳性。这是模型本身的局限</w:t>
       </w:r>
     </w:p>
     <w:p>
@@ -3099,32 +3461,33 @@
         <w:rPr>
           <w:rFonts w:hint="eastAsia"/>
         </w:rPr>
-        <w:t xml:space="preserve">（d）图像级 AUROC 基本没动（0.9717 → 0.9733），符合预期 —— CLS 路径全程未改。</w:t>
-      </w:r>
-    </w:p>
-    <w:p>
-      <w:pPr>
-        <w:rPr>
-          <w:rFonts w:hint="eastAsia"/>
-        </w:rPr>
-      </w:pPr>
-      <w:r>
-        <w:rPr>
-          <w:rFonts w:hint="eastAsia"/>
-        </w:rPr>
-        <w:t xml:space="preserve">（e）仍是单次训练、单一种子。</w:t>
-      </w:r>
-    </w:p>
-    <w:p>
-      <w:pPr>
-        <w:rPr>
-          <w:rFonts w:hint="eastAsia"/>
-        </w:rPr>
-      </w:pPr>
-    </w:p>
-    <w:p>
-      <w:pPr>
-        <w:rPr>
+        <w:t>（d）图像级 AUROC 基本没动（0.9717 → 0.9733），符合预期 —— CLS 路径全程未改。</w:t>
+      </w:r>
+    </w:p>
+    <w:p>
+      <w:pPr>
+        <w:rPr>
+          <w:rFonts w:hint="eastAsia"/>
+        </w:rPr>
+      </w:pPr>
+      <w:r>
+        <w:rPr>
+          <w:rFonts w:hint="eastAsia"/>
+        </w:rPr>
+        <w:t>（e）仍是单次训练、单一种子。</w:t>
+      </w:r>
+    </w:p>
+    <w:p>
+      <w:pPr>
+        <w:rPr>
+          <w:rFonts w:hint="eastAsia"/>
+        </w:rPr>
+      </w:pPr>
+    </w:p>
+    <w:p>
+      <w:pPr>
+        <w:rPr>
+          <w:rFonts w:hint="eastAsia"/>
           <w:b/>
           <w:bCs/>
         </w:rPr>
@@ -3135,39 +3498,40 @@
           <w:b/>
           <w:bCs/>
         </w:rPr>
-        <w:t xml:space="preserve">改动 6：出图环节的两个 bug（2026-09-23）</w:t>
-      </w:r>
-    </w:p>
-    <w:p>
-      <w:pPr>
-        <w:rPr>
-          <w:rFonts w:hint="eastAsia"/>
-        </w:rPr>
-      </w:pPr>
-    </w:p>
-    <w:p>
-      <w:pPr>
-        <w:rPr>
-          <w:rFonts w:hint="eastAsia"/>
-        </w:rPr>
-      </w:pPr>
-      <w:r>
-        <w:rPr>
-          <w:rFonts w:hint="eastAsia"/>
-        </w:rPr>
-        <w:t xml:space="preserve">这两个都是「图看着不对、但指标完全不报警」的问题，只有肉眼看图才能发现。</w:t>
-      </w:r>
-    </w:p>
-    <w:p>
-      <w:pPr>
-        <w:rPr>
-          <w:rFonts w:hint="eastAsia"/>
-        </w:rPr>
-      </w:pPr>
-    </w:p>
-    <w:p>
-      <w:pPr>
-        <w:rPr>
+        <w:t>改动 6：出图环节的两个 bug（2026-09-23）</w:t>
+      </w:r>
+    </w:p>
+    <w:p>
+      <w:pPr>
+        <w:rPr>
+          <w:rFonts w:hint="eastAsia"/>
+        </w:rPr>
+      </w:pPr>
+    </w:p>
+    <w:p>
+      <w:pPr>
+        <w:rPr>
+          <w:rFonts w:hint="eastAsia"/>
+        </w:rPr>
+      </w:pPr>
+      <w:r>
+        <w:rPr>
+          <w:rFonts w:hint="eastAsia"/>
+        </w:rPr>
+        <w:t>这两个都是「图看着不对、但指标完全不报警」的问题，只有肉眼看图才能发现。</w:t>
+      </w:r>
+    </w:p>
+    <w:p>
+      <w:pPr>
+        <w:rPr>
+          <w:rFonts w:hint="eastAsia"/>
+        </w:rPr>
+      </w:pPr>
+    </w:p>
+    <w:p>
+      <w:pPr>
+        <w:rPr>
+          <w:rFonts w:hint="eastAsia"/>
           <w:b/>
           <w:bCs/>
         </w:rPr>
@@ -3178,53 +3542,53 @@
           <w:b/>
           <w:bCs/>
         </w:rPr>
-        <w:t xml:space="preserve">（1）中文标签渲染成方块</w:t>
-      </w:r>
-    </w:p>
-    <w:p>
-      <w:pPr>
-        <w:rPr>
-          <w:rFonts w:hint="eastAsia"/>
-        </w:rPr>
-      </w:pPr>
-    </w:p>
-    <w:p>
-      <w:pPr>
-        <w:rPr>
-          <w:rFonts w:hint="eastAsia"/>
-        </w:rPr>
-      </w:pPr>
-      <w:r>
-        <w:rPr>
-          <w:rFonts w:hint="eastAsia"/>
-        </w:rPr>
-        <w:t xml:space="preserve">现象：热力图拼图上的中文面板标题全变成方块。</w:t>
-      </w:r>
-    </w:p>
-    <w:p>
-      <w:pPr>
-        <w:rPr>
-          <w:rFonts w:hint="eastAsia"/>
-        </w:rPr>
-      </w:pPr>
-      <w:r>
-        <w:rPr>
-          <w:rFonts w:hint="eastAsia"/>
-        </w:rPr>
-        <w:t xml:space="preserve">原因：PIL 的 ImageFont.load_default() 不含中文字形。</w:t>
-      </w:r>
-    </w:p>
-    <w:p>
-      <w:pPr>
-        <w:rPr>
-          <w:rFonts w:hint="eastAsia"/>
-        </w:rPr>
-      </w:pPr>
-      <w:r>
-        <w:rPr>
-          <w:rFonts w:hint="eastAsia"/>
-        </w:rPr>
-        <w:t xml:space="preserve">修法：visualize.py 新增 load_font() / draw_labels()，走系统 CJK 字体，带回退链</w:t>
+        <w:t>（1）中文标签渲染成方块</w:t>
+      </w:r>
+    </w:p>
+    <w:p>
+      <w:pPr>
+        <w:rPr>
+          <w:rFonts w:hint="eastAsia"/>
+        </w:rPr>
+      </w:pPr>
+    </w:p>
+    <w:p>
+      <w:pPr>
+        <w:rPr>
+          <w:rFonts w:hint="eastAsia"/>
+        </w:rPr>
+      </w:pPr>
+      <w:r>
+        <w:rPr>
+          <w:rFonts w:hint="eastAsia"/>
+        </w:rPr>
+        <w:t>现象：热力图拼图上的中文面板标题全变成方块。</w:t>
+      </w:r>
+    </w:p>
+    <w:p>
+      <w:pPr>
+        <w:rPr>
+          <w:rFonts w:hint="eastAsia"/>
+        </w:rPr>
+      </w:pPr>
+      <w:r>
+        <w:rPr>
+          <w:rFonts w:hint="eastAsia"/>
+        </w:rPr>
+        <w:t>原因：PIL 的 ImageFont.load_default() 不含中文字形。</w:t>
+      </w:r>
+    </w:p>
+    <w:p>
+      <w:pPr>
+        <w:rPr>
+          <w:rFonts w:hint="eastAsia"/>
+        </w:rPr>
+      </w:pPr>
+      <w:r>
+        <w:rPr>
+          <w:rFonts w:hint="eastAsia"/>
+        </w:rPr>
+        <w:t>修法：visualize.py 新增 load_font() / draw_labels()，走系统 CJK 字体，带回退链</w:t>
       </w:r>
     </w:p>
     <w:p>
@@ -3250,6 +3614,7 @@
     <w:p>
       <w:pPr>
         <w:rPr>
+          <w:rFonts w:hint="eastAsia"/>
           <w:b/>
           <w:bCs/>
         </w:rPr>
@@ -3260,40 +3625,40 @@
           <w:b/>
           <w:bCs/>
         </w:rPr>
-        <w:t xml:space="preserve">（2）正常切片的「原图」整格全黑</w:t>
-      </w:r>
-    </w:p>
-    <w:p>
-      <w:pPr>
-        <w:rPr>
-          <w:rFonts w:hint="eastAsia"/>
-        </w:rPr>
-      </w:pPr>
-    </w:p>
-    <w:p>
-      <w:pPr>
-        <w:rPr>
-          <w:rFonts w:hint="eastAsia"/>
-        </w:rPr>
-      </w:pPr>
-      <w:r>
-        <w:rPr>
-          <w:rFonts w:hint="eastAsia"/>
-        </w:rPr>
-        <w:t xml:space="preserve">现象：正常切片（无病灶）第 4 栏「原图+GT」显示为全黑，看起来像「没有原图」。</w:t>
-      </w:r>
-    </w:p>
-    <w:p>
-      <w:pPr>
-        <w:rPr>
-          <w:rFonts w:hint="eastAsia"/>
-        </w:rPr>
-      </w:pPr>
-      <w:r>
-        <w:rPr>
-          <w:rFonts w:hint="eastAsia"/>
-        </w:rPr>
-        <w:t xml:space="preserve">原因：出图代码把 *255 写进了 if gt is not None 分支内部。正常切片没有 GT 掩码，</w:t>
+        <w:t>（2）正常切片的「原图」整格全黑</w:t>
+      </w:r>
+    </w:p>
+    <w:p>
+      <w:pPr>
+        <w:rPr>
+          <w:rFonts w:hint="eastAsia"/>
+        </w:rPr>
+      </w:pPr>
+    </w:p>
+    <w:p>
+      <w:pPr>
+        <w:rPr>
+          <w:rFonts w:hint="eastAsia"/>
+        </w:rPr>
+      </w:pPr>
+      <w:r>
+        <w:rPr>
+          <w:rFonts w:hint="eastAsia"/>
+        </w:rPr>
+        <w:t>现象：正常切片（无病灶）第 4 栏「原图+GT」显示为全黑，看起来像「没有原图」。</w:t>
+      </w:r>
+    </w:p>
+    <w:p>
+      <w:pPr>
+        <w:rPr>
+          <w:rFonts w:hint="eastAsia"/>
+        </w:rPr>
+      </w:pPr>
+      <w:r>
+        <w:rPr>
+          <w:rFonts w:hint="eastAsia"/>
+        </w:rPr>
+        <w:t>原因：出图代码把 *255 写进了 if gt is not None 分支内部。正常切片没有 GT 掩码，</w:t>
       </w:r>
     </w:p>
     <w:p>
@@ -3319,40 +3684,40 @@
         <w:rPr>
           <w:rFonts w:hint="eastAsia"/>
         </w:rPr>
-        <w:t xml:space="preserve">修法：把 *255 提到 if 外面，GT 只负责画绿框。</w:t>
-      </w:r>
-    </w:p>
-    <w:p>
-      <w:pPr>
-        <w:rPr>
-          <w:rFonts w:hint="eastAsia"/>
-        </w:rPr>
-      </w:pPr>
-      <w:r>
-        <w:rPr>
-          <w:rFonts w:hint="eastAsia"/>
-        </w:rPr>
-        <w:t xml:space="preserve">影响范围：eval_final.py（heatmaps_final）与 make_heatmaps.py（heatmaps_display）都有，均已修复重跑。</w:t>
-      </w:r>
-    </w:p>
-    <w:p>
-      <w:pPr>
-        <w:rPr>
-          <w:rFonts w:hint="eastAsia"/>
-        </w:rPr>
-      </w:pPr>
-    </w:p>
-    <w:p>
-      <w:pPr>
-        <w:rPr>
-          <w:rFonts w:hint="eastAsia"/>
-        </w:rPr>
-      </w:pPr>
-      <w:r>
-        <w:rPr>
-          <w:rFonts w:hint="eastAsia"/>
-        </w:rPr>
-        <w:t xml:space="preserve">教训：这两次说明，指标（Dice / pixelAUROC）对「显示层错误」完全不敏感。</w:t>
+        <w:t>修法：把 *255 提到 if 外面，GT 只负责画绿框。</w:t>
+      </w:r>
+    </w:p>
+    <w:p>
+      <w:pPr>
+        <w:rPr>
+          <w:rFonts w:hint="eastAsia"/>
+        </w:rPr>
+      </w:pPr>
+      <w:r>
+        <w:rPr>
+          <w:rFonts w:hint="eastAsia"/>
+        </w:rPr>
+        <w:t>影响范围：eval_final.py（heatmaps_final）与 make_heatmaps.py（heatmaps_display）都有，均已修复重跑。</w:t>
+      </w:r>
+    </w:p>
+    <w:p>
+      <w:pPr>
+        <w:rPr>
+          <w:rFonts w:hint="eastAsia"/>
+        </w:rPr>
+      </w:pPr>
+    </w:p>
+    <w:p>
+      <w:pPr>
+        <w:rPr>
+          <w:rFonts w:hint="eastAsia"/>
+        </w:rPr>
+      </w:pPr>
+      <w:r>
+        <w:rPr>
+          <w:rFonts w:hint="eastAsia"/>
+        </w:rPr>
+        <w:t>教训：这两次说明，指标（Dice / pixelAUROC）对「显示层错误」完全不敏感。</w:t>
       </w:r>
     </w:p>
     <w:p>
@@ -3385,106 +3750,106 @@
         <w:rPr>
           <w:rFonts w:hint="eastAsia"/>
         </w:rPr>
-        <w:t xml:space="preserve">改动 7：三层提示词的语义结构，与「三层塌成一层」的机制定位（2026-09-28）</w:t>
-      </w:r>
-    </w:p>
-    <w:p>
-      <w:pPr>
-        <w:rPr>
-          <w:rFonts w:hint="eastAsia"/>
-        </w:rPr>
-      </w:pPr>
-    </w:p>
-    <w:p>
-      <w:pPr>
-        <w:rPr>
-          <w:rFonts w:hint="eastAsia"/>
-        </w:rPr>
-      </w:pPr>
-      <w:r>
-        <w:rPr>
-          <w:rFonts w:hint="eastAsia"/>
-        </w:rPr>
-        <w:t xml:space="preserve">起因：质疑「三层提示词是不是彼此近义、没体现多层思想，多出来的锚点对定位没有额外贡献」。</w:t>
-      </w:r>
-    </w:p>
-    <w:p>
-      <w:pPr>
-        <w:rPr>
-          <w:rFonts w:hint="eastAsia"/>
-        </w:rPr>
-      </w:pPr>
-    </w:p>
-    <w:p>
-      <w:pPr>
-        <w:rPr>
-          <w:rFonts w:hint="eastAsia"/>
-        </w:rPr>
-      </w:pPr>
-      <w:r>
-        <w:rPr>
-          <w:rFonts w:hint="eastAsia"/>
-        </w:rPr>
-        <w:t xml:space="preserve">结论先行：质疑成立一半。胸腺瘤那套三层的**文本**确实没体现设计（L3 是 L1 的同义词，</w:t>
-      </w:r>
-    </w:p>
-    <w:p>
-      <w:pPr>
-        <w:rPr>
-          <w:rFonts w:hint="eastAsia"/>
-        </w:rPr>
-      </w:pPr>
-      <w:r>
-        <w:rPr>
-          <w:rFonts w:hint="eastAsia"/>
-        </w:rPr>
-        <w:t xml:space="preserve">三层是同一个病灶的三个名字）。但按设计把词表重写并**不能**修好三层机制——塌缩是损失</w:t>
-      </w:r>
-    </w:p>
-    <w:p>
-      <w:pPr>
-        <w:rPr>
-          <w:rFonts w:hint="eastAsia"/>
-        </w:rPr>
-      </w:pPr>
-      <w:r>
-        <w:rPr>
-          <w:rFonts w:hint="eastAsia"/>
-        </w:rPr>
-        <w:t xml:space="preserve">造成的。实测新词表训练前的分散度很好（cos(d)=0.230），训练一开就被拉回 0.961。</w:t>
-      </w:r>
-    </w:p>
-    <w:p>
-      <w:pPr>
-        <w:rPr>
-          <w:rFonts w:hint="eastAsia"/>
-        </w:rPr>
-      </w:pPr>
-      <w:r>
-        <w:rPr>
-          <w:rFonts w:hint="eastAsia"/>
-        </w:rPr>
-        <w:t xml:space="preserve">所以本次拿到两个独立结果：词表改写**涨了 Dice**，但**不是**靠多层机制生效。</w:t>
-      </w:r>
-    </w:p>
-    <w:p>
-      <w:pPr>
-        <w:rPr>
-          <w:rFonts w:hint="eastAsia"/>
-        </w:rPr>
-      </w:pPr>
-    </w:p>
-    <w:p>
-      <w:pPr>
-        <w:rPr>
-          <w:rFonts w:hint="eastAsia"/>
-        </w:rPr>
-      </w:pPr>
-      <w:r>
-        <w:rPr>
-          <w:rFonts w:hint="eastAsia"/>
-        </w:rPr>
-        <w:t xml:space="preserve">（1）机制第一步：异常图只由差向量 d_l 决定</w:t>
+        <w:t>改动 7：三层提示词的语义结构，与「三层塌成一层」的机制定位（2026-09-28）</w:t>
+      </w:r>
+    </w:p>
+    <w:p>
+      <w:pPr>
+        <w:rPr>
+          <w:rFonts w:hint="eastAsia"/>
+        </w:rPr>
+      </w:pPr>
+    </w:p>
+    <w:p>
+      <w:pPr>
+        <w:rPr>
+          <w:rFonts w:hint="eastAsia"/>
+        </w:rPr>
+      </w:pPr>
+      <w:r>
+        <w:rPr>
+          <w:rFonts w:hint="eastAsia"/>
+        </w:rPr>
+        <w:t>起因：质疑「三层提示词是不是彼此近义、没体现多层思想，多出来的锚点对定位没有额外贡献」。</w:t>
+      </w:r>
+    </w:p>
+    <w:p>
+      <w:pPr>
+        <w:rPr>
+          <w:rFonts w:hint="eastAsia"/>
+        </w:rPr>
+      </w:pPr>
+    </w:p>
+    <w:p>
+      <w:pPr>
+        <w:rPr>
+          <w:rFonts w:hint="eastAsia"/>
+        </w:rPr>
+      </w:pPr>
+      <w:r>
+        <w:rPr>
+          <w:rFonts w:hint="eastAsia"/>
+        </w:rPr>
+        <w:t>结论先行：质疑成立一半。胸腺瘤那套三层的**文本**确实没体现设计（L3 是 L1 的同义词，</w:t>
+      </w:r>
+    </w:p>
+    <w:p>
+      <w:pPr>
+        <w:rPr>
+          <w:rFonts w:hint="eastAsia"/>
+        </w:rPr>
+      </w:pPr>
+      <w:r>
+        <w:rPr>
+          <w:rFonts w:hint="eastAsia"/>
+        </w:rPr>
+        <w:t>三层是同一个病灶的三个名字）。但按设计把词表重写并**不能**修好三层机制——塌缩是损失</w:t>
+      </w:r>
+    </w:p>
+    <w:p>
+      <w:pPr>
+        <w:rPr>
+          <w:rFonts w:hint="eastAsia"/>
+        </w:rPr>
+      </w:pPr>
+      <w:r>
+        <w:rPr>
+          <w:rFonts w:hint="eastAsia"/>
+        </w:rPr>
+        <w:t>造成的。实测新词表训练前的分散度很好（cos(d)=0.230），训练一开就被拉回 0.961。</w:t>
+      </w:r>
+    </w:p>
+    <w:p>
+      <w:pPr>
+        <w:rPr>
+          <w:rFonts w:hint="eastAsia"/>
+        </w:rPr>
+      </w:pPr>
+      <w:r>
+        <w:rPr>
+          <w:rFonts w:hint="eastAsia"/>
+        </w:rPr>
+        <w:t>所以本次拿到两个独立结果：词表改写**涨了 Dice**，但**不是**靠多层机制生效。</w:t>
+      </w:r>
+    </w:p>
+    <w:p>
+      <w:pPr>
+        <w:rPr>
+          <w:rFonts w:hint="eastAsia"/>
+        </w:rPr>
+      </w:pPr>
+    </w:p>
+    <w:p>
+      <w:pPr>
+        <w:rPr>
+          <w:rFonts w:hint="eastAsia"/>
+        </w:rPr>
+      </w:pPr>
+      <w:r>
+        <w:rPr>
+          <w:rFonts w:hint="eastAsia"/>
+        </w:rPr>
+        <w:t>（1）机制第一步：异常图只由差向量 d_l 决定</w:t>
       </w:r>
     </w:p>
     <w:p>
@@ -3537,40 +3902,40 @@
         <w:rPr>
           <w:rFonts w:hint="eastAsia"/>
         </w:rPr>
-        <w:t xml:space="preserve">三层 map 只由 d_l 决定——不是由 t_a^l 单独决定，也不是由 t_n^l 单独决定。</w:t>
-      </w:r>
-    </w:p>
-    <w:p>
-      <w:pPr>
-        <w:rPr>
-          <w:rFonts w:hint="eastAsia"/>
-        </w:rPr>
-      </w:pPr>
-      <w:r>
-        <w:rPr>
-          <w:rFonts w:hint="eastAsia"/>
-        </w:rPr>
-        <w:t xml:space="preserve">锚点各自像不像，与这件事无关。</w:t>
-      </w:r>
-    </w:p>
-    <w:p>
-      <w:pPr>
-        <w:rPr>
-          <w:rFonts w:hint="eastAsia"/>
-        </w:rPr>
-      </w:pPr>
-    </w:p>
-    <w:p>
-      <w:pPr>
-        <w:rPr>
-          <w:rFonts w:hint="eastAsia"/>
-        </w:rPr>
-      </w:pPr>
-      <w:r>
-        <w:rPr>
-          <w:rFonts w:hint="eastAsia"/>
-        </w:rPr>
-        <w:t xml:space="preserve">（2）机制第二步：融合是凸组合，d_l 平行则权重成哑参数</w:t>
+        <w:t>三层 map 只由 d_l 决定——不是由 t_a^l 单独决定，也不是由 t_n^l 单独决定。</w:t>
+      </w:r>
+    </w:p>
+    <w:p>
+      <w:pPr>
+        <w:rPr>
+          <w:rFonts w:hint="eastAsia"/>
+        </w:rPr>
+      </w:pPr>
+      <w:r>
+        <w:rPr>
+          <w:rFonts w:hint="eastAsia"/>
+        </w:rPr>
+        <w:t>锚点各自像不像，与这件事无关。</w:t>
+      </w:r>
+    </w:p>
+    <w:p>
+      <w:pPr>
+        <w:rPr>
+          <w:rFonts w:hint="eastAsia"/>
+        </w:rPr>
+      </w:pPr>
+    </w:p>
+    <w:p>
+      <w:pPr>
+        <w:rPr>
+          <w:rFonts w:hint="eastAsia"/>
+        </w:rPr>
+      </w:pPr>
+      <w:r>
+        <w:rPr>
+          <w:rFonts w:hint="eastAsia"/>
+        </w:rPr>
+        <w:t>（2）机制第二步：融合是凸组合，d_l 平行则权重成哑参数</w:t>
       </w:r>
     </w:p>
     <w:p>
@@ -3610,86 +3975,86 @@
         <w:rPr>
           <w:rFonts w:hint="eastAsia"/>
         </w:rPr>
-        <w:t xml:space="preserve">融合图只依赖 d_l 的**加权平均方向**。三个 d_l 平行 ⇒ Σ fw_l·d_l ∝ d_1 ⇒</w:t>
-      </w:r>
-    </w:p>
-    <w:p>
-      <w:pPr>
-        <w:rPr>
-          <w:rFonts w:hint="eastAsia"/>
-        </w:rPr>
-      </w:pPr>
-      <w:r>
-        <w:rPr>
-          <w:rFonts w:hint="eastAsia"/>
-        </w:rPr>
-        <w:t xml:space="preserve">融合图恒等于任一单层图，fw 无论怎么学都不改变输出。</w:t>
-      </w:r>
-    </w:p>
-    <w:p>
-      <w:pPr>
-        <w:rPr>
-          <w:rFonts w:hint="eastAsia"/>
-        </w:rPr>
-      </w:pPr>
-      <w:r>
-        <w:rPr>
-          <w:rFonts w:hint="eastAsia"/>
-        </w:rPr>
-        <w:t xml:space="preserve">即「权重怎么偏，加总还是那一个数」——这句在代码上严格成立。</w:t>
-      </w:r>
-    </w:p>
-    <w:p>
-      <w:pPr>
-        <w:rPr>
-          <w:rFonts w:hint="eastAsia"/>
-        </w:rPr>
-      </w:pPr>
-    </w:p>
-    <w:p>
-      <w:pPr>
-        <w:rPr>
-          <w:rFonts w:hint="eastAsia"/>
-        </w:rPr>
-      </w:pPr>
-      <w:r>
-        <w:rPr>
-          <w:rFonts w:hint="eastAsia"/>
-        </w:rPr>
-        <w:t xml:space="preserve">（3）机制第三步：单边 hinge 把 d_l 锁死在 t_a^l 的方向上</w:t>
-      </w:r>
-    </w:p>
-    <w:p>
-      <w:pPr>
-        <w:rPr>
-          <w:rFonts w:hint="eastAsia"/>
-        </w:rPr>
-      </w:pPr>
-    </w:p>
-    <w:p>
-      <w:pPr>
-        <w:rPr>
-          <w:rFonts w:hint="eastAsia"/>
-        </w:rPr>
-      </w:pPr>
-      <w:r>
-        <w:rPr>
-          <w:rFonts w:hint="eastAsia"/>
-        </w:rPr>
-        <w:t xml:space="preserve">losses.py:28 的分离损失是**单边** hinge：  relu( cos(t_a, t_n) − m )，无下界。</w:t>
-      </w:r>
-    </w:p>
-    <w:p>
-      <w:pPr>
-        <w:rPr>
-          <w:rFonts w:hint="eastAsia"/>
-        </w:rPr>
-      </w:pPr>
-      <w:r>
-        <w:rPr>
-          <w:rFonts w:hint="eastAsia"/>
-        </w:rPr>
-        <w:t xml:space="preserve">压到 0 最省事的做法是把 cos 一路推到 −1，即 t_a → −t_n（对跖点）。代入 d：</w:t>
+        <w:t>融合图只依赖 d_l 的**加权平均方向**。三个 d_l 平行 ⇒ Σ fw_l·d_l ∝ d_1 ⇒</w:t>
+      </w:r>
+    </w:p>
+    <w:p>
+      <w:pPr>
+        <w:rPr>
+          <w:rFonts w:hint="eastAsia"/>
+        </w:rPr>
+      </w:pPr>
+      <w:r>
+        <w:rPr>
+          <w:rFonts w:hint="eastAsia"/>
+        </w:rPr>
+        <w:t>融合图恒等于任一单层图，fw 无论怎么学都不改变输出。</w:t>
+      </w:r>
+    </w:p>
+    <w:p>
+      <w:pPr>
+        <w:rPr>
+          <w:rFonts w:hint="eastAsia"/>
+        </w:rPr>
+      </w:pPr>
+      <w:r>
+        <w:rPr>
+          <w:rFonts w:hint="eastAsia"/>
+        </w:rPr>
+        <w:t>即「权重怎么偏，加总还是那一个数」——这句在代码上严格成立。</w:t>
+      </w:r>
+    </w:p>
+    <w:p>
+      <w:pPr>
+        <w:rPr>
+          <w:rFonts w:hint="eastAsia"/>
+        </w:rPr>
+      </w:pPr>
+    </w:p>
+    <w:p>
+      <w:pPr>
+        <w:rPr>
+          <w:rFonts w:hint="eastAsia"/>
+        </w:rPr>
+      </w:pPr>
+      <w:r>
+        <w:rPr>
+          <w:rFonts w:hint="eastAsia"/>
+        </w:rPr>
+        <w:t>（3）机制第三步：单边 hinge 把 d_l 锁死在 t_a^l 的方向上</w:t>
+      </w:r>
+    </w:p>
+    <w:p>
+      <w:pPr>
+        <w:rPr>
+          <w:rFonts w:hint="eastAsia"/>
+        </w:rPr>
+      </w:pPr>
+    </w:p>
+    <w:p>
+      <w:pPr>
+        <w:rPr>
+          <w:rFonts w:hint="eastAsia"/>
+        </w:rPr>
+      </w:pPr>
+      <w:r>
+        <w:rPr>
+          <w:rFonts w:hint="eastAsia"/>
+        </w:rPr>
+        <w:t>losses.py:28 的分离损失是**单边** hinge：  relu( cos(t_a, t_n) − m )，无下界。</w:t>
+      </w:r>
+    </w:p>
+    <w:p>
+      <w:pPr>
+        <w:rPr>
+          <w:rFonts w:hint="eastAsia"/>
+        </w:rPr>
+      </w:pPr>
+      <w:r>
+        <w:rPr>
+          <w:rFonts w:hint="eastAsia"/>
+        </w:rPr>
+        <w:t>压到 0 最省事的做法是把 cos 一路推到 −1，即 t_a → −t_n（对跖点）。代入 d：</w:t>
       </w:r>
     </w:p>
     <w:p>
@@ -3729,112 +4094,112 @@
         <w:rPr>
           <w:rFonts w:hint="eastAsia"/>
         </w:rPr>
-        <w:t xml:space="preserve">于是 d_l 的方向被锁死成 t_a^l 的方向，**跨层 t_a 相似度直接决定三层 map 是否相同**。</w:t>
-      </w:r>
-    </w:p>
-    <w:p>
-      <w:pPr>
-        <w:rPr>
-          <w:rFonts w:hint="eastAsia"/>
-        </w:rPr>
-      </w:pPr>
-      <w:r>
-        <w:rPr>
-          <w:rFonts w:hint="eastAsia"/>
-        </w:rPr>
-        <w:t xml:space="preserve">实测训练后 cos(t_a,t_a) 均值 0.931、cos(d) 0.961，两者对得上。</w:t>
-      </w:r>
-    </w:p>
-    <w:p>
-      <w:pPr>
-        <w:rPr>
-          <w:rFonts w:hint="eastAsia"/>
-        </w:rPr>
-      </w:pPr>
-    </w:p>
-    <w:p>
-      <w:pPr>
-        <w:rPr>
-          <w:rFonts w:hint="eastAsia"/>
-        </w:rPr>
-      </w:pPr>
-      <w:r>
-        <w:rPr>
-          <w:rFonts w:hint="eastAsia"/>
-        </w:rPr>
-        <w:t xml:space="preserve">放大项：λ_t 可学且无上界（text_adapter.py:50-51）。把 t_a 推到对跖点需要大残差，</w:t>
-      </w:r>
-    </w:p>
-    <w:p>
-      <w:pPr>
-        <w:rPr>
-          <w:rFonts w:hint="eastAsia"/>
-        </w:rPr>
-      </w:pPr>
-      <w:r>
-        <w:rPr>
-          <w:rFonts w:hint="eastAsia"/>
-        </w:rPr>
-        <w:t xml:space="preserve">优化器用**顶大 λ_t** 来买：0.05 → 0.0825（改动前）/ 0.0860（改动后），+65%~72%。</w:t>
-      </w:r>
-    </w:p>
-    <w:p>
-      <w:pPr>
-        <w:rPr>
-          <w:rFonts w:hint="eastAsia"/>
-        </w:rPr>
-      </w:pPr>
-      <w:r>
-        <w:rPr>
-          <w:rFonts w:hint="eastAsia"/>
-        </w:rPr>
-        <w:t xml:space="preserve">但 λ_t 是作用在共享 Adapter 上的**全局标量**，只放大残差幅度、不产生方向分歧——</w:t>
-      </w:r>
-    </w:p>
-    <w:p>
-      <w:pPr>
-        <w:rPr>
-          <w:rFonts w:hint="eastAsia"/>
-        </w:rPr>
-      </w:pPr>
-      <w:r>
-        <w:rPr>
-          <w:rFonts w:hint="eastAsia"/>
-        </w:rPr>
-        <w:t xml:space="preserve">它买得到「分离幅度」，买不到「分离方向的分歧」。这是「适配器对所有句子是同一套变换」</w:t>
-      </w:r>
-    </w:p>
-    <w:p>
-      <w:pPr>
-        <w:rPr>
-          <w:rFonts w:hint="eastAsia"/>
-        </w:rPr>
-      </w:pPr>
-      <w:r>
-        <w:rPr>
-          <w:rFonts w:hint="eastAsia"/>
-        </w:rPr>
-        <w:t xml:space="preserve">这一直觉的真实机制：不是共享结构本身限制，而是顶 λ_t 比重学六个方向便宜得多。</w:t>
-      </w:r>
-    </w:p>
-    <w:p>
-      <w:pPr>
-        <w:rPr>
-          <w:rFonts w:hint="eastAsia"/>
-        </w:rPr>
-      </w:pPr>
-    </w:p>
-    <w:p>
-      <w:pPr>
-        <w:rPr>
-          <w:rFonts w:hint="eastAsia"/>
-        </w:rPr>
-      </w:pPr>
-      <w:r>
-        <w:rPr>
-          <w:rFonts w:hint="eastAsia"/>
-        </w:rPr>
-        <w:t xml:space="preserve">（4）实测：三套词表在冻结编码器下的分散度（训练前）</w:t>
+        <w:t>于是 d_l 的方向被锁死成 t_a^l 的方向，**跨层 t_a 相似度直接决定三层 map 是否相同**。</w:t>
+      </w:r>
+    </w:p>
+    <w:p>
+      <w:pPr>
+        <w:rPr>
+          <w:rFonts w:hint="eastAsia"/>
+        </w:rPr>
+      </w:pPr>
+      <w:r>
+        <w:rPr>
+          <w:rFonts w:hint="eastAsia"/>
+        </w:rPr>
+        <w:t>实测训练后 cos(t_a,t_a) 均值 0.931、cos(d) 0.961，两者对得上。</w:t>
+      </w:r>
+    </w:p>
+    <w:p>
+      <w:pPr>
+        <w:rPr>
+          <w:rFonts w:hint="eastAsia"/>
+        </w:rPr>
+      </w:pPr>
+    </w:p>
+    <w:p>
+      <w:pPr>
+        <w:rPr>
+          <w:rFonts w:hint="eastAsia"/>
+        </w:rPr>
+      </w:pPr>
+      <w:r>
+        <w:rPr>
+          <w:rFonts w:hint="eastAsia"/>
+        </w:rPr>
+        <w:t>放大项：λ_t 可学且无上界（text_adapter.py:50-51）。把 t_a 推到对跖点需要大残差，</w:t>
+      </w:r>
+    </w:p>
+    <w:p>
+      <w:pPr>
+        <w:rPr>
+          <w:rFonts w:hint="eastAsia"/>
+        </w:rPr>
+      </w:pPr>
+      <w:r>
+        <w:rPr>
+          <w:rFonts w:hint="eastAsia"/>
+        </w:rPr>
+        <w:t>优化器用**顶大 λ_t** 来买：0.05 → 0.0825（改动前）/ 0.0860（改动后），+65%~72%。</w:t>
+      </w:r>
+    </w:p>
+    <w:p>
+      <w:pPr>
+        <w:rPr>
+          <w:rFonts w:hint="eastAsia"/>
+        </w:rPr>
+      </w:pPr>
+      <w:r>
+        <w:rPr>
+          <w:rFonts w:hint="eastAsia"/>
+        </w:rPr>
+        <w:t>但 λ_t 是作用在共享 Adapter 上的**全局标量**，只放大残差幅度、不产生方向分歧——</w:t>
+      </w:r>
+    </w:p>
+    <w:p>
+      <w:pPr>
+        <w:rPr>
+          <w:rFonts w:hint="eastAsia"/>
+        </w:rPr>
+      </w:pPr>
+      <w:r>
+        <w:rPr>
+          <w:rFonts w:hint="eastAsia"/>
+        </w:rPr>
+        <w:t>它买得到「分离幅度」，买不到「分离方向的分歧」。这是「适配器对所有句子是同一套变换」</w:t>
+      </w:r>
+    </w:p>
+    <w:p>
+      <w:pPr>
+        <w:rPr>
+          <w:rFonts w:hint="eastAsia"/>
+        </w:rPr>
+      </w:pPr>
+      <w:r>
+        <w:rPr>
+          <w:rFonts w:hint="eastAsia"/>
+        </w:rPr>
+        <w:t>这一直觉的真实机制：不是共享结构本身限制，而是顶 λ_t 比重学六个方向便宜得多。</w:t>
+      </w:r>
+    </w:p>
+    <w:p>
+      <w:pPr>
+        <w:rPr>
+          <w:rFonts w:hint="eastAsia"/>
+        </w:rPr>
+      </w:pPr>
+    </w:p>
+    <w:p>
+      <w:pPr>
+        <w:rPr>
+          <w:rFonts w:hint="eastAsia"/>
+        </w:rPr>
+      </w:pPr>
+      <w:r>
+        <w:rPr>
+          <w:rFonts w:hint="eastAsia"/>
+        </w:rPr>
+        <w:t>（4）实测：三套词表在冻结编码器下的分散度（训练前）</w:t>
       </w:r>
     </w:p>
     <w:p>
@@ -3926,66 +4291,66 @@
         <w:rPr>
           <w:rFonts w:hint="eastAsia"/>
         </w:rPr>
-        <w:t xml:space="preserve">注意对照组：脑那套文字上严格按器官/结构/纹理三层写，但在决定性指标 cos(d) 上</w:t>
-      </w:r>
-    </w:p>
-    <w:p>
-      <w:pPr>
-        <w:rPr>
-          <w:rFonts w:hint="eastAsia"/>
-        </w:rPr>
-      </w:pPr>
-      <w:r>
-        <w:rPr>
-          <w:rFonts w:hint="eastAsia"/>
-        </w:rPr>
-        <w:t xml:space="preserve">（0.743）比胸腺瘤改动前（0.688）**还差**。说明「共享模板前缀 + 只换尾巴属性」造不出</w:t>
-      </w:r>
-    </w:p>
-    <w:p>
-      <w:pPr>
-        <w:rPr>
-          <w:rFonts w:hint="eastAsia"/>
-        </w:rPr>
-      </w:pPr>
-      <w:r>
-        <w:rPr>
-          <w:rFonts w:hint="eastAsia"/>
-        </w:rPr>
-        <w:t xml:space="preserve">不同的对比方向——句向量由前缀主导，换尾巴几乎推不动余弦。</w:t>
-      </w:r>
-    </w:p>
-    <w:p>
-      <w:pPr>
-        <w:rPr>
-          <w:rFonts w:hint="eastAsia"/>
-        </w:rPr>
-      </w:pPr>
-      <w:r>
-        <w:rPr>
-          <w:rFonts w:hint="eastAsia"/>
-        </w:rPr>
-        <w:t xml:space="preserve">这条同时否掉了「照脑的写法改胸腺瘤词表就能修好」的预期。</w:t>
-      </w:r>
-    </w:p>
-    <w:p>
-      <w:pPr>
-        <w:rPr>
-          <w:rFonts w:hint="eastAsia"/>
-        </w:rPr>
-      </w:pPr>
-    </w:p>
-    <w:p>
-      <w:pPr>
-        <w:rPr>
-          <w:rFonts w:hint="eastAsia"/>
-        </w:rPr>
-      </w:pPr>
-      <w:r>
-        <w:rPr>
-          <w:rFonts w:hint="eastAsia"/>
-        </w:rPr>
-        <w:t xml:space="preserve">（5）改动：胸腺瘤三层提示词改写（thymoma_local.py:34-68）</w:t>
+        <w:t>注意对照组：脑那套文字上严格按器官/结构/纹理三层写，但在决定性指标 cos(d) 上</w:t>
+      </w:r>
+    </w:p>
+    <w:p>
+      <w:pPr>
+        <w:rPr>
+          <w:rFonts w:hint="eastAsia"/>
+        </w:rPr>
+      </w:pPr>
+      <w:r>
+        <w:rPr>
+          <w:rFonts w:hint="eastAsia"/>
+        </w:rPr>
+        <w:t>（0.743）比胸腺瘤改动前（0.688）**还差**。说明「共享模板前缀 + 只换尾巴属性」造不出</w:t>
+      </w:r>
+    </w:p>
+    <w:p>
+      <w:pPr>
+        <w:rPr>
+          <w:rFonts w:hint="eastAsia"/>
+        </w:rPr>
+      </w:pPr>
+      <w:r>
+        <w:rPr>
+          <w:rFonts w:hint="eastAsia"/>
+        </w:rPr>
+        <w:t>不同的对比方向——句向量由前缀主导，换尾巴几乎推不动余弦。</w:t>
+      </w:r>
+    </w:p>
+    <w:p>
+      <w:pPr>
+        <w:rPr>
+          <w:rFonts w:hint="eastAsia"/>
+        </w:rPr>
+      </w:pPr>
+      <w:r>
+        <w:rPr>
+          <w:rFonts w:hint="eastAsia"/>
+        </w:rPr>
+        <w:t>这条同时否掉了「照脑的写法改胸腺瘤词表就能修好」的预期。</w:t>
+      </w:r>
+    </w:p>
+    <w:p>
+      <w:pPr>
+        <w:rPr>
+          <w:rFonts w:hint="eastAsia"/>
+        </w:rPr>
+      </w:pPr>
+    </w:p>
+    <w:p>
+      <w:pPr>
+        <w:rPr>
+          <w:rFonts w:hint="eastAsia"/>
+        </w:rPr>
+      </w:pPr>
+      <w:r>
+        <w:rPr>
+          <w:rFonts w:hint="eastAsia"/>
+        </w:rPr>
+        <w:t>（5）改动：胸腺瘤三层提示词改写（thymoma_local.py:34-68）</w:t>
       </w:r>
     </w:p>
     <w:p>
@@ -4096,6 +4461,7 @@
         <w:rPr>
           <w:rFonts w:hint="eastAsia"/>
         </w:rPr>
+        <w:lastRenderedPageBreak/>
         <w:t xml:space="preserve">  L3  纹理/密度   a normal chest CT with no mediastinal mass /   homogeneous mediastinal fat density</w:t>
       </w:r>
     </w:p>
@@ -4155,7 +4521,7 @@
         <w:rPr>
           <w:rFonts w:hint="eastAsia"/>
         </w:rPr>
-        <w:t xml:space="preserve">改动做了两件事：</w:t>
+        <w:t>改动做了两件事：</w:t>
       </w:r>
     </w:p>
     <w:p>
@@ -4220,27 +4586,27 @@
         <w:rPr>
           <w:rFonts w:hint="eastAsia"/>
         </w:rPr>
-        <w:t xml:space="preserve">效果：跨层 cos(abn,abn) 0.927→0.836、cos(norm,norm) 0.945→0.874、cos(d) 0.688→0.230。</w:t>
-      </w:r>
-    </w:p>
-    <w:p>
-      <w:pPr>
-        <w:rPr>
-          <w:rFonts w:hint="eastAsia"/>
-        </w:rPr>
-      </w:pPr>
-    </w:p>
-    <w:p>
-      <w:pPr>
-        <w:rPr>
-          <w:rFonts w:hint="eastAsia"/>
-        </w:rPr>
-      </w:pPr>
-      <w:r>
-        <w:rPr>
-          <w:rFonts w:hint="eastAsia"/>
-        </w:rPr>
-        <w:t xml:space="preserve">（6）结果：指标涨了，但**不是**多层机制生效</w:t>
+        <w:t>效果：跨层 cos(abn,abn) 0.927→0.836、cos(norm,norm) 0.945→0.874、cos(d) 0.688→0.230。</w:t>
+      </w:r>
+    </w:p>
+    <w:p>
+      <w:pPr>
+        <w:rPr>
+          <w:rFonts w:hint="eastAsia"/>
+        </w:rPr>
+      </w:pPr>
+    </w:p>
+    <w:p>
+      <w:pPr>
+        <w:rPr>
+          <w:rFonts w:hint="eastAsia"/>
+        </w:rPr>
+      </w:pPr>
+      <w:r>
+        <w:rPr>
+          <w:rFonts w:hint="eastAsia"/>
+        </w:rPr>
+        <w:t>（6）结果：指标涨了，但**不是**多层机制生效</w:t>
       </w:r>
     </w:p>
     <w:p>
@@ -4332,99 +4698,99 @@
         <w:rPr>
           <w:rFonts w:hint="eastAsia"/>
         </w:rPr>
-        <w:t xml:space="preserve">Dice +0.0806（相对 +14.7%）、IoU +0.0811、pixelAUROC +0.0100。</w:t>
-      </w:r>
-    </w:p>
-    <w:p>
-      <w:pPr>
-        <w:rPr>
-          <w:rFonts w:hint="eastAsia"/>
-        </w:rPr>
-      </w:pPr>
-      <w:r>
-        <w:rPr>
-          <w:rFonts w:hint="eastAsia"/>
-        </w:rPr>
-        <w:t xml:space="preserve">但训练把 cos(d) 从 0.230 又拉回 0.961，三层 map 相关仍达 0.974~0.985，</w:t>
-      </w:r>
-    </w:p>
-    <w:p>
-      <w:pPr>
-        <w:rPr>
-          <w:rFonts w:hint="eastAsia"/>
-        </w:rPr>
-      </w:pPr>
-      <w:r>
-        <w:rPr>
-          <w:rFonts w:hint="eastAsia"/>
-        </w:rPr>
-        <w:t xml:space="preserve">fusion_weights 仍均匀（[0.329, 0.333, 0.338]）。</w:t>
-      </w:r>
-    </w:p>
-    <w:p>
-      <w:pPr>
-        <w:rPr>
-          <w:rFonts w:hint="eastAsia"/>
-        </w:rPr>
-      </w:pPr>
-    </w:p>
-    <w:p>
-      <w:pPr>
-        <w:rPr>
-          <w:rFonts w:hint="eastAsia"/>
-        </w:rPr>
-      </w:pPr>
-      <w:r>
-        <w:rPr>
-          <w:rFonts w:hint="eastAsia"/>
-        </w:rPr>
-        <w:t xml:space="preserve">结论：**涨点应归因于锚点本身更贴图像特征**（L2 的 "soft tissue mass in the anterior</w:t>
-      </w:r>
-    </w:p>
-    <w:p>
-      <w:pPr>
-        <w:rPr>
-          <w:rFonts w:hint="eastAsia"/>
-        </w:rPr>
-      </w:pPr>
-      <w:r>
-        <w:rPr>
-          <w:rFonts w:hint="eastAsia"/>
-        </w:rPr>
-        <w:t xml:space="preserve">mediastinum"、L3 的密度+边界描述，比旧版泛泛的病名更贴前纵隔肿块的实际图像表现），</w:t>
-      </w:r>
-    </w:p>
-    <w:p>
-      <w:pPr>
-        <w:rPr>
-          <w:rFonts w:hint="eastAsia"/>
-        </w:rPr>
-      </w:pPr>
-      <w:r>
-        <w:rPr>
-          <w:rFonts w:hint="eastAsia"/>
-        </w:rPr>
-        <w:t xml:space="preserve">**不是三层多属性终于生效**。三层机制只从 9.3% 松到 19.8%，离「三层各不相同」还很远。</w:t>
-      </w:r>
-    </w:p>
-    <w:p>
-      <w:pPr>
-        <w:rPr>
-          <w:rFonts w:hint="eastAsia"/>
-        </w:rPr>
-      </w:pPr>
-    </w:p>
-    <w:p>
-      <w:pPr>
-        <w:rPr>
-          <w:rFonts w:hint="eastAsia"/>
-        </w:rPr>
-      </w:pPr>
-      <w:r>
-        <w:rPr>
-          <w:rFonts w:hint="eastAsia"/>
-        </w:rPr>
-        <w:t xml:space="preserve">（7）待办</w:t>
+        <w:t>Dice +0.0806（相对 +14.7%）、IoU +0.0811、pixelAUROC +0.0100。</w:t>
+      </w:r>
+    </w:p>
+    <w:p>
+      <w:pPr>
+        <w:rPr>
+          <w:rFonts w:hint="eastAsia"/>
+        </w:rPr>
+      </w:pPr>
+      <w:r>
+        <w:rPr>
+          <w:rFonts w:hint="eastAsia"/>
+        </w:rPr>
+        <w:t>但训练把 cos(d) 从 0.230 又拉回 0.961，三层 map 相关仍达 0.974~0.985，</w:t>
+      </w:r>
+    </w:p>
+    <w:p>
+      <w:pPr>
+        <w:rPr>
+          <w:rFonts w:hint="eastAsia"/>
+        </w:rPr>
+      </w:pPr>
+      <w:r>
+        <w:rPr>
+          <w:rFonts w:hint="eastAsia"/>
+        </w:rPr>
+        <w:t>fusion_weights 仍均匀（[0.329, 0.333, 0.338]）。</w:t>
+      </w:r>
+    </w:p>
+    <w:p>
+      <w:pPr>
+        <w:rPr>
+          <w:rFonts w:hint="eastAsia"/>
+        </w:rPr>
+      </w:pPr>
+    </w:p>
+    <w:p>
+      <w:pPr>
+        <w:rPr>
+          <w:rFonts w:hint="eastAsia"/>
+        </w:rPr>
+      </w:pPr>
+      <w:r>
+        <w:rPr>
+          <w:rFonts w:hint="eastAsia"/>
+        </w:rPr>
+        <w:t>结论：**涨点应归因于锚点本身更贴图像特征**（L2 的 "soft tissue mass in the anterior</w:t>
+      </w:r>
+    </w:p>
+    <w:p>
+      <w:pPr>
+        <w:rPr>
+          <w:rFonts w:hint="eastAsia"/>
+        </w:rPr>
+      </w:pPr>
+      <w:r>
+        <w:rPr>
+          <w:rFonts w:hint="eastAsia"/>
+        </w:rPr>
+        <w:t>mediastinum"、L3 的密度+边界描述，比旧版泛泛的病名更贴前纵隔肿块的实际图像表现），</w:t>
+      </w:r>
+    </w:p>
+    <w:p>
+      <w:pPr>
+        <w:rPr>
+          <w:rFonts w:hint="eastAsia"/>
+        </w:rPr>
+      </w:pPr>
+      <w:r>
+        <w:rPr>
+          <w:rFonts w:hint="eastAsia"/>
+        </w:rPr>
+        <w:t>**不是三层多属性终于生效**。三层机制只从 9.3% 松到 19.8%，离「三层各不相同」还很远。</w:t>
+      </w:r>
+    </w:p>
+    <w:p>
+      <w:pPr>
+        <w:rPr>
+          <w:rFonts w:hint="eastAsia"/>
+        </w:rPr>
+      </w:pPr>
+    </w:p>
+    <w:p>
+      <w:pPr>
+        <w:rPr>
+          <w:rFonts w:hint="eastAsia"/>
+        </w:rPr>
+      </w:pPr>
+      <w:r>
+        <w:rPr>
+          <w:rFonts w:hint="eastAsia"/>
+        </w:rPr>
+        <w:t>（7）待办</w:t>
       </w:r>
     </w:p>
     <w:p>
@@ -4483,7 +4849,14 @@
         <w:rPr>
           <w:rFonts w:hint="eastAsia"/>
         </w:rPr>
-        <w:t xml:space="preserve">     ② 加一项惩罚 cos(d_l, d_m) —— 没有任何一项损失要求三层分歧，不显式要求就不会发生。</w:t>
+        <w:t xml:space="preserve">     ② 加一项惩罚 cos(d_l, d_m) —— 没有任何一项损失要求三层分歧，不显式要求就</w:t>
+      </w:r>
+      <w:r>
+        <w:rPr>
+          <w:rFonts w:hint="eastAsia"/>
+        </w:rPr>
+        <w:lastRenderedPageBreak/>
+        <w:t>不会发生。</w:t>
       </w:r>
     </w:p>
     <w:p>
@@ -4581,47 +4954,47 @@
         <w:rPr>
           <w:rFonts w:hint="eastAsia"/>
         </w:rPr>
-        <w:t xml:space="preserve">改动 8：新提示词效果复核（指标 + 热力图），与下次要做的两处改动（2026-09-28）</w:t>
-      </w:r>
-    </w:p>
-    <w:p>
-      <w:pPr>
-        <w:rPr>
-          <w:rFonts w:hint="eastAsia"/>
-        </w:rPr>
-      </w:pPr>
-    </w:p>
-    <w:p>
-      <w:pPr>
-        <w:rPr>
-          <w:rFonts w:hint="eastAsia"/>
-        </w:rPr>
-      </w:pPr>
-      <w:r>
-        <w:rPr>
-          <w:rFonts w:hint="eastAsia"/>
-        </w:rPr>
-        <w:t xml:space="preserve">本次只做复核与存档，不改代码。要改的两处见第 (4) 条，下次执行。</w:t>
-      </w:r>
-    </w:p>
-    <w:p>
-      <w:pPr>
-        <w:rPr>
-          <w:rFonts w:hint="eastAsia"/>
-        </w:rPr>
-      </w:pPr>
-    </w:p>
-    <w:p>
-      <w:pPr>
-        <w:rPr>
-          <w:rFonts w:hint="eastAsia"/>
-        </w:rPr>
-      </w:pPr>
-      <w:r>
-        <w:rPr>
-          <w:rFonts w:hint="eastAsia"/>
-        </w:rPr>
-        <w:t xml:space="preserve">（1）指标复核：三种子，关闭改动 7 待办 a</w:t>
+        <w:t>改动 8：新提示词效果复核（指标 + 热力图），与下次要做的两处改动（2026-09-28）</w:t>
+      </w:r>
+    </w:p>
+    <w:p>
+      <w:pPr>
+        <w:rPr>
+          <w:rFonts w:hint="eastAsia"/>
+        </w:rPr>
+      </w:pPr>
+    </w:p>
+    <w:p>
+      <w:pPr>
+        <w:rPr>
+          <w:rFonts w:hint="eastAsia"/>
+        </w:rPr>
+      </w:pPr>
+      <w:r>
+        <w:rPr>
+          <w:rFonts w:hint="eastAsia"/>
+        </w:rPr>
+        <w:t>本次只做复核与存档，不改代码。要改的两处见第 (4) 条，下次执行。</w:t>
+      </w:r>
+    </w:p>
+    <w:p>
+      <w:pPr>
+        <w:rPr>
+          <w:rFonts w:hint="eastAsia"/>
+        </w:rPr>
+      </w:pPr>
+    </w:p>
+    <w:p>
+      <w:pPr>
+        <w:rPr>
+          <w:rFonts w:hint="eastAsia"/>
+        </w:rPr>
+      </w:pPr>
+      <w:r>
+        <w:rPr>
+          <w:rFonts w:hint="eastAsia"/>
+        </w:rPr>
+        <w:t>（1）指标复核：三种子，关闭改动 7 待办 a</w:t>
       </w:r>
     </w:p>
     <w:p>
@@ -4726,73 +5099,73 @@
         <w:rPr>
           <w:rFonts w:hint="eastAsia"/>
         </w:rPr>
-        <w:t xml:space="preserve">三种子 Dice 极差 0.0032、均值 0.6275，每个都比旧词表的 0.5489 高 0.077 以上。</w:t>
-      </w:r>
-    </w:p>
-    <w:p>
-      <w:pPr>
-        <w:rPr>
-          <w:rFonts w:hint="eastAsia"/>
-        </w:rPr>
-      </w:pPr>
-      <w:r>
-        <w:rPr>
-          <w:rFonts w:hint="eastAsia"/>
-        </w:rPr>
-        <w:t xml:space="preserve">+0.0806 不是单次抖动，改动 7 待办 a 关闭。数据划分固定 seed=0 不变，只有模型初始化</w:t>
-      </w:r>
-    </w:p>
-    <w:p>
-      <w:pPr>
-        <w:rPr>
-          <w:rFonts w:hint="eastAsia"/>
-        </w:rPr>
-      </w:pPr>
-      <w:r>
-        <w:rPr>
-          <w:rFonts w:hint="eastAsia"/>
-        </w:rPr>
-        <w:t xml:space="preserve">与 DataLoader 打乱随种子变，所以三种子可比。</w:t>
-      </w:r>
-    </w:p>
-    <w:p>
-      <w:pPr>
-        <w:rPr>
-          <w:rFonts w:hint="eastAsia"/>
-        </w:rPr>
-      </w:pPr>
-    </w:p>
-    <w:p>
-      <w:pPr>
-        <w:rPr>
-          <w:rFonts w:hint="eastAsia"/>
-        </w:rPr>
-      </w:pPr>
-      <w:r>
-        <w:rPr>
-          <w:rFonts w:hint="eastAsia"/>
-        </w:rPr>
-        <w:t xml:space="preserve">（2）热力图复核：**现在这批图不能用来评价新提示词**，是显示层没跟上</w:t>
-      </w:r>
-    </w:p>
-    <w:p>
-      <w:pPr>
-        <w:rPr>
-          <w:rFonts w:hint="eastAsia"/>
-        </w:rPr>
-      </w:pPr>
-    </w:p>
-    <w:p>
-      <w:pPr>
-        <w:rPr>
-          <w:rFonts w:hint="eastAsia"/>
-        </w:rPr>
-      </w:pPr>
-      <w:r>
-        <w:rPr>
-          <w:rFonts w:hint="eastAsia"/>
-        </w:rPr>
-        <w:t xml:space="preserve">新词表 ckpt 的 amap 幅度整体变小。测试 6 张切片的 amap 最大值：</w:t>
+        <w:t>三种子 Dice 极差 0.0032、均值 0.6275，每个都比旧词表的 0.5489 高 0.077 以上。</w:t>
+      </w:r>
+    </w:p>
+    <w:p>
+      <w:pPr>
+        <w:rPr>
+          <w:rFonts w:hint="eastAsia"/>
+        </w:rPr>
+      </w:pPr>
+      <w:r>
+        <w:rPr>
+          <w:rFonts w:hint="eastAsia"/>
+        </w:rPr>
+        <w:t>+0.0806 不是单次抖动，改动 7 待办 a 关闭。数据划分固定 seed=0 不变，只有模型初始化</w:t>
+      </w:r>
+    </w:p>
+    <w:p>
+      <w:pPr>
+        <w:rPr>
+          <w:rFonts w:hint="eastAsia"/>
+        </w:rPr>
+      </w:pPr>
+      <w:r>
+        <w:rPr>
+          <w:rFonts w:hint="eastAsia"/>
+        </w:rPr>
+        <w:t>与 DataLoader 打乱随种子变，所以三种子可比。</w:t>
+      </w:r>
+    </w:p>
+    <w:p>
+      <w:pPr>
+        <w:rPr>
+          <w:rFonts w:hint="eastAsia"/>
+        </w:rPr>
+      </w:pPr>
+    </w:p>
+    <w:p>
+      <w:pPr>
+        <w:rPr>
+          <w:rFonts w:hint="eastAsia"/>
+        </w:rPr>
+      </w:pPr>
+      <w:r>
+        <w:rPr>
+          <w:rFonts w:hint="eastAsia"/>
+        </w:rPr>
+        <w:t>（2）热力图复核：**现在这批图不能用来评价新提示词**，是显示层没跟上</w:t>
+      </w:r>
+    </w:p>
+    <w:p>
+      <w:pPr>
+        <w:rPr>
+          <w:rFonts w:hint="eastAsia"/>
+        </w:rPr>
+      </w:pPr>
+    </w:p>
+    <w:p>
+      <w:pPr>
+        <w:rPr>
+          <w:rFonts w:hint="eastAsia"/>
+        </w:rPr>
+      </w:pPr>
+      <w:r>
+        <w:rPr>
+          <w:rFonts w:hint="eastAsia"/>
+        </w:rPr>
+        <w:t>新词表 ckpt 的 amap 幅度整体变小。测试 6 张切片的 amap 最大值：</w:t>
       </w:r>
     </w:p>
     <w:p>
@@ -4923,112 +5296,113 @@
         <w:rPr>
           <w:rFonts w:hint="eastAsia"/>
         </w:rPr>
-        <w:t xml:space="preserve">六张图**没有一个像素达到 0.3**，即全图无饱和像素；最暖的 065 也只到 jet 的 0.68。</w:t>
-      </w:r>
-    </w:p>
-    <w:p>
-      <w:pPr>
-        <w:rPr>
-          <w:rFonts w:hint="eastAsia"/>
-        </w:rPr>
-      </w:pPr>
-      <w:r>
-        <w:rPr>
-          <w:rFonts w:hint="eastAsia"/>
-        </w:rPr>
-        <w:t xml:space="preserve">反过来，旧词表那批图里肉眼可见大片橙红色，按同一条出图公式反推，旧模型的 amap</w:t>
-      </w:r>
-    </w:p>
-    <w:p>
-      <w:pPr>
-        <w:rPr>
-          <w:rFonts w:hint="eastAsia"/>
-        </w:rPr>
-      </w:pPr>
-      <w:r>
-        <w:rPr>
-          <w:rFonts w:hint="eastAsia"/>
-        </w:rPr>
-        <w:t xml:space="preserve">至少要走到 0.2~0.3 才可能出这种颜色。同一把固定尺子 0.3，套在新模型上就偏大了。</w:t>
-      </w:r>
-    </w:p>
-    <w:p>
-      <w:pPr>
-        <w:rPr>
-          <w:rFonts w:hint="eastAsia"/>
-        </w:rPr>
-      </w:pPr>
-      <w:r>
-        <w:rPr>
-          <w:rFonts w:hint="eastAsia"/>
-        </w:rPr>
-        <w:t xml:space="preserve">这正是改动 2 第 5 条、改动 4 反复讲的「显示问题与定位精度问题要分开看」。</w:t>
-      </w:r>
-    </w:p>
-    <w:p>
-      <w:pPr>
-        <w:rPr>
-          <w:rFonts w:hint="eastAsia"/>
-        </w:rPr>
-      </w:pPr>
-    </w:p>
-    <w:p>
-      <w:pPr>
-        <w:rPr>
-          <w:rFonts w:hint="eastAsia"/>
-        </w:rPr>
-      </w:pPr>
-      <w:r>
-        <w:rPr>
-          <w:rFonts w:hint="eastAsia"/>
-        </w:rPr>
-        <w:t xml:space="preserve">自洽性对照：Dice 0.5489→0.6295、pixelAUROC 0.9697→0.9797 都是**排序类**指标，</w:t>
-      </w:r>
-    </w:p>
-    <w:p>
-      <w:pPr>
-        <w:rPr>
-          <w:rFonts w:hint="eastAsia"/>
-        </w:rPr>
-      </w:pPr>
-      <w:r>
-        <w:rPr>
-          <w:rFonts w:hint="eastAsia"/>
-        </w:rPr>
-        <w:t xml:space="preserve">amap 整体等比缩小不改变任何排序，所以「指标涨、图变灰」两者并不矛盾。</w:t>
-      </w:r>
-    </w:p>
-    <w:p>
-      <w:pPr>
-        <w:rPr>
-          <w:rFonts w:hint="eastAsia"/>
-        </w:rPr>
-      </w:pPr>
-    </w:p>
-    <w:p>
-      <w:pPr>
-        <w:rPr>
-          <w:rFonts w:hint="eastAsia"/>
-        </w:rPr>
-      </w:pPr>
-      <w:r>
-        <w:rPr>
-          <w:rFonts w:hint="eastAsia"/>
-        </w:rPr>
-        <w:t xml:space="preserve">根因：改动 4 的显示管线修复只做在脑 MRI 那条线（text_side_anomaly/visualize.py），</w:t>
-      </w:r>
-    </w:p>
-    <w:p>
-      <w:pPr>
-        <w:rPr>
-          <w:rFonts w:hint="eastAsia"/>
-        </w:rPr>
-      </w:pPr>
-      <w:r>
-        <w:rPr>
-          <w:rFonts w:hint="eastAsia"/>
-        </w:rPr>
-        <w:t xml:space="preserve">**胸腺瘤支线没有跟进**。thymoma_local.py:113 至今仍是旧管线：</w:t>
+        <w:t>六张图**没有一个像素达到 0.3**，即全图无饱和像素；最暖的 065 也只到 jet 的 0.68。</w:t>
+      </w:r>
+    </w:p>
+    <w:p>
+      <w:pPr>
+        <w:rPr>
+          <w:rFonts w:hint="eastAsia"/>
+        </w:rPr>
+      </w:pPr>
+      <w:r>
+        <w:rPr>
+          <w:rFonts w:hint="eastAsia"/>
+        </w:rPr>
+        <w:t>反过来，旧词表那批图里肉眼可见大片橙红色，按同一条出图公式反推，旧模型的 amap</w:t>
+      </w:r>
+    </w:p>
+    <w:p>
+      <w:pPr>
+        <w:rPr>
+          <w:rFonts w:hint="eastAsia"/>
+        </w:rPr>
+      </w:pPr>
+      <w:r>
+        <w:rPr>
+          <w:rFonts w:hint="eastAsia"/>
+        </w:rPr>
+        <w:t>至少要走到 0.2~0.3 才可能出这种颜色。同一把固定尺子 0.3，套在新模型上就偏大了。</w:t>
+      </w:r>
+    </w:p>
+    <w:p>
+      <w:pPr>
+        <w:rPr>
+          <w:rFonts w:hint="eastAsia"/>
+        </w:rPr>
+      </w:pPr>
+      <w:r>
+        <w:rPr>
+          <w:rFonts w:hint="eastAsia"/>
+        </w:rPr>
+        <w:lastRenderedPageBreak/>
+        <w:t>这正是改动 2 第 5 条、改动 4 反复讲的「显示问题与定位精度问题要分开看」。</w:t>
+      </w:r>
+    </w:p>
+    <w:p>
+      <w:pPr>
+        <w:rPr>
+          <w:rFonts w:hint="eastAsia"/>
+        </w:rPr>
+      </w:pPr>
+    </w:p>
+    <w:p>
+      <w:pPr>
+        <w:rPr>
+          <w:rFonts w:hint="eastAsia"/>
+        </w:rPr>
+      </w:pPr>
+      <w:r>
+        <w:rPr>
+          <w:rFonts w:hint="eastAsia"/>
+        </w:rPr>
+        <w:t>自洽性对照：Dice 0.5489→0.6295、pixelAUROC 0.9697→0.9797 都是**排序类**指标，</w:t>
+      </w:r>
+    </w:p>
+    <w:p>
+      <w:pPr>
+        <w:rPr>
+          <w:rFonts w:hint="eastAsia"/>
+        </w:rPr>
+      </w:pPr>
+      <w:r>
+        <w:rPr>
+          <w:rFonts w:hint="eastAsia"/>
+        </w:rPr>
+        <w:t>amap 整体等比缩小不改变任何排序，所以「指标涨、图变灰」两者并不矛盾。</w:t>
+      </w:r>
+    </w:p>
+    <w:p>
+      <w:pPr>
+        <w:rPr>
+          <w:rFonts w:hint="eastAsia"/>
+        </w:rPr>
+      </w:pPr>
+    </w:p>
+    <w:p>
+      <w:pPr>
+        <w:rPr>
+          <w:rFonts w:hint="eastAsia"/>
+        </w:rPr>
+      </w:pPr>
+      <w:r>
+        <w:rPr>
+          <w:rFonts w:hint="eastAsia"/>
+        </w:rPr>
+        <w:t>根因：改动 4 的显示管线修复只做在脑 MRI 那条线（text_side_anomaly/visualize.py），</w:t>
+      </w:r>
+    </w:p>
+    <w:p>
+      <w:pPr>
+        <w:rPr>
+          <w:rFonts w:hint="eastAsia"/>
+        </w:rPr>
+      </w:pPr>
+      <w:r>
+        <w:rPr>
+          <w:rFonts w:hint="eastAsia"/>
+        </w:rPr>
+        <w:t>**胸腺瘤支线没有跟进**。thymoma_local.py:113 至今仍是旧管线：</w:t>
       </w:r>
     </w:p>
     <w:p>
@@ -5081,138 +5455,138 @@
         <w:rPr>
           <w:rFonts w:hint="eastAsia"/>
         </w:rPr>
-        <w:t xml:space="preserve">（3）附带发现：heatmaps_thymoma/ 目录混了两次运行的图</w:t>
-      </w:r>
-    </w:p>
-    <w:p>
-      <w:pPr>
-        <w:rPr>
-          <w:rFonts w:hint="eastAsia"/>
-        </w:rPr>
-      </w:pPr>
-    </w:p>
-    <w:p>
-      <w:pPr>
-        <w:rPr>
-          <w:rFonts w:hint="eastAsia"/>
-        </w:rPr>
-      </w:pPr>
-      <w:r>
-        <w:rPr>
-          <w:rFonts w:hint="eastAsia"/>
-        </w:rPr>
-        <w:t xml:space="preserve">该目录里 6 个文件 mtime 是 23:50（旧词表那次），另 6 个是 00:02（新词表那次）。</w:t>
-      </w:r>
-    </w:p>
-    <w:p>
-      <w:pPr>
-        <w:rPr>
-          <w:rFonts w:hint="eastAsia"/>
-        </w:rPr>
-      </w:pPr>
-      <w:r>
-        <w:rPr>
-          <w:rFonts w:hint="eastAsia"/>
-        </w:rPr>
-        <w:t xml:space="preserve">出图文件名里带分类分数 `_score{score:.2f}`，新词表让分数变了，于是有 4 张写成了</w:t>
-      </w:r>
-    </w:p>
-    <w:p>
-      <w:pPr>
-        <w:rPr>
-          <w:rFonts w:hint="eastAsia"/>
-        </w:rPr>
-      </w:pPr>
-      <w:r>
-        <w:rPr>
-          <w:rFonts w:hint="eastAsia"/>
-        </w:rPr>
-        <w:t xml:space="preserve">新文件名（012000_z28_score0.02、060000_z26_score0.01、078000_z52_score0.01、</w:t>
-      </w:r>
-    </w:p>
-    <w:p>
-      <w:pPr>
-        <w:rPr>
-          <w:rFonts w:hint="eastAsia"/>
-        </w:rPr>
-      </w:pPr>
-      <w:r>
-        <w:rPr>
-          <w:rFonts w:hint="eastAsia"/>
-        </w:rPr>
-        <w:t xml:space="preserve">092000_z24_score0.02），没有覆盖旧图；只有 028000_z38、065000_z32 两张分数没变、</w:t>
-      </w:r>
-    </w:p>
-    <w:p>
-      <w:pPr>
-        <w:rPr>
-          <w:rFonts w:hint="eastAsia"/>
-        </w:rPr>
-      </w:pPr>
-      <w:r>
-        <w:rPr>
-          <w:rFonts w:hint="eastAsia"/>
-        </w:rPr>
-        <w:t xml:space="preserve">原地被覆盖。后果：按同名去配「旧 vs 新」会配成「旧 vs 旧」，得出完全相反的结论</w:t>
-      </w:r>
-    </w:p>
-    <w:p>
-      <w:pPr>
-        <w:rPr>
-          <w:rFonts w:hint="eastAsia"/>
-        </w:rPr>
-      </w:pPr>
-      <w:r>
-        <w:rPr>
-          <w:rFonts w:hint="eastAsia"/>
-        </w:rPr>
-        <w:t xml:space="preserve">（第一次复核就踩了这个坑，误判为「新提示词把热区收紧了」）。</w:t>
-      </w:r>
-    </w:p>
-    <w:p>
-      <w:pPr>
-        <w:rPr>
-          <w:rFonts w:hint="eastAsia"/>
-        </w:rPr>
-      </w:pPr>
-      <w:r>
-        <w:rPr>
-          <w:rFonts w:hint="eastAsia"/>
-        </w:rPr>
-        <w:t xml:space="preserve">正确配对是 heatmaps_thymoma_baseline/（23:54 的副本，6 张全是旧词表）对</w:t>
-      </w:r>
-    </w:p>
-    <w:p>
-      <w:pPr>
-        <w:rPr>
-          <w:rFonts w:hint="eastAsia"/>
-        </w:rPr>
-      </w:pPr>
-      <w:r>
-        <w:rPr>
-          <w:rFonts w:hint="eastAsia"/>
-        </w:rPr>
-        <w:t xml:space="preserve">heatmaps_thymoma/ 里 00:02 那一批。下次出图前先清空目录。</w:t>
-      </w:r>
-    </w:p>
-    <w:p>
-      <w:pPr>
-        <w:rPr>
-          <w:rFonts w:hint="eastAsia"/>
-        </w:rPr>
-      </w:pPr>
-    </w:p>
-    <w:p>
-      <w:pPr>
-        <w:rPr>
-          <w:rFonts w:hint="eastAsia"/>
-        </w:rPr>
-      </w:pPr>
-      <w:r>
-        <w:rPr>
-          <w:rFonts w:hint="eastAsia"/>
-        </w:rPr>
-        <w:t xml:space="preserve">（4）下次要做的改动</w:t>
+        <w:t>（3）附带发现：heatmaps_thymoma/ 目录混了两次运行的图</w:t>
+      </w:r>
+    </w:p>
+    <w:p>
+      <w:pPr>
+        <w:rPr>
+          <w:rFonts w:hint="eastAsia"/>
+        </w:rPr>
+      </w:pPr>
+    </w:p>
+    <w:p>
+      <w:pPr>
+        <w:rPr>
+          <w:rFonts w:hint="eastAsia"/>
+        </w:rPr>
+      </w:pPr>
+      <w:r>
+        <w:rPr>
+          <w:rFonts w:hint="eastAsia"/>
+        </w:rPr>
+        <w:t>该目录里 6 个文件 mtime 是 23:50（旧词表那次），另 6 个是 00:02（新词表那次）。</w:t>
+      </w:r>
+    </w:p>
+    <w:p>
+      <w:pPr>
+        <w:rPr>
+          <w:rFonts w:hint="eastAsia"/>
+        </w:rPr>
+      </w:pPr>
+      <w:r>
+        <w:rPr>
+          <w:rFonts w:hint="eastAsia"/>
+        </w:rPr>
+        <w:t>出图文件名里带分类分数 `_score{score:.2f}`，新词表让分数变了，于是有 4 张写成了</w:t>
+      </w:r>
+    </w:p>
+    <w:p>
+      <w:pPr>
+        <w:rPr>
+          <w:rFonts w:hint="eastAsia"/>
+        </w:rPr>
+      </w:pPr>
+      <w:r>
+        <w:rPr>
+          <w:rFonts w:hint="eastAsia"/>
+        </w:rPr>
+        <w:t>新文件名（012000_z28_score0.02、060000_z26_score0.01、078000_z52_score0.01、</w:t>
+      </w:r>
+    </w:p>
+    <w:p>
+      <w:pPr>
+        <w:rPr>
+          <w:rFonts w:hint="eastAsia"/>
+        </w:rPr>
+      </w:pPr>
+      <w:r>
+        <w:rPr>
+          <w:rFonts w:hint="eastAsia"/>
+        </w:rPr>
+        <w:t>092000_z24_score0.02），没有覆盖旧图；只有 028000_z38、065000_z32 两张分数没变、</w:t>
+      </w:r>
+    </w:p>
+    <w:p>
+      <w:pPr>
+        <w:rPr>
+          <w:rFonts w:hint="eastAsia"/>
+        </w:rPr>
+      </w:pPr>
+      <w:r>
+        <w:rPr>
+          <w:rFonts w:hint="eastAsia"/>
+        </w:rPr>
+        <w:t>原地被覆盖。后果：按同名去配「旧 vs 新」会配成「旧 vs 旧」，得出完全相反的结论</w:t>
+      </w:r>
+    </w:p>
+    <w:p>
+      <w:pPr>
+        <w:rPr>
+          <w:rFonts w:hint="eastAsia"/>
+        </w:rPr>
+      </w:pPr>
+      <w:r>
+        <w:rPr>
+          <w:rFonts w:hint="eastAsia"/>
+        </w:rPr>
+        <w:t>（第一次复核就踩了这个坑，误判为「新提示词把热区收紧了」）。</w:t>
+      </w:r>
+    </w:p>
+    <w:p>
+      <w:pPr>
+        <w:rPr>
+          <w:rFonts w:hint="eastAsia"/>
+        </w:rPr>
+      </w:pPr>
+      <w:r>
+        <w:rPr>
+          <w:rFonts w:hint="eastAsia"/>
+        </w:rPr>
+        <w:t>正确配对是 heatmaps_thymoma_baseline/（23:54 的副本，6 张全是旧词表）对</w:t>
+      </w:r>
+    </w:p>
+    <w:p>
+      <w:pPr>
+        <w:rPr>
+          <w:rFonts w:hint="eastAsia"/>
+        </w:rPr>
+      </w:pPr>
+      <w:r>
+        <w:rPr>
+          <w:rFonts w:hint="eastAsia"/>
+        </w:rPr>
+        <w:t>heatmaps_thymoma/ 里 00:02 那一批。下次出图前先清空目录。</w:t>
+      </w:r>
+    </w:p>
+    <w:p>
+      <w:pPr>
+        <w:rPr>
+          <w:rFonts w:hint="eastAsia"/>
+        </w:rPr>
+      </w:pPr>
+    </w:p>
+    <w:p>
+      <w:pPr>
+        <w:rPr>
+          <w:rFonts w:hint="eastAsia"/>
+        </w:rPr>
+      </w:pPr>
+      <w:r>
+        <w:rPr>
+          <w:rFonts w:hint="eastAsia"/>
+        </w:rPr>
+        <w:t>（4）下次要做的改动</w:t>
       </w:r>
     </w:p>
     <w:p>
@@ -5461,6 +5835,7 @@
         <w:rPr>
           <w:rFonts w:hint="eastAsia"/>
         </w:rPr>
+        <w:lastRenderedPageBreak/>
         <w:t xml:space="preserve">       div1           None       1.0      0.5     0.6214   0.4508    0.9786</w:t>
       </w:r>
     </w:p>
@@ -5573,7 +5948,7 @@
         <w:rPr>
           <w:rFonts w:hint="eastAsia"/>
         </w:rPr>
-        <w:t xml:space="preserve">（5）本次新增产物</w:t>
+        <w:t>（5）本次新增产物</w:t>
       </w:r>
     </w:p>
     <w:p>
@@ -5665,93 +6040,93 @@
         <w:rPr>
           <w:rFonts w:hint="eastAsia"/>
         </w:rPr>
-        <w:t xml:space="preserve">改动 8 附录：复现命令、当前代码状态与开工清单（2026-09-28）</w:t>
-      </w:r>
-    </w:p>
-    <w:p>
-      <w:pPr>
-        <w:rPr>
-          <w:rFonts w:hint="eastAsia"/>
-        </w:rPr>
-      </w:pPr>
-    </w:p>
-    <w:p>
-      <w:pPr>
-        <w:rPr>
-          <w:rFonts w:hint="eastAsia"/>
-        </w:rPr>
-      </w:pPr>
-      <w:r>
-        <w:rPr>
-          <w:rFonts w:hint="eastAsia"/>
-        </w:rPr>
-        <w:t xml:space="preserve">起因：改动 8 记了「下次要改什么」，但没记「怎么跑」。仓库里没有任何 run 脚本，</w:t>
-      </w:r>
-    </w:p>
-    <w:p>
-      <w:pPr>
-        <w:rPr>
-          <w:rFonts w:hint="eastAsia"/>
-        </w:rPr>
-      </w:pPr>
-      <w:r>
-        <w:rPr>
-          <w:rFonts w:hint="eastAsia"/>
-        </w:rPr>
-        <w:t xml:space="preserve">命令只存在于当时的终端里。补上，免得下次开工重新试参数。</w:t>
-      </w:r>
-    </w:p>
-    <w:p>
-      <w:pPr>
-        <w:rPr>
-          <w:rFonts w:hint="eastAsia"/>
-        </w:rPr>
-      </w:pPr>
-    </w:p>
-    <w:p>
-      <w:pPr>
-        <w:rPr>
-          <w:rFonts w:hint="eastAsia"/>
-        </w:rPr>
-      </w:pPr>
-      <w:r>
-        <w:rPr>
-          <w:rFonts w:hint="eastAsia"/>
-        </w:rPr>
-        <w:t xml:space="preserve">（1）复现命令</w:t>
-      </w:r>
-    </w:p>
-    <w:p>
-      <w:pPr>
-        <w:rPr>
-          <w:rFonts w:hint="eastAsia"/>
-        </w:rPr>
-      </w:pPr>
-    </w:p>
-    <w:p>
-      <w:pPr>
-        <w:rPr>
-          <w:rFonts w:hint="eastAsia"/>
-        </w:rPr>
-      </w:pPr>
-      <w:r>
-        <w:rPr>
-          <w:rFonts w:hint="eastAsia"/>
-        </w:rPr>
-        <w:t xml:space="preserve">下列命令按 thymoma_local.py 的 argparse 与 _train_*.log 复原，未逐字核对。</w:t>
-      </w:r>
-    </w:p>
-    <w:p>
-      <w:pPr>
-        <w:rPr>
-          <w:rFonts w:hint="eastAsia"/>
-        </w:rPr>
-      </w:pPr>
-      <w:r>
-        <w:rPr>
-          <w:rFonts w:hint="eastAsia"/>
-        </w:rPr>
-        <w:t xml:space="preserve">都在 D:\新建文件夹 下执行（脚本自己就在这个目录，不需要 PYTHONPATH）。</w:t>
+        <w:t>改动 8 附录：复现命令、当前代码状态与开工清单（2026-09-28）</w:t>
+      </w:r>
+    </w:p>
+    <w:p>
+      <w:pPr>
+        <w:rPr>
+          <w:rFonts w:hint="eastAsia"/>
+        </w:rPr>
+      </w:pPr>
+    </w:p>
+    <w:p>
+      <w:pPr>
+        <w:rPr>
+          <w:rFonts w:hint="eastAsia"/>
+        </w:rPr>
+      </w:pPr>
+      <w:r>
+        <w:rPr>
+          <w:rFonts w:hint="eastAsia"/>
+        </w:rPr>
+        <w:t>起因：改动 8 记了「下次要改什么」，但没记「怎么跑」。仓库里没有任何 run 脚本，</w:t>
+      </w:r>
+    </w:p>
+    <w:p>
+      <w:pPr>
+        <w:rPr>
+          <w:rFonts w:hint="eastAsia"/>
+        </w:rPr>
+      </w:pPr>
+      <w:r>
+        <w:rPr>
+          <w:rFonts w:hint="eastAsia"/>
+        </w:rPr>
+        <w:t>命令只存在于当时的终端里。补上，免得下次开工重新试参数。</w:t>
+      </w:r>
+    </w:p>
+    <w:p>
+      <w:pPr>
+        <w:rPr>
+          <w:rFonts w:hint="eastAsia"/>
+        </w:rPr>
+      </w:pPr>
+    </w:p>
+    <w:p>
+      <w:pPr>
+        <w:rPr>
+          <w:rFonts w:hint="eastAsia"/>
+        </w:rPr>
+      </w:pPr>
+      <w:r>
+        <w:rPr>
+          <w:rFonts w:hint="eastAsia"/>
+        </w:rPr>
+        <w:t>（1）复现命令</w:t>
+      </w:r>
+    </w:p>
+    <w:p>
+      <w:pPr>
+        <w:rPr>
+          <w:rFonts w:hint="eastAsia"/>
+        </w:rPr>
+      </w:pPr>
+    </w:p>
+    <w:p>
+      <w:pPr>
+        <w:rPr>
+          <w:rFonts w:hint="eastAsia"/>
+        </w:rPr>
+      </w:pPr>
+      <w:r>
+        <w:rPr>
+          <w:rFonts w:hint="eastAsia"/>
+        </w:rPr>
+        <w:t>下列命令按 thymoma_local.py 的 argparse 与 _train_*.log 复原，未逐字核对。</w:t>
+      </w:r>
+    </w:p>
+    <w:p>
+      <w:pPr>
+        <w:rPr>
+          <w:rFonts w:hint="eastAsia"/>
+        </w:rPr>
+      </w:pPr>
+      <w:r>
+        <w:rPr>
+          <w:rFonts w:hint="eastAsia"/>
+        </w:rPr>
+        <w:t>都在 D:\新建文件夹 下执行（脚本自己就在这个目录，不需要 PYTHONPATH）。</w:t>
       </w:r>
     </w:p>
     <w:p>
@@ -5889,6 +6264,7 @@
         <w:rPr>
           <w:rFonts w:hint="eastAsia"/>
         </w:rPr>
+        <w:lastRenderedPageBreak/>
         <w:t xml:space="preserve">    python thymoma_local.py --margin-lo -0.3 --w-div 1.0 --margin-d 0.5 \</w:t>
       </w:r>
     </w:p>
@@ -5955,40 +6331,40 @@
         <w:rPr>
           <w:rFonts w:hint="eastAsia"/>
         </w:rPr>
-        <w:t xml:space="preserve">出图目录必须每次指定不同的。默认值 heatmaps_thymoma 会让多次运行堆进同一个目录——</w:t>
-      </w:r>
-    </w:p>
-    <w:p>
-      <w:pPr>
-        <w:rPr>
-          <w:rFonts w:hint="eastAsia"/>
-        </w:rPr>
-      </w:pPr>
-      <w:r>
-        <w:rPr>
-          <w:rFonts w:hint="eastAsia"/>
-        </w:rPr>
-        <w:t xml:space="preserve">这就是第 (3) 条那个「混了两次运行」的成因。</w:t>
-      </w:r>
-    </w:p>
-    <w:p>
-      <w:pPr>
-        <w:rPr>
-          <w:rFonts w:hint="eastAsia"/>
-        </w:rPr>
-      </w:pPr>
-    </w:p>
-    <w:p>
-      <w:pPr>
-        <w:rPr>
-          <w:rFonts w:hint="eastAsia"/>
-        </w:rPr>
-      </w:pPr>
-      <w:r>
-        <w:rPr>
-          <w:rFonts w:hint="eastAsia"/>
-        </w:rPr>
-        <w:t xml:space="preserve">（2）当前代码状态</w:t>
+        <w:t>出图目录必须每次指定不同的。默认值 heatmaps_thymoma 会让多次运行堆进同一个目录——</w:t>
+      </w:r>
+    </w:p>
+    <w:p>
+      <w:pPr>
+        <w:rPr>
+          <w:rFonts w:hint="eastAsia"/>
+        </w:rPr>
+      </w:pPr>
+      <w:r>
+        <w:rPr>
+          <w:rFonts w:hint="eastAsia"/>
+        </w:rPr>
+        <w:t>这就是第 (3) 条那个「混了两次运行」的成因。</w:t>
+      </w:r>
+    </w:p>
+    <w:p>
+      <w:pPr>
+        <w:rPr>
+          <w:rFonts w:hint="eastAsia"/>
+        </w:rPr>
+      </w:pPr>
+    </w:p>
+    <w:p>
+      <w:pPr>
+        <w:rPr>
+          <w:rFonts w:hint="eastAsia"/>
+        </w:rPr>
+      </w:pPr>
+      <w:r>
+        <w:rPr>
+          <w:rFonts w:hint="eastAsia"/>
+        </w:rPr>
+        <w:t>（2）当前代码状态</w:t>
       </w:r>
     </w:p>
     <w:p>
@@ -6067,7 +6443,7 @@
         <w:rPr>
           <w:rFonts w:hint="eastAsia"/>
         </w:rPr>
-        <w:t xml:space="preserve">（3）一处需要留意的日志差异</w:t>
+        <w:t>（3）一处需要留意的日志差异</w:t>
       </w:r>
     </w:p>
     <w:p>
@@ -6159,7 +6535,7 @@
         <w:rPr>
           <w:rFonts w:hint="eastAsia"/>
         </w:rPr>
-        <w:t xml:space="preserve">（4）开工清单</w:t>
+        <w:t>（4）开工清单</w:t>
       </w:r>
     </w:p>
     <w:p>
@@ -6277,7 +6653,7 @@
         <w:rPr>
           <w:rFonts w:hint="eastAsia"/>
         </w:rPr>
-        <w:t xml:space="preserve">（5）未做的事</w:t>
+        <w:t>（5）未做的事</w:t>
       </w:r>
     </w:p>
     <w:p>
@@ -6323,47 +6699,48 @@
         <w:rPr>
           <w:rFonts w:hint="eastAsia"/>
         </w:rPr>
-        <w:t xml:space="preserve">改动 9：显示管线移植到胸腺瘤支线（2026-09-28）</w:t>
-      </w:r>
-    </w:p>
-    <w:p>
-      <w:pPr>
-        <w:rPr>
-          <w:rFonts w:hint="eastAsia"/>
-        </w:rPr>
-      </w:pPr>
-    </w:p>
-    <w:p>
-      <w:pPr>
-        <w:rPr>
-          <w:rFonts w:hint="eastAsia"/>
-        </w:rPr>
-      </w:pPr>
-      <w:r>
-        <w:rPr>
-          <w:rFonts w:hint="eastAsia"/>
-        </w:rPr>
-        <w:t xml:space="preserve">改动 8 第 (4)a 条执行完毕，开工清单第一步完成。</w:t>
-      </w:r>
-    </w:p>
-    <w:p>
-      <w:pPr>
-        <w:rPr>
-          <w:rFonts w:hint="eastAsia"/>
-        </w:rPr>
-      </w:pPr>
-    </w:p>
-    <w:p>
-      <w:pPr>
-        <w:rPr>
-          <w:rFonts w:hint="eastAsia"/>
-        </w:rPr>
-      </w:pPr>
-      <w:r>
-        <w:rPr>
-          <w:rFonts w:hint="eastAsia"/>
-        </w:rPr>
-        <w:t xml:space="preserve">（1）本次做的：把改动 4 的显示管线移植到胸腺瘤支线，替换固定 AMAP_SCALE=0.3</w:t>
+        <w:lastRenderedPageBreak/>
+        <w:t>改动 9：显示管线移植到胸腺瘤支线（2026-09-28）</w:t>
+      </w:r>
+    </w:p>
+    <w:p>
+      <w:pPr>
+        <w:rPr>
+          <w:rFonts w:hint="eastAsia"/>
+        </w:rPr>
+      </w:pPr>
+    </w:p>
+    <w:p>
+      <w:pPr>
+        <w:rPr>
+          <w:rFonts w:hint="eastAsia"/>
+        </w:rPr>
+      </w:pPr>
+      <w:r>
+        <w:rPr>
+          <w:rFonts w:hint="eastAsia"/>
+        </w:rPr>
+        <w:t>改动 8 第 (4)a 条执行完毕，开工清单第一步完成。</w:t>
+      </w:r>
+    </w:p>
+    <w:p>
+      <w:pPr>
+        <w:rPr>
+          <w:rFonts w:hint="eastAsia"/>
+        </w:rPr>
+      </w:pPr>
+    </w:p>
+    <w:p>
+      <w:pPr>
+        <w:rPr>
+          <w:rFonts w:hint="eastAsia"/>
+        </w:rPr>
+      </w:pPr>
+      <w:r>
+        <w:rPr>
+          <w:rFonts w:hint="eastAsia"/>
+        </w:rPr>
+        <w:t>（1）本次做的：把改动 4 的显示管线移植到胸腺瘤支线，替换固定 AMAP_SCALE=0.3</w:t>
       </w:r>
     </w:p>
     <w:p>
@@ -6572,7 +6949,7 @@
         <w:rPr>
           <w:rFonts w:hint="eastAsia"/>
         </w:rPr>
-        <w:t xml:space="preserve">（2）验证（四项全过）</w:t>
+        <w:t>（2）验证（四项全过）</w:t>
       </w:r>
     </w:p>
     <w:p>
@@ -6704,26 +7081,27 @@
         <w:rPr>
           <w:rFonts w:hint="eastAsia"/>
         </w:rPr>
-        <w:t xml:space="preserve">（3）顺带查实的一个坑：可视化模块的 gt 值域（脑线一直在踩）</w:t>
-      </w:r>
-    </w:p>
-    <w:p>
-      <w:pPr>
-        <w:rPr>
-          <w:rFonts w:hint="eastAsia"/>
-        </w:rPr>
-      </w:pPr>
-    </w:p>
-    <w:p>
-      <w:pPr>
-        <w:rPr>
-          <w:rFonts w:hint="eastAsia"/>
-        </w:rPr>
-      </w:pPr>
-      <w:r>
-        <w:rPr>
-          <w:rFonts w:hint="eastAsia"/>
-        </w:rPr>
+        <w:t>（3）顺带查实的一个坑：可视化模块的 gt 值域（脑线一直在踩）</w:t>
+      </w:r>
+    </w:p>
+    <w:p>
+      <w:pPr>
+        <w:rPr>
+          <w:rFonts w:hint="eastAsia"/>
+        </w:rPr>
+      </w:pPr>
+    </w:p>
+    <w:p>
+      <w:pPr>
+        <w:rPr>
+          <w:rFonts w:hint="eastAsia"/>
+        </w:rPr>
+      </w:pPr>
+      <w:r>
+        <w:rPr>
+          <w:rFonts w:hint="eastAsia"/>
+        </w:rPr>
+        <w:lastRenderedPageBreak/>
         <w:t xml:space="preserve">  visualize.colorize 走数组路径（gt.astype(np.uint8) + FIND_EDGES + e&gt;30），要求 gt 是</w:t>
       </w:r>
     </w:p>
@@ -6835,7 +7213,7 @@
         <w:rPr>
           <w:rFonts w:hint="eastAsia"/>
         </w:rPr>
-        <w:t xml:space="preserve">（4）出图前必须知道：红度不可跨 ckpt 比较</w:t>
+        <w:t>（4）出图前必须知道：红度不可跨 ckpt 比较</w:t>
       </w:r>
     </w:p>
     <w:p>
@@ -6901,7 +7279,7 @@
         <w:rPr>
           <w:rFonts w:hint="eastAsia"/>
         </w:rPr>
-        <w:t xml:space="preserve">（5）图第一次看得清之后暴露的问题（属模型，不属显示层）</w:t>
+        <w:t>（5）图第一次看得清之后暴露的问题（属模型，不属显示层）</w:t>
       </w:r>
     </w:p>
     <w:p>
@@ -7085,7 +7463,7 @@
         <w:rPr>
           <w:rFonts w:hint="eastAsia"/>
         </w:rPr>
-        <w:t xml:space="preserve">（6）本次新增产物</w:t>
+        <w:t>（6）本次新增产物</w:t>
       </w:r>
     </w:p>
     <w:p>
@@ -7131,6 +7509,7 @@
         <w:rPr>
           <w:rFonts w:hint="eastAsia"/>
         </w:rPr>
+        <w:lastRenderedPageBreak/>
         <w:t xml:space="preserve">  text_side_anomaly/visualize.py    fit_from_stats 加 lo_pct/hi_pct 形参；colorize 加哨兵</w:t>
       </w:r>
     </w:p>
@@ -7151,7 +7530,7 @@
         <w:rPr>
           <w:rFonts w:hint="eastAsia"/>
         </w:rPr>
-        <w:t xml:space="preserve">（7）另两项待办的现状</w:t>
+        <w:t>（7）另两项待办的现状</w:t>
       </w:r>
     </w:p>
     <w:p>
@@ -7342,7 +7721,7 @@
         <w:rPr>
           <w:rFonts w:hint="eastAsia"/>
         </w:rPr>
-        <w:t xml:space="preserve">（8）仍未做的事</w:t>
+        <w:t>（8）仍未做的事</w:t>
       </w:r>
     </w:p>
     <w:p>
@@ -7388,60 +7767,60 @@
         <w:rPr>
           <w:rFonts w:hint="eastAsia"/>
         </w:rPr>
-        <w:t xml:space="preserve">改动 10：①margin_lo + ②d_diversity_loss 三种子实验（2026-09-28）</w:t>
-      </w:r>
-    </w:p>
-    <w:p>
-      <w:pPr>
-        <w:rPr>
-          <w:rFonts w:hint="eastAsia"/>
-        </w:rPr>
-      </w:pPr>
-    </w:p>
-    <w:p>
-      <w:pPr>
-        <w:rPr>
-          <w:rFonts w:hint="eastAsia"/>
-        </w:rPr>
-      </w:pPr>
-      <w:r>
-        <w:rPr>
-          <w:rFonts w:hint="eastAsia"/>
-        </w:rPr>
-        <w:t xml:space="preserve">改动 8 第 (4)b 条执行完毕，开工清单第二步完成。用新提示词 + 多层（ms_layers 默认</w:t>
-      </w:r>
-    </w:p>
-    <w:p>
-      <w:pPr>
-        <w:rPr>
-          <w:rFonts w:hint="eastAsia"/>
-        </w:rPr>
-      </w:pPr>
-      <w:r>
-        <w:rPr>
-          <w:rFonts w:hint="eastAsia"/>
-        </w:rPr>
-        <w:t xml:space="preserve">[5,8,11]），出图走改动 9 的新显示管线。</w:t>
-      </w:r>
-    </w:p>
-    <w:p>
-      <w:pPr>
-        <w:rPr>
-          <w:rFonts w:hint="eastAsia"/>
-        </w:rPr>
-      </w:pPr>
-    </w:p>
-    <w:p>
-      <w:pPr>
-        <w:rPr>
-          <w:rFonts w:hint="eastAsia"/>
-        </w:rPr>
-      </w:pPr>
-      <w:r>
-        <w:rPr>
-          <w:rFonts w:hint="eastAsia"/>
-        </w:rPr>
-        <w:t xml:space="preserve">（1）结果：机制修好了，指标掉点</w:t>
+        <w:t>改动 10：①margin_lo + ②d_diversity_loss 三种子实验（2026-09-28）</w:t>
+      </w:r>
+    </w:p>
+    <w:p>
+      <w:pPr>
+        <w:rPr>
+          <w:rFonts w:hint="eastAsia"/>
+        </w:rPr>
+      </w:pPr>
+    </w:p>
+    <w:p>
+      <w:pPr>
+        <w:rPr>
+          <w:rFonts w:hint="eastAsia"/>
+        </w:rPr>
+      </w:pPr>
+      <w:r>
+        <w:rPr>
+          <w:rFonts w:hint="eastAsia"/>
+        </w:rPr>
+        <w:t>改动 8 第 (4)b 条执行完毕，开工清单第二步完成。用新提示词 + 多层（ms_layers 默认</w:t>
+      </w:r>
+    </w:p>
+    <w:p>
+      <w:pPr>
+        <w:rPr>
+          <w:rFonts w:hint="eastAsia"/>
+        </w:rPr>
+      </w:pPr>
+      <w:r>
+        <w:rPr>
+          <w:rFonts w:hint="eastAsia"/>
+        </w:rPr>
+        <w:t>[5,8,11]），出图走改动 9 的新显示管线。</w:t>
+      </w:r>
+    </w:p>
+    <w:p>
+      <w:pPr>
+        <w:rPr>
+          <w:rFonts w:hint="eastAsia"/>
+        </w:rPr>
+      </w:pPr>
+    </w:p>
+    <w:p>
+      <w:pPr>
+        <w:rPr>
+          <w:rFonts w:hint="eastAsia"/>
+        </w:rPr>
+      </w:pPr>
+      <w:r>
+        <w:rPr>
+          <w:rFonts w:hint="eastAsia"/>
+        </w:rPr>
+        <w:t>（1）结果：机制修好了，指标掉点</w:t>
       </w:r>
     </w:p>
     <w:p>
@@ -7579,7 +7958,7 @@
         <w:rPr>
           <w:rFonts w:hint="eastAsia"/>
         </w:rPr>
-        <w:t xml:space="preserve">（2）机制确实修好了（三种子一致）</w:t>
+        <w:t>（2）机制确实修好了（三种子一致）</w:t>
       </w:r>
     </w:p>
     <w:p>
@@ -7769,7 +8148,7 @@
         <w:rPr>
           <w:rFonts w:hint="eastAsia"/>
         </w:rPr>
-        <w:t xml:space="preserve">（3）掉点的原因：① 与「信号幅度」互相拉扯，正是改动 7 预警过的</w:t>
+        <w:t>（3）掉点的原因：① 与「信号幅度」互相拉扯，正是改动 7 预警过的</w:t>
       </w:r>
     </w:p>
     <w:p>
@@ -7907,7 +8286,7 @@
         <w:rPr>
           <w:rFonts w:hint="eastAsia"/>
         </w:rPr>
-        <w:t xml:space="preserve">（4）出图观感：红区没收紧，反而略散</w:t>
+        <w:t>（4）出图观感：红区没收紧，反而略散</w:t>
       </w:r>
     </w:p>
     <w:p>
@@ -8039,7 +8418,8 @@
         <w:rPr>
           <w:rFonts w:hint="eastAsia"/>
         </w:rPr>
-        <w:t xml:space="preserve">（5）结论与下一步</w:t>
+        <w:lastRenderedPageBreak/>
+        <w:t>（5）结论与下一步</w:t>
       </w:r>
     </w:p>
     <w:p>
@@ -8191,7 +8571,7 @@
         <w:rPr>
           <w:rFonts w:hint="eastAsia"/>
         </w:rPr>
-        <w:t xml:space="preserve">（6）本次新增产物</w:t>
+        <w:t>（6）本次新增产物</w:t>
       </w:r>
     </w:p>
     <w:p>
@@ -8257,7 +8637,7 @@
         <w:rPr>
           <w:rFonts w:hint="eastAsia"/>
         </w:rPr>
-        <w:t xml:space="preserve">（7）仍未做的事</w:t>
+        <w:t>（7）仍未做的事</w:t>
       </w:r>
     </w:p>
     <w:p>
@@ -8303,60 +8683,60 @@
         <w:rPr>
           <w:rFonts w:hint="eastAsia"/>
         </w:rPr>
-        <w:t xml:space="preserve">改动 11：更正改动 10 第 (3) 条的归因（2026-09-28）</w:t>
-      </w:r>
-    </w:p>
-    <w:p>
-      <w:pPr>
-        <w:rPr>
-          <w:rFonts w:hint="eastAsia"/>
-        </w:rPr>
-      </w:pPr>
-    </w:p>
-    <w:p>
-      <w:pPr>
-        <w:rPr>
-          <w:rFonts w:hint="eastAsia"/>
-        </w:rPr>
-      </w:pPr>
-      <w:r>
-        <w:rPr>
-          <w:rFonts w:hint="eastAsia"/>
-        </w:rPr>
-        <w:t xml:space="preserve">改动 10 第 (3) 条把掉点归因于「① 把 cos(n,a) 从 -0.7 拉到 -0.2，|t_a−t_n| 缩 17%，</w:t>
-      </w:r>
-    </w:p>
-    <w:p>
-      <w:pPr>
-        <w:rPr>
-          <w:rFonts w:hint="eastAsia"/>
-        </w:rPr>
-      </w:pPr>
-      <w:r>
-        <w:rPr>
-          <w:rFonts w:hint="eastAsia"/>
-        </w:rPr>
-        <w:t xml:space="preserve">amap 量程缩 16%，所以信号幅度小了」。**这个归因是错的，本条更正。**</w:t>
-      </w:r>
-    </w:p>
-    <w:p>
-      <w:pPr>
-        <w:rPr>
-          <w:rFonts w:hint="eastAsia"/>
-        </w:rPr>
-      </w:pPr>
-    </w:p>
-    <w:p>
-      <w:pPr>
-        <w:rPr>
-          <w:rFonts w:hint="eastAsia"/>
-        </w:rPr>
-      </w:pPr>
-      <w:r>
-        <w:rPr>
-          <w:rFonts w:hint="eastAsia"/>
-        </w:rPr>
-        <w:t xml:space="preserve">（1）错在哪</w:t>
+        <w:t>改动 11：更正改动 10 第 (3) 条的归因（2026-09-28）</w:t>
+      </w:r>
+    </w:p>
+    <w:p>
+      <w:pPr>
+        <w:rPr>
+          <w:rFonts w:hint="eastAsia"/>
+        </w:rPr>
+      </w:pPr>
+    </w:p>
+    <w:p>
+      <w:pPr>
+        <w:rPr>
+          <w:rFonts w:hint="eastAsia"/>
+        </w:rPr>
+      </w:pPr>
+      <w:r>
+        <w:rPr>
+          <w:rFonts w:hint="eastAsia"/>
+        </w:rPr>
+        <w:t>改动 10 第 (3) 条把掉点归因于「① 把 cos(n,a) 从 -0.7 拉到 -0.2，|t_a−t_n| 缩 17%，</w:t>
+      </w:r>
+    </w:p>
+    <w:p>
+      <w:pPr>
+        <w:rPr>
+          <w:rFonts w:hint="eastAsia"/>
+        </w:rPr>
+      </w:pPr>
+      <w:r>
+        <w:rPr>
+          <w:rFonts w:hint="eastAsia"/>
+        </w:rPr>
+        <w:t>amap 量程缩 16%，所以信号幅度小了」。**这个归因是错的，本条更正。**</w:t>
+      </w:r>
+    </w:p>
+    <w:p>
+      <w:pPr>
+        <w:rPr>
+          <w:rFonts w:hint="eastAsia"/>
+        </w:rPr>
+      </w:pPr>
+    </w:p>
+    <w:p>
+      <w:pPr>
+        <w:rPr>
+          <w:rFonts w:hint="eastAsia"/>
+        </w:rPr>
+      </w:pPr>
+      <w:r>
+        <w:rPr>
+          <w:rFonts w:hint="eastAsia"/>
+        </w:rPr>
+        <w:t>（1）错在哪</w:t>
       </w:r>
     </w:p>
     <w:p>
@@ -8461,26 +8841,27 @@
         <w:rPr>
           <w:rFonts w:hint="eastAsia"/>
         </w:rPr>
-        <w:t xml:space="preserve">（2）真正的原因：每一层单独的定位能力垮了</w:t>
-      </w:r>
-    </w:p>
-    <w:p>
-      <w:pPr>
-        <w:rPr>
-          <w:rFonts w:hint="eastAsia"/>
-        </w:rPr>
-      </w:pPr>
-    </w:p>
-    <w:p>
-      <w:pPr>
-        <w:rPr>
-          <w:rFonts w:hint="eastAsia"/>
-        </w:rPr>
-      </w:pPr>
-      <w:r>
-        <w:rPr>
-          <w:rFonts w:hint="eastAsia"/>
-        </w:rPr>
+        <w:t>（2）真正的原因：每一层单独的定位能力垮了</w:t>
+      </w:r>
+    </w:p>
+    <w:p>
+      <w:pPr>
+        <w:rPr>
+          <w:rFonts w:hint="eastAsia"/>
+        </w:rPr>
+      </w:pPr>
+    </w:p>
+    <w:p>
+      <w:pPr>
+        <w:rPr>
+          <w:rFonts w:hint="eastAsia"/>
+        </w:rPr>
+      </w:pPr>
+      <w:r>
+        <w:rPr>
+          <w:rFonts w:hint="eastAsia"/>
+        </w:rPr>
+        <w:lastRenderedPageBreak/>
         <w:t xml:space="preserve">  把三层拆开各自评（375 张 test，14×14，thymoma_local.pt / thymoma_div1.pt / thymoma_fix1.pt）：</w:t>
       </w:r>
     </w:p>
@@ -8704,7 +9085,7 @@
         <w:rPr>
           <w:rFonts w:hint="eastAsia"/>
         </w:rPr>
-        <w:t xml:space="preserve">（3）① 的作用（seed0 单点，不宜当结论）</w:t>
+        <w:t>（3）① 的作用（seed0 单点，不宜当结论）</w:t>
       </w:r>
     </w:p>
     <w:p>
@@ -8783,7 +9164,7 @@
         <w:rPr>
           <w:rFonts w:hint="eastAsia"/>
         </w:rPr>
-        <w:t xml:space="preserve">（4）对下一步的影响</w:t>
+        <w:t>（4）对下一步的影响</w:t>
       </w:r>
     </w:p>
     <w:p>
@@ -8934,6 +9315,7 @@
         <w:rPr>
           <w:rFonts w:hint="eastAsia"/>
         </w:rPr>
+        <w:lastRenderedPageBreak/>
         <w:t xml:space="preserve">     可能直接拿回一部分损失。值得先试这个 —— 不用重训模型主干。</w:t>
       </w:r>
     </w:p>
@@ -8947,27 +9329,27 @@
         <w:rPr>
           <w:rFonts w:hint="eastAsia"/>
         </w:rPr>
-        <w:t xml:space="preserve">改动 12：逐层定位损失（改动 11 的修正 a）——代码改动与设计影响（2026-09-28）</w:t>
-      </w:r>
-    </w:p>
-    <w:p>
-      <w:pPr>
-        <w:rPr>
-          <w:rFonts w:hint="eastAsia"/>
-        </w:rPr>
-      </w:pPr>
-    </w:p>
-    <w:p>
-      <w:pPr>
-        <w:rPr>
-          <w:rFonts w:hint="eastAsia"/>
-        </w:rPr>
-      </w:pPr>
-      <w:r>
-        <w:rPr>
-          <w:rFonts w:hint="eastAsia"/>
-        </w:rPr>
-        <w:t xml:space="preserve">（1）改了什么代码</w:t>
+        <w:t>改动 12：逐层定位损失（改动 11 的修正 a）——代码改动与设计影响（2026-09-28）</w:t>
+      </w:r>
+    </w:p>
+    <w:p>
+      <w:pPr>
+        <w:rPr>
+          <w:rFonts w:hint="eastAsia"/>
+        </w:rPr>
+      </w:pPr>
+    </w:p>
+    <w:p>
+      <w:pPr>
+        <w:rPr>
+          <w:rFonts w:hint="eastAsia"/>
+        </w:rPr>
+      </w:pPr>
+      <w:r>
+        <w:rPr>
+          <w:rFonts w:hint="eastAsia"/>
+        </w:rPr>
+        <w:t>（1）改了什么代码</w:t>
       </w:r>
     </w:p>
     <w:p>
@@ -9164,7 +9546,7 @@
         <w:rPr>
           <w:rFonts w:hint="eastAsia"/>
         </w:rPr>
-        <w:t xml:space="preserve">（2）这个改动相当于改了什么 —— 以及和框架的关系</w:t>
+        <w:t>（2）这个改动相当于改了什么 —— 以及和框架的关系</w:t>
       </w:r>
     </w:p>
     <w:p>
@@ -9362,7 +9744,14 @@
         <w:rPr>
           <w:rFonts w:hint="eastAsia"/>
         </w:rPr>
-        <w:t xml:space="preserve">  **我们没有属性级标注。** 唯一的监督信号是病灶 mask，它是**属性无关**的（只有一个</w:t>
+        <w:t xml:space="preserve">  **我们没有属性级标注。** 唯一的监督信号是病灶 mask，它是**属性无关**的（只有一</w:t>
+      </w:r>
+      <w:r>
+        <w:rPr>
+          <w:rFonts w:hint="eastAsia"/>
+        </w:rPr>
+        <w:lastRenderedPageBreak/>
+        <w:t>个</w:t>
       </w:r>
     </w:p>
     <w:p>
@@ -9644,7 +10033,7 @@
         <w:rPr>
           <w:rFonts w:hint="eastAsia"/>
         </w:rPr>
-        <w:t xml:space="preserve">（3）本跑的命令</w:t>
+        <w:t>（3）本跑的命令</w:t>
       </w:r>
     </w:p>
     <w:p>
@@ -9736,60 +10125,61 @@
         <w:rPr>
           <w:rFonts w:hint="eastAsia"/>
         </w:rPr>
-        <w:t xml:space="preserve">改动 13：逐层定位损失（修正 a）实测结果 —— 权衡是零和的（2026-09-28）</w:t>
-      </w:r>
-    </w:p>
-    <w:p>
-      <w:pPr>
-        <w:rPr>
-          <w:rFonts w:hint="eastAsia"/>
-        </w:rPr>
-      </w:pPr>
-    </w:p>
-    <w:p>
-      <w:pPr>
-        <w:rPr>
-          <w:rFonts w:hint="eastAsia"/>
-        </w:rPr>
-      </w:pPr>
-      <w:r>
-        <w:rPr>
-          <w:rFonts w:hint="eastAsia"/>
-        </w:rPr>
-        <w:t xml:space="preserve">改动 12 那个改动跑完 seed0：融合 Dice 0.6182，和 ①+② 的 0.6180 几乎一模一样。</w:t>
-      </w:r>
-    </w:p>
-    <w:p>
-      <w:pPr>
-        <w:rPr>
-          <w:rFonts w:hint="eastAsia"/>
-        </w:rPr>
-      </w:pPr>
-      <w:r>
-        <w:rPr>
-          <w:rFonts w:hint="eastAsia"/>
-        </w:rPr>
-        <w:t xml:space="preserve">拆层看才看清发生了什么。</w:t>
-      </w:r>
-    </w:p>
-    <w:p>
-      <w:pPr>
-        <w:rPr>
-          <w:rFonts w:hint="eastAsia"/>
-        </w:rPr>
-      </w:pPr>
-    </w:p>
-    <w:p>
-      <w:pPr>
-        <w:rPr>
-          <w:rFonts w:hint="eastAsia"/>
-        </w:rPr>
-      </w:pPr>
-      <w:r>
-        <w:rPr>
-          <w:rFonts w:hint="eastAsia"/>
-        </w:rPr>
-        <w:t xml:space="preserve">（1）逐层结果（test 375 张，14×14；融合一列用三层等权平均，便于分解集成增益）</w:t>
+        <w:t>改动 13：逐层定位损失（修正 a）实测结果 —— 权衡是零和的（2026-09-28）</w:t>
+      </w:r>
+    </w:p>
+    <w:p>
+      <w:pPr>
+        <w:rPr>
+          <w:rFonts w:hint="eastAsia"/>
+        </w:rPr>
+      </w:pPr>
+    </w:p>
+    <w:p>
+      <w:pPr>
+        <w:rPr>
+          <w:rFonts w:hint="eastAsia"/>
+        </w:rPr>
+      </w:pPr>
+      <w:r>
+        <w:rPr>
+          <w:rFonts w:hint="eastAsia"/>
+        </w:rPr>
+        <w:t>改动 12 那个改动跑完 seed0：融合 Dice 0.6182，和 ①+② 的 0.6180 几乎一模一样。</w:t>
+      </w:r>
+    </w:p>
+    <w:p>
+      <w:pPr>
+        <w:rPr>
+          <w:rFonts w:hint="eastAsia"/>
+        </w:rPr>
+      </w:pPr>
+      <w:r>
+        <w:rPr>
+          <w:rFonts w:hint="eastAsia"/>
+        </w:rPr>
+        <w:t>拆层看才看清发生了什么。</w:t>
+      </w:r>
+    </w:p>
+    <w:p>
+      <w:pPr>
+        <w:rPr>
+          <w:rFonts w:hint="eastAsia"/>
+        </w:rPr>
+      </w:pPr>
+    </w:p>
+    <w:p>
+      <w:pPr>
+        <w:rPr>
+          <w:rFonts w:hint="eastAsia"/>
+        </w:rPr>
+      </w:pPr>
+      <w:r>
+        <w:rPr>
+          <w:rFonts w:hint="eastAsia"/>
+        </w:rPr>
+        <w:lastRenderedPageBreak/>
+        <w:t>（1）逐层结果（test 375 张，14×14；融合一列用三层等权平均，便于分解集成增益）</w:t>
       </w:r>
     </w:p>
     <w:p>
@@ -9973,7 +10363,7 @@
         <w:rPr>
           <w:rFonts w:hint="eastAsia"/>
         </w:rPr>
-        <w:t xml:space="preserve">（2）机制上的关键发现：图的分歧和锚点的分歧**解耦**了</w:t>
+        <w:t>（2）机制上的关键发现：图的分歧和锚点的分歧**解耦**了</w:t>
       </w:r>
     </w:p>
     <w:p>
@@ -10144,7 +10534,7 @@
         <w:rPr>
           <w:rFonts w:hint="eastAsia"/>
         </w:rPr>
-        <w:t xml:space="preserve">（3）结论：框架的"多属性"前提在这条线上无法实现</w:t>
+        <w:t>（3）结论：框架的"多属性"前提在这条线上无法实现</w:t>
       </w:r>
     </w:p>
     <w:p>
@@ -10262,6 +10652,7 @@
         <w:rPr>
           <w:rFonts w:hint="eastAsia"/>
         </w:rPr>
+        <w:lastRenderedPageBreak/>
         <w:t xml:space="preserve">    - "不同"只能靠②在文本侧硬推 → 单层变差。</w:t>
       </w:r>
     </w:p>
@@ -10308,7 +10699,7 @@
         <w:rPr>
           <w:rFonts w:hint="eastAsia"/>
         </w:rPr>
-        <w:t xml:space="preserve">（4）下一步的两个选项</w:t>
+        <w:t>（4）下一步的两个选项</w:t>
       </w:r>
     </w:p>
     <w:p>
@@ -10446,7 +10837,7 @@
         <w:rPr>
           <w:rFonts w:hint="eastAsia"/>
         </w:rPr>
-        <w:t xml:space="preserve">（5）存档口径</w:t>
+        <w:t>（5）存档口径</w:t>
       </w:r>
     </w:p>
     <w:p>
@@ -10492,60 +10883,60 @@
         <w:rPr>
           <w:rFonts w:hint="eastAsia"/>
         </w:rPr>
-        <w:t xml:space="preserve">改动 14：提示词几何实验 —— 短名词短语版 + 分层版（6层）（2026-09-28）</w:t>
-      </w:r>
-    </w:p>
-    <w:p>
-      <w:pPr>
-        <w:rPr>
-          <w:rFonts w:hint="eastAsia"/>
-        </w:rPr>
-      </w:pPr>
-    </w:p>
-    <w:p>
-      <w:pPr>
-        <w:rPr>
-          <w:rFonts w:hint="eastAsia"/>
-        </w:rPr>
-      </w:pPr>
-      <w:r>
-        <w:rPr>
-          <w:rFonts w:hint="eastAsia"/>
-        </w:rPr>
-        <w:t xml:space="preserve">起因：外部建议稿提出按 global / attribute(4个属性) / lesion 三个层级重写提示词。我们的框架</w:t>
-      </w:r>
-    </w:p>
-    <w:p>
-      <w:pPr>
-        <w:rPr>
-          <w:rFonts w:hint="eastAsia"/>
-        </w:rPr>
-      </w:pPr>
-      <w:r>
-        <w:rPr>
-          <w:rFonts w:hint="eastAsia"/>
-        </w:rPr>
-        <w:t xml:space="preserve">是 N 层通用（层数由 prompts.levels 决定、融合权重按层数建），所以先量几何再决定怎么装。</w:t>
-      </w:r>
-    </w:p>
-    <w:p>
-      <w:pPr>
-        <w:rPr>
-          <w:rFonts w:hint="eastAsia"/>
-        </w:rPr>
-      </w:pPr>
-    </w:p>
-    <w:p>
-      <w:pPr>
-        <w:rPr>
-          <w:rFonts w:hint="eastAsia"/>
-        </w:rPr>
-      </w:pPr>
-      <w:r>
-        <w:rPr>
-          <w:rFonts w:hint="eastAsia"/>
-        </w:rPr>
-        <w:t xml:space="preserve">（1）先量几何：这份设计该怎么装</w:t>
+        <w:t>改动 14：提示词几何实验 —— 短名词短语版 + 分层版（6层）（2026-09-28）</w:t>
+      </w:r>
+    </w:p>
+    <w:p>
+      <w:pPr>
+        <w:rPr>
+          <w:rFonts w:hint="eastAsia"/>
+        </w:rPr>
+      </w:pPr>
+    </w:p>
+    <w:p>
+      <w:pPr>
+        <w:rPr>
+          <w:rFonts w:hint="eastAsia"/>
+        </w:rPr>
+      </w:pPr>
+      <w:r>
+        <w:rPr>
+          <w:rFonts w:hint="eastAsia"/>
+        </w:rPr>
+        <w:t>起因：外部建议稿提出按 global / attribute(4个属性) / lesion 三个层级重写提示词。我们的框架</w:t>
+      </w:r>
+    </w:p>
+    <w:p>
+      <w:pPr>
+        <w:rPr>
+          <w:rFonts w:hint="eastAsia"/>
+        </w:rPr>
+      </w:pPr>
+      <w:r>
+        <w:rPr>
+          <w:rFonts w:hint="eastAsia"/>
+        </w:rPr>
+        <w:t>是 N 层通用（层数由 prompts.levels 决定、融合权重按层数建），所以先量几何再决定怎么装。</w:t>
+      </w:r>
+    </w:p>
+    <w:p>
+      <w:pPr>
+        <w:rPr>
+          <w:rFonts w:hint="eastAsia"/>
+        </w:rPr>
+      </w:pPr>
+    </w:p>
+    <w:p>
+      <w:pPr>
+        <w:rPr>
+          <w:rFonts w:hint="eastAsia"/>
+        </w:rPr>
+      </w:pPr>
+      <w:r>
+        <w:rPr>
+          <w:rFonts w:hint="eastAsia"/>
+        </w:rPr>
+        <w:t>（1）先量几何：这份设计该怎么装</w:t>
       </w:r>
     </w:p>
     <w:p>
@@ -10624,6 +11015,7 @@
         <w:rPr>
           <w:rFonts w:hint="eastAsia"/>
         </w:rPr>
+        <w:lastRenderedPageBreak/>
         <w:t xml:space="preserve">    把 4 个属性**平均成一层**（即三层装法）→ 三层 cos(d) 均值 +0.479</w:t>
       </w:r>
     </w:p>
@@ -10716,7 +11108,7 @@
         <w:rPr>
           <w:rFonts w:hint="eastAsia"/>
         </w:rPr>
-        <w:t xml:space="preserve">（2）短名词短语版（3层，只开①，关②）</w:t>
+        <w:t>（2）短名词短语版（3层，只开①，关②）</w:t>
       </w:r>
     </w:p>
     <w:p>
@@ -10919,7 +11311,7 @@
         <w:rPr>
           <w:rFonts w:hint="eastAsia"/>
         </w:rPr>
-        <w:t xml:space="preserve">（3）分层版（6层，只开①）</w:t>
+        <w:t>（3）分层版（6层，只开①）</w:t>
       </w:r>
     </w:p>
     <w:p>
@@ -11011,7 +11403,7 @@
         <w:rPr>
           <w:rFonts w:hint="eastAsia"/>
         </w:rPr>
-        <w:t xml:space="preserve">（4）本轮最重要的发现：提示词的几何会被训练抹平</w:t>
+        <w:t>（4）本轮最重要的发现：提示词的几何会被训练抹平</w:t>
       </w:r>
     </w:p>
     <w:p>
@@ -11070,6 +11462,7 @@
         <w:rPr>
           <w:rFonts w:hint="eastAsia"/>
         </w:rPr>
+        <w:lastRenderedPageBreak/>
         <w:t xml:space="preserve">    ①+②              +0.230  →  +0.371</w:t>
       </w:r>
     </w:p>
@@ -11188,7 +11581,7 @@
         <w:rPr>
           <w:rFonts w:hint="eastAsia"/>
         </w:rPr>
-        <w:t xml:space="preserve">（5）新失效模式：凸融合只能降权、不能反向</w:t>
+        <w:t>（5）新失效模式：凸融合只能降权、不能反向</w:t>
       </w:r>
     </w:p>
     <w:p>
@@ -11339,7 +11732,7 @@
         <w:rPr>
           <w:rFonts w:hint="eastAsia"/>
         </w:rPr>
-        <w:t xml:space="preserve">（6）三种子对照汇总（融合 Dice 均值）</w:t>
+        <w:t>（6）三种子对照汇总（融合 Dice 均值）</w:t>
       </w:r>
     </w:p>
     <w:p>
@@ -11444,7 +11837,7 @@
         <w:rPr>
           <w:rFonts w:hint="eastAsia"/>
         </w:rPr>
-        <w:t xml:space="preserve">（7）代码改动</w:t>
+        <w:t>（7）代码改动</w:t>
       </w:r>
     </w:p>
     <w:p>
@@ -11490,6 +11883,7 @@
         <w:rPr>
           <w:rFonts w:hint="eastAsia"/>
         </w:rPr>
+        <w:lastRenderedPageBreak/>
         <w:t xml:space="preserve">  cfg.levels 改为跟随 anchors.levels（model 按 len(cfg.levels) 建融合权重，层数对不上会</w:t>
       </w:r>
     </w:p>
@@ -11523,7 +11917,7 @@
         <w:rPr>
           <w:rFonts w:hint="eastAsia"/>
         </w:rPr>
-        <w:t xml:space="preserve">（8）新增产物</w:t>
+        <w:t>（8）新增产物</w:t>
       </w:r>
     </w:p>
     <w:p>
@@ -11582,60 +11976,60 @@
         <w:rPr>
           <w:rFonts w:hint="eastAsia"/>
         </w:rPr>
-        <w:t xml:space="preserve">改动 15：分层设计原版（3 层）实测 —— L2 属性层是全场最强单层（2026-09-28）</w:t>
-      </w:r>
-    </w:p>
-    <w:p>
-      <w:pPr>
-        <w:rPr>
-          <w:rFonts w:hint="eastAsia"/>
-        </w:rPr>
-      </w:pPr>
-    </w:p>
-    <w:p>
-      <w:pPr>
-        <w:rPr>
-          <w:rFonts w:hint="eastAsia"/>
-        </w:rPr>
-      </w:pPr>
-      <w:r>
-        <w:rPr>
-          <w:rFonts w:hint="eastAsia"/>
-        </w:rPr>
-        <w:t xml:space="preserve">起因：改动 14 里我把建议稿的 L2（4 个属性）**误拆成了 4 层**跑成 6 层版。原设计是 4 个</w:t>
-      </w:r>
-    </w:p>
-    <w:p>
-      <w:pPr>
-        <w:rPr>
-          <w:rFonts w:hint="eastAsia"/>
-        </w:rPr>
-      </w:pPr>
-      <w:r>
-        <w:rPr>
-          <w:rFonts w:hint="eastAsia"/>
-        </w:rPr>
-        <w:t xml:space="preserve">属性**同属 L2**、作为一层的多条提示词（框架内 _mean_embed 池化）。本改动按原样重跑。</w:t>
-      </w:r>
-    </w:p>
-    <w:p>
-      <w:pPr>
-        <w:rPr>
-          <w:rFonts w:hint="eastAsia"/>
-        </w:rPr>
-      </w:pPr>
-    </w:p>
-    <w:p>
-      <w:pPr>
-        <w:rPr>
-          <w:rFonts w:hint="eastAsia"/>
-        </w:rPr>
-      </w:pPr>
-      <w:r>
-        <w:rPr>
-          <w:rFonts w:hint="eastAsia"/>
-        </w:rPr>
-        <w:t xml:space="preserve">（1）这份设计（严格对齐建议稿）</w:t>
+        <w:t>改动 15：分层设计原版（3 层）实测 —— L2 属性层是全场最强单层（2026-09-28）</w:t>
+      </w:r>
+    </w:p>
+    <w:p>
+      <w:pPr>
+        <w:rPr>
+          <w:rFonts w:hint="eastAsia"/>
+        </w:rPr>
+      </w:pPr>
+    </w:p>
+    <w:p>
+      <w:pPr>
+        <w:rPr>
+          <w:rFonts w:hint="eastAsia"/>
+        </w:rPr>
+      </w:pPr>
+      <w:r>
+        <w:rPr>
+          <w:rFonts w:hint="eastAsia"/>
+        </w:rPr>
+        <w:t>起因：改动 14 里我把建议稿的 L2（4 个属性）**误拆成了 4 层**跑成 6 层版。原设计是 4 个</w:t>
+      </w:r>
+    </w:p>
+    <w:p>
+      <w:pPr>
+        <w:rPr>
+          <w:rFonts w:hint="eastAsia"/>
+        </w:rPr>
+      </w:pPr>
+      <w:r>
+        <w:rPr>
+          <w:rFonts w:hint="eastAsia"/>
+        </w:rPr>
+        <w:t>属性**同属 L2**、作为一层的多条提示词（框架内 _mean_embed 池化）。本改动按原样重跑。</w:t>
+      </w:r>
+    </w:p>
+    <w:p>
+      <w:pPr>
+        <w:rPr>
+          <w:rFonts w:hint="eastAsia"/>
+        </w:rPr>
+      </w:pPr>
+    </w:p>
+    <w:p>
+      <w:pPr>
+        <w:rPr>
+          <w:rFonts w:hint="eastAsia"/>
+        </w:rPr>
+      </w:pPr>
+      <w:r>
+        <w:rPr>
+          <w:rFonts w:hint="eastAsia"/>
+        </w:rPr>
+        <w:t>（1）这份设计（严格对齐建议稿）</w:t>
       </w:r>
     </w:p>
     <w:p>
@@ -11734,7 +12128,7 @@
         <w:rPr>
           <w:rFonts w:hint="eastAsia"/>
         </w:rPr>
-        <w:t xml:space="preserve">（2）三种子结果</w:t>
+        <w:t>（2）三种子结果</w:t>
       </w:r>
     </w:p>
     <w:p>
@@ -11892,7 +12286,7 @@
         <w:rPr>
           <w:rFonts w:hint="eastAsia"/>
         </w:rPr>
-        <w:t xml:space="preserve">（3）丢弃弱层能救回来（同一 ckpt，只换参与融合的层）</w:t>
+        <w:t>（3）丢弃弱层能救回来（同一 ckpt，只换参与融合的层）</w:t>
       </w:r>
     </w:p>
     <w:p>
@@ -11938,6 +12332,7 @@
         <w:rPr>
           <w:rFonts w:hint="eastAsia"/>
         </w:rPr>
+        <w:lastRenderedPageBreak/>
         <w:t xml:space="preserve">  **只留 L2   0.6291  0.6270  0.6234  0.6265**</w:t>
       </w:r>
     </w:p>
@@ -12056,7 +12451,7 @@
         <w:rPr>
           <w:rFonts w:hint="eastAsia"/>
         </w:rPr>
-        <w:t xml:space="preserve">（4）为什么基线融合涨、这份融合跌 —— 本次最干净的一条经验</w:t>
+        <w:t>（4）为什么基线融合涨、这份融合跌 —— 本次最干净的一条经验</w:t>
       </w:r>
     </w:p>
     <w:p>
@@ -12129,7 +12524,7 @@
         <w:rPr>
           <w:rFonts w:hint="eastAsia"/>
         </w:rPr>
-        <w:t xml:space="preserve">（5）融合权重学不会丢弱层</w:t>
+        <w:t>（5）融合权重学不会丢弱层</w:t>
       </w:r>
     </w:p>
     <w:p>
@@ -12195,7 +12590,7 @@
         <w:rPr>
           <w:rFonts w:hint="eastAsia"/>
         </w:rPr>
-        <w:t xml:space="preserve">（6）三层分歧又一次被训练抹平</w:t>
+        <w:t>（6）三层分歧又一次被训练抹平</w:t>
       </w:r>
     </w:p>
     <w:p>
@@ -12261,7 +12656,7 @@
         <w:rPr>
           <w:rFonts w:hint="eastAsia"/>
         </w:rPr>
-        <w:t xml:space="preserve">（7）净值与建议</w:t>
+        <w:t>（7）净值与建议</w:t>
       </w:r>
     </w:p>
     <w:p>
@@ -12373,7 +12768,7 @@
         <w:rPr>
           <w:rFonts w:hint="eastAsia"/>
         </w:rPr>
-        <w:t xml:space="preserve">（8）新增产物</w:t>
+        <w:t>（8）新增产物</w:t>
       </w:r>
     </w:p>
     <w:p>
@@ -12432,27 +12827,27 @@
         <w:rPr>
           <w:rFonts w:hint="eastAsia"/>
         </w:rPr>
-        <w:t xml:space="preserve">改动 16：L2+L3 合并实测（负结果）+ 残差 Adapter 自查（2026-09-28）</w:t>
-      </w:r>
-    </w:p>
-    <w:p>
-      <w:pPr>
-        <w:rPr>
-          <w:rFonts w:hint="eastAsia"/>
-        </w:rPr>
-      </w:pPr>
-    </w:p>
-    <w:p>
-      <w:pPr>
-        <w:rPr>
-          <w:rFonts w:hint="eastAsia"/>
-        </w:rPr>
-      </w:pPr>
-      <w:r>
-        <w:rPr>
-          <w:rFonts w:hint="eastAsia"/>
-        </w:rPr>
-        <w:t xml:space="preserve">（1）合并 L2+L3 的效果：变差</w:t>
+        <w:t>改动 16：L2+L3 合并实测（负结果）+ 残差 Adapter 自查（2026-09-28）</w:t>
+      </w:r>
+    </w:p>
+    <w:p>
+      <w:pPr>
+        <w:rPr>
+          <w:rFonts w:hint="eastAsia"/>
+        </w:rPr>
+      </w:pPr>
+    </w:p>
+    <w:p>
+      <w:pPr>
+        <w:rPr>
+          <w:rFonts w:hint="eastAsia"/>
+        </w:rPr>
+      </w:pPr>
+      <w:r>
+        <w:rPr>
+          <w:rFonts w:hint="eastAsia"/>
+        </w:rPr>
+        <w:t>（1）合并 L2+L3 的效果：变差</w:t>
       </w:r>
     </w:p>
     <w:p>
@@ -12787,6 +13182,7 @@
         <w:rPr>
           <w:rFonts w:hint="eastAsia"/>
         </w:rPr>
+        <w:lastRenderedPageBreak/>
         <w:t xml:space="preserve">  结论：**这份设计的价值只在 L2 那 4 条属性本身**（0.6265，全场最强单层）。任何把 L3 掺</w:t>
       </w:r>
     </w:p>
@@ -12918,7 +13314,7 @@
         <w:rPr>
           <w:rFonts w:hint="eastAsia"/>
         </w:rPr>
-        <w:t xml:space="preserve">（2）残差 Adapter 自查：它已经不是"小的参数调整"了</w:t>
+        <w:t>（2）残差 Adapter 自查：它已经不是"小的参数调整"了</w:t>
       </w:r>
     </w:p>
     <w:p>
@@ -13220,6 +13616,7 @@
         <w:rPr>
           <w:rFonts w:hint="eastAsia"/>
         </w:rPr>
+        <w:lastRenderedPageBreak/>
         <w:t xml:space="preserve">     λ_t 停在文档建议的 0.05~0.10 区间内，但那是**乘数小、不是改变小**，被乘的数自己涨了</w:t>
       </w:r>
     </w:p>
@@ -13371,7 +13768,7 @@
         <w:rPr>
           <w:rFonts w:hint="eastAsia"/>
         </w:rPr>
-        <w:t xml:space="preserve">（3）新增产物</w:t>
+        <w:t>（3）新增产物</w:t>
       </w:r>
     </w:p>
     <w:p>
@@ -13430,27 +13827,27 @@
         <w:rPr>
           <w:rFonts w:hint="eastAsia"/>
         </w:rPr>
-        <w:t xml:space="preserve">改动 17：层内适配器 × 小样本 四组对照实测（2026-09-29，RTX 4090D）</w:t>
-      </w:r>
-    </w:p>
-    <w:p>
-      <w:pPr>
-        <w:rPr>
-          <w:rFonts w:hint="eastAsia"/>
-        </w:rPr>
-      </w:pPr>
-    </w:p>
-    <w:p>
-      <w:pPr>
-        <w:rPr>
-          <w:rFonts w:hint="eastAsia"/>
-        </w:rPr>
-      </w:pPr>
-      <w:r>
-        <w:rPr>
-          <w:rFonts w:hint="eastAsia"/>
-        </w:rPr>
-        <w:t xml:space="preserve">（0）换机器说明</w:t>
+        <w:t>改动 17：层内适配器 × 小样本 四组对照实测（2026-09-29，RTX 4090D）</w:t>
+      </w:r>
+    </w:p>
+    <w:p>
+      <w:pPr>
+        <w:rPr>
+          <w:rFonts w:hint="eastAsia"/>
+        </w:rPr>
+      </w:pPr>
+    </w:p>
+    <w:p>
+      <w:pPr>
+        <w:rPr>
+          <w:rFonts w:hint="eastAsia"/>
+        </w:rPr>
+      </w:pPr>
+      <w:r>
+        <w:rPr>
+          <w:rFonts w:hint="eastAsia"/>
+        </w:rPr>
+        <w:t>（0）换机器说明</w:t>
       </w:r>
     </w:p>
     <w:p>
@@ -13542,7 +13939,7 @@
         <w:rPr>
           <w:rFonts w:hint="eastAsia"/>
         </w:rPr>
-        <w:t xml:space="preserve">（1）目的：用实测回答改动 16 那句"问题不在插在哪"</w:t>
+        <w:t>（1）目的：用实测回答改动 16 那句"问题不在插在哪"</w:t>
       </w:r>
     </w:p>
     <w:p>
@@ -13660,6 +14057,7 @@
         <w:rPr>
           <w:rFonts w:hint="eastAsia"/>
         </w:rPr>
+        <w:lastRenderedPageBreak/>
         <w:t xml:space="preserve">    输出端 adapter：改动 7~16 那版，132,740 = 132,737 + 3</w:t>
       </w:r>
     </w:p>
@@ -13752,7 +14150,7 @@
         <w:rPr>
           <w:rFonts w:hint="eastAsia"/>
         </w:rPr>
-        <w:t xml:space="preserve">（2）四组对照（提示词=sentence，2700 优化步，3 种子，test 375 张）</w:t>
+        <w:t>（2）四组对照（提示词=sentence，2700 优化步，3 种子，test 375 张）</w:t>
       </w:r>
     </w:p>
     <w:p>
@@ -13844,7 +14242,7 @@
         <w:rPr>
           <w:rFonts w:hint="eastAsia"/>
         </w:rPr>
-        <w:t xml:space="preserve">（3）三条结论</w:t>
+        <w:t>（3）三条结论</w:t>
       </w:r>
     </w:p>
     <w:p>
@@ -14088,6 +14486,7 @@
         <w:rPr>
           <w:rFonts w:hint="eastAsia"/>
         </w:rPr>
+        <w:lastRenderedPageBreak/>
         <w:t xml:space="preserve">     全监督→K=5：输出端 −0.1368，层内 −0.1394，两者几乎一样 —— 掉的是"样本量"，</w:t>
       </w:r>
     </w:p>
@@ -14160,7 +14559,7 @@
         <w:rPr>
           <w:rFonts w:hint="eastAsia"/>
         </w:rPr>
-        <w:t xml:space="preserve">（4）热力图（heatmaps_fewshot_{output,inlayer}_k{full,5}/，各 6 张，seed0）</w:t>
+        <w:t>（4）热力图（heatmaps_fewshot_{output,inlayer}_k{full,5}/，各 6 张，seed0）</w:t>
       </w:r>
     </w:p>
     <w:p>
@@ -14252,7 +14651,7 @@
         <w:rPr>
           <w:rFonts w:hint="eastAsia"/>
         </w:rPr>
-        <w:t xml:space="preserve">（5）产物</w:t>
+        <w:t>（5）产物</w:t>
       </w:r>
     </w:p>
     <w:p>
@@ -14370,7 +14769,7 @@
         <w:rPr>
           <w:rFonts w:hint="eastAsia"/>
         </w:rPr>
-        <w:t xml:space="preserve">（6）下一步（没做）</w:t>
+        <w:t>（6）下一步（没做）</w:t>
       </w:r>
     </w:p>
     <w:p>
@@ -14442,40 +14841,40 @@
         <w:rPr>
           <w:rFonts w:hint="eastAsia"/>
         </w:rPr>
-        <w:t xml:space="preserve">改动 17 附录：层间 cos(d) 补测（2026-09-29）</w:t>
-      </w:r>
-    </w:p>
-    <w:p>
-      <w:pPr>
-        <w:rPr>
-          <w:rFonts w:hint="eastAsia"/>
-        </w:rPr>
-      </w:pPr>
-    </w:p>
-    <w:p>
-      <w:pPr>
-        <w:rPr>
-          <w:rFonts w:hint="eastAsia"/>
-        </w:rPr>
-      </w:pPr>
-      <w:r>
-        <w:rPr>
-          <w:rFonts w:hint="eastAsia"/>
-        </w:rPr>
-        <w:t xml:space="preserve">改动 17 第 (6) 条标着"没做"的那个量补上了：在四个 seed0 ckpt 上量三个差向量</w:t>
-      </w:r>
-    </w:p>
-    <w:p>
-      <w:pPr>
-        <w:rPr>
-          <w:rFonts w:hint="eastAsia"/>
-        </w:rPr>
-      </w:pPr>
-      <w:r>
-        <w:rPr>
-          <w:rFonts w:hint="eastAsia"/>
-        </w:rPr>
-        <w:t xml:space="preserve">d_l = t_a^l − t_n^l 的两两余弦（脚本 _diag_inlayer_cos.py）。</w:t>
+        <w:t>改动 17 附录：层间 cos(d) 补测（2026-09-29）</w:t>
+      </w:r>
+    </w:p>
+    <w:p>
+      <w:pPr>
+        <w:rPr>
+          <w:rFonts w:hint="eastAsia"/>
+        </w:rPr>
+      </w:pPr>
+    </w:p>
+    <w:p>
+      <w:pPr>
+        <w:rPr>
+          <w:rFonts w:hint="eastAsia"/>
+        </w:rPr>
+      </w:pPr>
+      <w:r>
+        <w:rPr>
+          <w:rFonts w:hint="eastAsia"/>
+        </w:rPr>
+        <w:t>改动 17 第 (6) 条标着"没做"的那个量补上了：在四个 seed0 ckpt 上量三个差向量</w:t>
+      </w:r>
+    </w:p>
+    <w:p>
+      <w:pPr>
+        <w:rPr>
+          <w:rFonts w:hint="eastAsia"/>
+        </w:rPr>
+      </w:pPr>
+      <w:r>
+        <w:rPr>
+          <w:rFonts w:hint="eastAsia"/>
+        </w:rPr>
+        <w:t>d_l = t_a^l − t_n^l 的两两余弦（脚本 _diag_inlayer_cos.py）。</w:t>
       </w:r>
     </w:p>
     <w:p>
@@ -14580,27 +14979,28 @@
         <w:rPr>
           <w:rFonts w:hint="eastAsia"/>
         </w:rPr>
-        <w:t xml:space="preserve">三条：</w:t>
-      </w:r>
-    </w:p>
-    <w:p>
-      <w:pPr>
-        <w:rPr>
-          <w:rFonts w:hint="eastAsia"/>
-        </w:rPr>
-      </w:pPr>
-    </w:p>
-    <w:p>
-      <w:pPr>
-        <w:rPr>
-          <w:rFonts w:hint="eastAsia"/>
-        </w:rPr>
-      </w:pPr>
-      <w:r>
-        <w:rPr>
-          <w:rFonts w:hint="eastAsia"/>
-        </w:rPr>
-        <w:t xml:space="preserve">① 「训练把三层抹平」在层内同样发生，而且更彻底</w:t>
+        <w:lastRenderedPageBreak/>
+        <w:t>三条：</w:t>
+      </w:r>
+    </w:p>
+    <w:p>
+      <w:pPr>
+        <w:rPr>
+          <w:rFonts w:hint="eastAsia"/>
+        </w:rPr>
+      </w:pPr>
+    </w:p>
+    <w:p>
+      <w:pPr>
+        <w:rPr>
+          <w:rFonts w:hint="eastAsia"/>
+        </w:rPr>
+      </w:pPr>
+      <w:r>
+        <w:rPr>
+          <w:rFonts w:hint="eastAsia"/>
+        </w:rPr>
+        <w:t>① 「训练把三层抹平」在层内同样发生，而且更彻底</w:t>
       </w:r>
     </w:p>
     <w:p>
@@ -14666,7 +15066,7 @@
         <w:rPr>
           <w:rFonts w:hint="eastAsia"/>
         </w:rPr>
-        <w:t xml:space="preserve">② 自由度越大抹得越狠，方向与 Dice 一致</w:t>
+        <w:t>② 自由度越大抹得越狠，方向与 Dice 一致</w:t>
       </w:r>
     </w:p>
     <w:p>
@@ -14758,7 +15158,7 @@
         <w:rPr>
           <w:rFonts w:hint="eastAsia"/>
         </w:rPr>
-        <w:t xml:space="preserve">③ 提示词那点几何差异，训练中一分都留不下</w:t>
+        <w:t>③ 提示词那点几何差异，训练中一分都留不下</w:t>
       </w:r>
     </w:p>
     <w:p>
@@ -14824,20 +15224,20 @@
         <w:rPr>
           <w:rFonts w:hint="eastAsia"/>
         </w:rPr>
-        <w:t xml:space="preserve">一句话：**插输出端还是插层内，Dice 上差 0.005~0.008（层内更差），cos(d) 上差 0.03</w:t>
-      </w:r>
-    </w:p>
-    <w:p>
-      <w:pPr>
-        <w:rPr>
-          <w:rFonts w:hint="eastAsia"/>
-        </w:rPr>
-      </w:pPr>
-      <w:r>
-        <w:rPr>
-          <w:rFonts w:hint="eastAsia"/>
-        </w:rPr>
-        <w:t xml:space="preserve">（层内更平行）—— 是同一个病，只是层内的病灶更深。**</w:t>
+        <w:t>一句话：**插输出端还是插层内，Dice 上差 0.005~0.008（层内更差），cos(d) 上差 0.03</w:t>
+      </w:r>
+    </w:p>
+    <w:p>
+      <w:pPr>
+        <w:rPr>
+          <w:rFonts w:hint="eastAsia"/>
+        </w:rPr>
+      </w:pPr>
+      <w:r>
+        <w:rPr>
+          <w:rFonts w:hint="eastAsia"/>
+        </w:rPr>
+        <w:t>（层内更平行）—— 是同一个病，只是层内的病灶更深。**</w:t>
       </w:r>
     </w:p>
     <w:sectPr>
@@ -15549,6 +15949,7 @@
   <w:style w:type="character" w:default="1" w:styleId="a0">
     <w:name w:val="Default Paragraph Font"/>
     <w:uiPriority w:val="1"/>
+    <w:semiHidden/>
     <w:unhideWhenUsed/>
   </w:style>
   <w:style w:type="table" w:default="1" w:styleId="a1">
@@ -15878,7 +16279,7 @@
         <a:sysClr val="windowText" lastClr="000000"/>
       </a:dk1>
       <a:lt1>
-        <a:sysClr val="window" lastClr="CCE8CF"/>
+        <a:sysClr val="window" lastClr="FFFFFF"/>
       </a:lt1>
       <a:dk2>
         <a:srgbClr val="44546A"/>
